--- a/hin/docx/048.content.docx
+++ b/hin/docx/048.content.docx
@@ -150,26 +150,6 @@
           <w:lang w:val="hi_IN" w:bidi="hi_IN"/>
         </w:rPr>
         <w:t>नय</w:t>
-      </w:r>
-      <w:r>
-        <w:rPr>
-          <w:lang w:val="hi_IN" w:bidi="hi_IN"/>
-        </w:rPr>
-      </w:r>
-    </w:p>
-    <w:p>
-      <w:pPr/>
-      <w:r>
-        <w:rPr>
-          <w:lang w:val="hi_IN" w:bidi="hi_IN"/>
-        </w:rPr>
-      </w:r>
-      <w:r>
-        <w:rPr>
-          <w:i/>
-          <w:lang w:val="hi_IN" w:bidi="hi_IN"/>
-        </w:rPr>
-        <w:t>न्याय, न्याय आसन, न्याय कक्ष, न्याय की तराई, न्यायाधीश, न्यायाधीश, न्यायालय और मुकदमे, न्यायियों की अवधि, न्यायियों की पुस्तक, न्यायीकरण, न्यायी ठहराया जाना</w:t>
       </w:r>
       <w:r>
         <w:rPr>

--- a/hin/docx/048.content.docx
+++ b/hin/docx/048.content.docx
@@ -19,7 +19,7 @@
         <w:rPr>
           <w:lang w:val="hi_IN" w:bidi="hi_IN"/>
         </w:rPr>
-        <w:t>Resource: बाइबल कोश (टिंडेल)</w:t>
+        <w:t>Resource: Tyndale Open Bible Dictionary</w:t>
       </w:r>
       <w:r>
         <w:rPr>
@@ -112,7 +112,7 @@
         <w:rPr>
           <w:lang w:val="hi_IN" w:bidi="hi_IN"/>
         </w:rPr>
-        <w:t>बाइबल कोश (टिंडेल)</w:t>
+        <w:t>Tyndale Open Bible Dictionary</w:t>
       </w:r>
     </w:p>
     <w:p>
@@ -1853,19 +1853,7 @@
         <w:rPr>
           <w:lang w:val="hi_IN" w:bidi="hi_IN"/>
         </w:rPr>
-        <w:t xml:space="preserve">एक अधिकारी जिसे </w:t>
-      </w:r>
-      <w:r>
-        <w:rPr>
-          <w:lang w:val="hi_IN" w:bidi="hi_IN"/>
-        </w:rPr>
-        <w:t xml:space="preserve">अदालत </w:t>
-      </w:r>
-      <w:r>
-        <w:rPr>
-          <w:lang w:val="hi_IN" w:bidi="hi_IN"/>
-        </w:rPr>
-        <w:t xml:space="preserve">में लाए गए मामलों का निर्णय करने का अधिकार होता है। न्यायाधीश ने विभिन्न कार्यों का संचालन किया, मुख्य रूप से कानूनी और न्यायिक क्षेत्रों में, लेकिन कभी-कभी राजनीतिक क्षेत्रों में भी। पितृसत्तात्मक काल में जनजातियों के </w:t>
+        <w:t xml:space="preserve">न्यायाधीश एक अधिकारी होता है जिसके पास अदालत में लाए गए मामलों पर फैसला करने का अधिकार होता है। यहाँ, इस शब्द का अर्थ कानूनी अधिकारियों या मजिस्ट्रेट से है। बाइबल में, इस शब्द का मतलब उन अगुवों से भी है जिन्हें परमेश्वर ने इस्राएल का मार्गदर्शन करने और छुटकारा देने के लिए चुना था। इस अर्थ के लिए, न्यायियों की पुस्तक देखें। न्यायाधीश ने विभिन्न कार्यों का संचालन किया, मुख्य रूप से कानूनी और न्यायिक क्षेत्रों में, लेकिन कभी-कभी राजनीतिक क्षेत्रों में भी। पितृसत्तात्मक काल में जनजातियों के </w:t>
       </w:r>
       <w:r>
         <w:rPr>
@@ -4643,7 +4631,7 @@
             <w:color w:val="0000EE"/>
             <w:u w:val="single"/>
           </w:rPr>
-          <w:t>यहो 1:8</w:t>
+          <w:t>न्याय 1:8</w:t>
         </w:r>
       </w:hyperlink>
       <w:r>
@@ -4946,6 +4934,92 @@
         </w:rPr>
         <w:t>बिन्यामीन (</w:t>
       </w:r>
+      <w:hyperlink r:id="rId142">
+        <w:r>
+          <w:rPr>
+            <w:lang w:val="hi_IN" w:bidi="hi_IN"/>
+          </w:rPr>
+          <w:rPr>
+            <w:color w:val="0000EE"/>
+            <w:u w:val="single"/>
+          </w:rPr>
+          <w:t>1:21</w:t>
+        </w:r>
+      </w:hyperlink>
+      <w:r>
+        <w:rPr>
+          <w:lang w:val="hi_IN" w:bidi="hi_IN"/>
+        </w:rPr>
+        <w:t>)</w:t>
+      </w:r>
+    </w:p>
+    <w:p>
+      <w:pPr/>
+      <w:r>
+        <w:rPr>
+          <w:lang w:val="hi_IN" w:bidi="hi_IN"/>
+        </w:rPr>
+      </w:r>
+      <w:r>
+        <w:rPr>
+          <w:lang w:val="hi_IN" w:bidi="hi_IN"/>
+        </w:rPr>
+        <w:t>यरूशलेम यहूदा और बिन्यामीन के बीच की सीमा पर स्थित था। यहूदा ने इस नगर या उपनगर को लिया (</w:t>
+      </w:r>
+      <w:hyperlink r:id="rId141">
+        <w:r>
+          <w:rPr>
+            <w:lang w:val="hi_IN" w:bidi="hi_IN"/>
+          </w:rPr>
+          <w:rPr>
+            <w:color w:val="0000EE"/>
+            <w:u w:val="single"/>
+          </w:rPr>
+          <w:t>न्याय 1:8</w:t>
+        </w:r>
+      </w:hyperlink>
+      <w:r>
+        <w:rPr>
+          <w:lang w:val="hi_IN" w:bidi="hi_IN"/>
+        </w:rPr>
+        <w:t>), लेकिन इसे नियंत्रित करने के लिए बहुत दूर था। बिन्यामीन यबूसियों को पराजित करने के लिए बहुत कमजोर था। केवल दाऊद इसमें सफल हुए (</w:t>
+      </w:r>
+      <w:hyperlink r:id="rId143">
+        <w:r>
+          <w:rPr>
+            <w:lang w:val="hi_IN" w:bidi="hi_IN"/>
+          </w:rPr>
+          <w:rPr>
+            <w:color w:val="0000EE"/>
+            <w:u w:val="single"/>
+          </w:rPr>
+          <w:t>2 शमू 5:6–9</w:t>
+        </w:r>
+      </w:hyperlink>
+      <w:r>
+        <w:rPr>
+          <w:lang w:val="hi_IN" w:bidi="hi_IN"/>
+        </w:rPr>
+        <w:t xml:space="preserve">); उन्होंने इसे यहूदा में शामिल कर लिया (पुष्टि करें </w:t>
+      </w:r>
+      <w:hyperlink r:id="rId128">
+        <w:r>
+          <w:rPr>
+            <w:lang w:val="hi_IN" w:bidi="hi_IN"/>
+          </w:rPr>
+          <w:rPr>
+            <w:color w:val="0000EE"/>
+            <w:u w:val="single"/>
+          </w:rPr>
+          <w:t>यहो 15:63</w:t>
+        </w:r>
+      </w:hyperlink>
+      <w:r>
+        <w:rPr>
+          <w:lang w:val="hi_IN" w:bidi="hi_IN"/>
+        </w:rPr>
+        <w:t>), हालांकि यह मूल रूप से बिन्यामीन को आवंटित किया गया था (</w:t>
+      </w:r>
       <w:hyperlink r:id="rId156">
         <w:r>
           <w:rPr>
@@ -4955,7 +5029,39 @@
             <w:color w:val="0000EE"/>
             <w:u w:val="single"/>
           </w:rPr>
-          <w:t>1:21</w:t>
+          <w:t>यहो 18:28</w:t>
+        </w:r>
+      </w:hyperlink>
+      <w:r>
+        <w:rPr>
+          <w:lang w:val="hi_IN" w:bidi="hi_IN"/>
+        </w:rPr>
+        <w:t>)।</w:t>
+      </w:r>
+    </w:p>
+    <w:p>
+      <w:pPr/>
+      <w:r>
+        <w:rPr>
+          <w:lang w:val="hi_IN" w:bidi="hi_IN"/>
+        </w:rPr>
+      </w:r>
+      <w:r>
+        <w:rPr>
+          <w:lang w:val="hi_IN" w:bidi="hi_IN"/>
+        </w:rPr>
+        <w:t>यूसुफ: एप्रैम और मनश्शे (</w:t>
+      </w:r>
+      <w:hyperlink r:id="rId139">
+        <w:r>
+          <w:rPr>
+            <w:lang w:val="hi_IN" w:bidi="hi_IN"/>
+          </w:rPr>
+          <w:rPr>
+            <w:color w:val="0000EE"/>
+            <w:u w:val="single"/>
+          </w:rPr>
+          <w:t>1:22–29</w:t>
         </w:r>
       </w:hyperlink>
       <w:r>
@@ -4976,61 +5082,7 @@
         <w:rPr>
           <w:lang w:val="hi_IN" w:bidi="hi_IN"/>
         </w:rPr>
-        <w:t>यरूशलेम यहूदा और बिन्यामीन के बीच की सीमा पर स्थित था। यहूदा ने इस नगर या उपनगर को लिया (</w:t>
-      </w:r>
-      <w:hyperlink r:id="rId141">
-        <w:r>
-          <w:rPr>
-            <w:lang w:val="hi_IN" w:bidi="hi_IN"/>
-          </w:rPr>
-          <w:rPr>
-            <w:color w:val="0000EE"/>
-            <w:u w:val="single"/>
-          </w:rPr>
-          <w:t>यहो 1:8</w:t>
-        </w:r>
-      </w:hyperlink>
-      <w:r>
-        <w:rPr>
-          <w:lang w:val="hi_IN" w:bidi="hi_IN"/>
-        </w:rPr>
-        <w:t>), लेकिन इसे नियंत्रित करने के लिए बहुत दूर था। बिन्यामीन यबूसियों को पराजित करने के लिए बहुत कमजोर था। केवल दाऊद इसमें सफल हुए (</w:t>
-      </w:r>
-      <w:hyperlink r:id="rId143">
-        <w:r>
-          <w:rPr>
-            <w:lang w:val="hi_IN" w:bidi="hi_IN"/>
-          </w:rPr>
-          <w:rPr>
-            <w:color w:val="0000EE"/>
-            <w:u w:val="single"/>
-          </w:rPr>
-          <w:t>2 शमू 5:6–9</w:t>
-        </w:r>
-      </w:hyperlink>
-      <w:r>
-        <w:rPr>
-          <w:lang w:val="hi_IN" w:bidi="hi_IN"/>
-        </w:rPr>
-        <w:t xml:space="preserve">); उन्होंने इसे यहूदा में शामिल कर लिया (पुष्टि करें </w:t>
-      </w:r>
-      <w:hyperlink r:id="rId128">
-        <w:r>
-          <w:rPr>
-            <w:lang w:val="hi_IN" w:bidi="hi_IN"/>
-          </w:rPr>
-          <w:rPr>
-            <w:color w:val="0000EE"/>
-            <w:u w:val="single"/>
-          </w:rPr>
-          <w:t>यहो 15:63</w:t>
-        </w:r>
-      </w:hyperlink>
-      <w:r>
-        <w:rPr>
-          <w:lang w:val="hi_IN" w:bidi="hi_IN"/>
-        </w:rPr>
-        <w:t>), हालांकि यह मूल रूप से बिन्यामीन को आवंटित किया गया था (</w:t>
+        <w:t>एप्रैम ने बेतेल को लिया, जो पितृकथाओं से एक महत्वपूर्ण धार्मिक स्थल के रूप में जाना जाता है (</w:t>
       </w:r>
       <w:hyperlink r:id="rId157">
         <w:r>
@@ -5041,7 +5093,261 @@
             <w:color w:val="0000EE"/>
             <w:u w:val="single"/>
           </w:rPr>
-          <w:t>यहो 18:28</w:t>
+          <w:t>उत 12:8</w:t>
+        </w:r>
+      </w:hyperlink>
+      <w:r>
+        <w:rPr>
+          <w:lang w:val="hi_IN" w:bidi="hi_IN"/>
+        </w:rPr>
+        <w:t xml:space="preserve">; </w:t>
+      </w:r>
+      <w:hyperlink r:id="rId158">
+        <w:r>
+          <w:rPr>
+            <w:lang w:val="hi_IN" w:bidi="hi_IN"/>
+          </w:rPr>
+          <w:rPr>
+            <w:color w:val="0000EE"/>
+            <w:u w:val="single"/>
+          </w:rPr>
+          <w:t>13:3–4</w:t>
+        </w:r>
+      </w:hyperlink>
+      <w:r>
+        <w:rPr>
+          <w:lang w:val="hi_IN" w:bidi="hi_IN"/>
+        </w:rPr>
+        <w:t xml:space="preserve">; </w:t>
+      </w:r>
+      <w:hyperlink r:id="rId159">
+        <w:r>
+          <w:rPr>
+            <w:lang w:val="hi_IN" w:bidi="hi_IN"/>
+          </w:rPr>
+          <w:rPr>
+            <w:color w:val="0000EE"/>
+            <w:u w:val="single"/>
+          </w:rPr>
+          <w:t>28:19</w:t>
+        </w:r>
+      </w:hyperlink>
+      <w:r>
+        <w:rPr>
+          <w:lang w:val="hi_IN" w:bidi="hi_IN"/>
+        </w:rPr>
+        <w:t xml:space="preserve">; </w:t>
+      </w:r>
+      <w:hyperlink r:id="rId160">
+        <w:r>
+          <w:rPr>
+            <w:lang w:val="hi_IN" w:bidi="hi_IN"/>
+          </w:rPr>
+          <w:rPr>
+            <w:color w:val="0000EE"/>
+            <w:u w:val="single"/>
+          </w:rPr>
+          <w:t>31:13</w:t>
+        </w:r>
+      </w:hyperlink>
+      <w:r>
+        <w:rPr>
+          <w:lang w:val="hi_IN" w:bidi="hi_IN"/>
+        </w:rPr>
+        <w:t xml:space="preserve">; </w:t>
+      </w:r>
+      <w:hyperlink r:id="rId161">
+        <w:r>
+          <w:rPr>
+            <w:lang w:val="hi_IN" w:bidi="hi_IN"/>
+          </w:rPr>
+          <w:rPr>
+            <w:color w:val="0000EE"/>
+            <w:u w:val="single"/>
+          </w:rPr>
+          <w:t>35:1–15</w:t>
+        </w:r>
+      </w:hyperlink>
+      <w:r>
+        <w:rPr>
+          <w:lang w:val="hi_IN" w:bidi="hi_IN"/>
+        </w:rPr>
+        <w:t>)। हालांकि, मनश्शे यिज्रेल (एस्द्रेलोन) की तराई में किलेबंद नगरों को लेने में असफल रहे: बेतशान, तानाक, दोर, यिबलाम, और मगिद्दो। ये नगर पूर्व-पश्चिम और उत्तर-दक्षिण सड़कों के साथ-साथ कर्मेल पर्वत श्रृंखला के महत्वपूर्ण दर्रों और यरदन के घाट पर यातायात को नियंत्रित करते थे। एप्रैम तटीय मैदान का पूरा अधिकार नहीं ले सके, जिसे गेजेर द्वारा नियंत्रित किया जाता था। एप्रैम और मनश्शे दोनों की सफलता सीमित रही।</w:t>
+      </w:r>
+    </w:p>
+    <w:p>
+      <w:pPr/>
+      <w:r>
+        <w:rPr>
+          <w:lang w:val="hi_IN" w:bidi="hi_IN"/>
+        </w:rPr>
+      </w:r>
+      <w:r>
+        <w:rPr>
+          <w:lang w:val="hi_IN" w:bidi="hi_IN"/>
+        </w:rPr>
+        <w:t>अन्य चार गोत्र (</w:t>
+      </w:r>
+      <w:hyperlink r:id="rId162">
+        <w:r>
+          <w:rPr>
+            <w:lang w:val="hi_IN" w:bidi="hi_IN"/>
+          </w:rPr>
+          <w:rPr>
+            <w:color w:val="0000EE"/>
+            <w:u w:val="single"/>
+          </w:rPr>
+          <w:t>1:30–36</w:t>
+        </w:r>
+      </w:hyperlink>
+      <w:r>
+        <w:rPr>
+          <w:lang w:val="hi_IN" w:bidi="hi_IN"/>
+        </w:rPr>
+        <w:t>)</w:t>
+      </w:r>
+    </w:p>
+    <w:p>
+      <w:pPr/>
+      <w:r>
+        <w:rPr>
+          <w:lang w:val="hi_IN" w:bidi="hi_IN"/>
+        </w:rPr>
+      </w:r>
+      <w:r>
+        <w:rPr>
+          <w:lang w:val="hi_IN" w:bidi="hi_IN"/>
+        </w:rPr>
+        <w:t>कनान में अन्य चार गोत्रों का संक्षिप्त उल्लेख मिलता है। वे भी केवल आंशिक रूप से सफल रहे। जबूलून, आशेर, नप्ताली, और विशेष रूप से दान कनानियों को पूरी तरह से बाहर निकालने में सफल नहीं हुए। सबसे अच्छा तो यह हुआ कि उन्होंने बाद में उनमें से अधिकांश को जबरन श्रम के लिए बाध्य किया।</w:t>
+      </w:r>
+    </w:p>
+    <w:p>
+      <w:pPr/>
+      <w:r>
+        <w:rPr>
+          <w:lang w:val="hi_IN" w:bidi="hi_IN"/>
+        </w:rPr>
+      </w:r>
+      <w:r>
+        <w:rPr>
+          <w:lang w:val="hi_IN" w:bidi="hi_IN"/>
+        </w:rPr>
+        <w:t>इस्राएल की असफलता (</w:t>
+      </w:r>
+      <w:hyperlink r:id="rId163">
+        <w:r>
+          <w:rPr>
+            <w:lang w:val="hi_IN" w:bidi="hi_IN"/>
+          </w:rPr>
+          <w:rPr>
+            <w:color w:val="0000EE"/>
+            <w:u w:val="single"/>
+          </w:rPr>
+          <w:t>2:1–5</w:t>
+        </w:r>
+      </w:hyperlink>
+      <w:r>
+        <w:rPr>
+          <w:lang w:val="hi_IN" w:bidi="hi_IN"/>
+        </w:rPr>
+        <w:t>)</w:t>
+      </w:r>
+    </w:p>
+    <w:p>
+      <w:pPr/>
+      <w:r>
+        <w:rPr>
+          <w:lang w:val="hi_IN" w:bidi="hi_IN"/>
+        </w:rPr>
+      </w:r>
+      <w:r>
+        <w:rPr>
+          <w:lang w:val="hi_IN" w:bidi="hi_IN"/>
+        </w:rPr>
+        <w:t xml:space="preserve">भूमि को वश में करने में असफलता और कनानियों और उनकी संस्कृति को समाप्त न करने के कारण अन्तरविवाह और मूर्तिपूजा हुई (तुलना करें </w:t>
+      </w:r>
+      <w:hyperlink r:id="rId164">
+        <w:r>
+          <w:rPr>
+            <w:lang w:val="hi_IN" w:bidi="hi_IN"/>
+          </w:rPr>
+          <w:rPr>
+            <w:color w:val="0000EE"/>
+            <w:u w:val="single"/>
+          </w:rPr>
+          <w:t>निर्ग 23:33</w:t>
+        </w:r>
+      </w:hyperlink>
+      <w:r>
+        <w:rPr>
+          <w:lang w:val="hi_IN" w:bidi="hi_IN"/>
+        </w:rPr>
+        <w:t xml:space="preserve">; </w:t>
+      </w:r>
+      <w:hyperlink r:id="rId165">
+        <w:r>
+          <w:rPr>
+            <w:lang w:val="hi_IN" w:bidi="hi_IN"/>
+          </w:rPr>
+          <w:rPr>
+            <w:color w:val="0000EE"/>
+            <w:u w:val="single"/>
+          </w:rPr>
+          <w:t>34:12–16</w:t>
+        </w:r>
+      </w:hyperlink>
+      <w:r>
+        <w:rPr>
+          <w:lang w:val="hi_IN" w:bidi="hi_IN"/>
+        </w:rPr>
+        <w:t xml:space="preserve">; </w:t>
+      </w:r>
+      <w:hyperlink r:id="rId166">
+        <w:r>
+          <w:rPr>
+            <w:lang w:val="hi_IN" w:bidi="hi_IN"/>
+          </w:rPr>
+          <w:rPr>
+            <w:color w:val="0000EE"/>
+            <w:u w:val="single"/>
+          </w:rPr>
+          <w:t>गिन 33:55</w:t>
+        </w:r>
+      </w:hyperlink>
+      <w:r>
+        <w:rPr>
+          <w:lang w:val="hi_IN" w:bidi="hi_IN"/>
+        </w:rPr>
+        <w:t xml:space="preserve">; </w:t>
+      </w:r>
+      <w:hyperlink r:id="rId167">
+        <w:r>
+          <w:rPr>
+            <w:lang w:val="hi_IN" w:bidi="hi_IN"/>
+          </w:rPr>
+          <w:rPr>
+            <w:color w:val="0000EE"/>
+            <w:u w:val="single"/>
+          </w:rPr>
+          <w:t>व्य.वि. 7:2–5, 16</w:t>
+        </w:r>
+      </w:hyperlink>
+      <w:r>
+        <w:rPr>
+          <w:lang w:val="hi_IN" w:bidi="hi_IN"/>
+        </w:rPr>
+        <w:t xml:space="preserve">; </w:t>
+      </w:r>
+      <w:hyperlink r:id="rId168">
+        <w:r>
+          <w:rPr>
+            <w:lang w:val="hi_IN" w:bidi="hi_IN"/>
+          </w:rPr>
+          <w:rPr>
+            <w:color w:val="0000EE"/>
+            <w:u w:val="single"/>
+          </w:rPr>
+          <w:t>यहोशू 23:7, 12</w:t>
         </w:r>
       </w:hyperlink>
       <w:r>
@@ -5062,18 +5368,101 @@
         <w:rPr>
           <w:lang w:val="hi_IN" w:bidi="hi_IN"/>
         </w:rPr>
-        <w:t>यूसुफ: एप्रैम और मनश्शे (</w:t>
-      </w:r>
-      <w:hyperlink r:id="rId139">
-        <w:r>
-          <w:rPr>
-            <w:lang w:val="hi_IN" w:bidi="hi_IN"/>
-          </w:rPr>
-          <w:rPr>
-            <w:color w:val="0000EE"/>
-            <w:u w:val="single"/>
-          </w:rPr>
-          <w:t>1:22–29</w:t>
+        <w:t xml:space="preserve">बोकीम में प्रकट होने वाले "प्रभु के स्वर्गदूत" की पहचान निश्चित नहीं है। यह प्रभु स्वयं, एक स्वर्गीय दूत, या एक भविष्यद्वक्ता का सन्दर्भ हो सकता है (पुष्टि करें </w:t>
+      </w:r>
+      <w:hyperlink r:id="rId169">
+        <w:r>
+          <w:rPr>
+            <w:lang w:val="hi_IN" w:bidi="hi_IN"/>
+          </w:rPr>
+          <w:rPr>
+            <w:color w:val="0000EE"/>
+            <w:u w:val="single"/>
+          </w:rPr>
+          <w:t>न्यायि 6:8</w:t>
+        </w:r>
+      </w:hyperlink>
+      <w:r>
+        <w:rPr>
+          <w:lang w:val="hi_IN" w:bidi="hi_IN"/>
+        </w:rPr>
+        <w:t>)। उन्होंने भविष्यवाणी की आत्मा में लोगों को फटकारा और परमेश्वर का न्याय इस्राएल और कनानियों के बीच निरन्तर टकराव के रूप में घोषित किया (</w:t>
+      </w:r>
+      <w:hyperlink r:id="rId170">
+        <w:r>
+          <w:rPr>
+            <w:lang w:val="hi_IN" w:bidi="hi_IN"/>
+          </w:rPr>
+          <w:rPr>
+            <w:color w:val="0000EE"/>
+            <w:u w:val="single"/>
+          </w:rPr>
+          <w:t>2:3</w:t>
+        </w:r>
+      </w:hyperlink>
+      <w:r>
+        <w:rPr>
+          <w:lang w:val="hi_IN" w:bidi="hi_IN"/>
+        </w:rPr>
+        <w:t>)। उनका रोना और बलिदान व्यर्थ था (</w:t>
+      </w:r>
+      <w:hyperlink r:id="rId171">
+        <w:r>
+          <w:rPr>
+            <w:lang w:val="hi_IN" w:bidi="hi_IN"/>
+          </w:rPr>
+          <w:rPr>
+            <w:color w:val="0000EE"/>
+            <w:u w:val="single"/>
+          </w:rPr>
+          <w:t>2:4–5</w:t>
+        </w:r>
+      </w:hyperlink>
+      <w:r>
+        <w:rPr>
+          <w:lang w:val="hi_IN" w:bidi="hi_IN"/>
+        </w:rPr>
+        <w:t xml:space="preserve">; पुष्टि करें </w:t>
+      </w:r>
+      <w:hyperlink r:id="rId172">
+        <w:r>
+          <w:rPr>
+            <w:lang w:val="hi_IN" w:bidi="hi_IN"/>
+          </w:rPr>
+          <w:rPr>
+            <w:color w:val="0000EE"/>
+            <w:u w:val="single"/>
+          </w:rPr>
+          <w:t>मला 2:13</w:t>
+        </w:r>
+      </w:hyperlink>
+      <w:r>
+        <w:rPr>
+          <w:lang w:val="hi_IN" w:bidi="hi_IN"/>
+        </w:rPr>
+        <w:t>)। यहोशू की मृत्यु के एक पीढ़ी के भीतर इस्राएल दोषी ठहराया गया।</w:t>
+      </w:r>
+    </w:p>
+    <w:p>
+      <w:pPr>
+        <w:pStyle w:val="Heading4"/>
+      </w:pPr>
+      <w:r>
+        <w:rPr>
+          <w:lang w:val="hi_IN" w:bidi="hi_IN"/>
+        </w:rPr>
+        <w:t>धर्मशास्त्रीय परिचय (</w:t>
+      </w:r>
+      <w:hyperlink r:id="rId117">
+        <w:r>
+          <w:rPr>
+            <w:lang w:val="hi_IN" w:bidi="hi_IN"/>
+          </w:rPr>
+          <w:rPr>
+            <w:color w:val="0000EE"/>
+            <w:u w:val="single"/>
+          </w:rPr>
+          <w:t>2:6–3:6</w:t>
         </w:r>
       </w:hyperlink>
       <w:r>
@@ -5094,18 +5483,114 @@
         <w:rPr>
           <w:lang w:val="hi_IN" w:bidi="hi_IN"/>
         </w:rPr>
-        <w:t>एप्रैम ने बेतेल को लिया, जो पितृकथाओं से एक महत्वपूर्ण धार्मिक स्थल के रूप में जाना जाता है (</w:t>
-      </w:r>
-      <w:hyperlink r:id="rId158">
-        <w:r>
-          <w:rPr>
-            <w:lang w:val="hi_IN" w:bidi="hi_IN"/>
-          </w:rPr>
-          <w:rPr>
-            <w:color w:val="0000EE"/>
-            <w:u w:val="single"/>
-          </w:rPr>
-          <w:t>उत 12:8</w:t>
+        <w:t>धर्मशास्त्रीय परिचय वहीं से शुरू होता है जहाँ यहोशू ने छोड़ा था (</w:t>
+      </w:r>
+      <w:hyperlink r:id="rId173">
+        <w:r>
+          <w:rPr>
+            <w:lang w:val="hi_IN" w:bidi="hi_IN"/>
+          </w:rPr>
+          <w:rPr>
+            <w:color w:val="0000EE"/>
+            <w:u w:val="single"/>
+          </w:rPr>
+          <w:t>यहो 24:28–31</w:t>
+        </w:r>
+      </w:hyperlink>
+      <w:r>
+        <w:rPr>
+          <w:lang w:val="hi_IN" w:bidi="hi_IN"/>
+        </w:rPr>
+        <w:t>)। यहोशू की पीढ़ी की विशेषता प्रभु के प्रति निष्ठा थी, लेकिन विजय की उत्तेजना और परमेश्वर की उपस्थिति के प्रदर्शन के बाद उनकी निष्ठा अधिक समय तक नहीं रही (</w:t>
+      </w:r>
+      <w:hyperlink r:id="rId174">
+        <w:r>
+          <w:rPr>
+            <w:lang w:val="hi_IN" w:bidi="hi_IN"/>
+          </w:rPr>
+          <w:rPr>
+            <w:color w:val="0000EE"/>
+            <w:u w:val="single"/>
+          </w:rPr>
+          <w:t>न्याय 2:10</w:t>
+        </w:r>
+      </w:hyperlink>
+      <w:r>
+        <w:rPr>
+          <w:lang w:val="hi_IN" w:bidi="hi_IN"/>
+        </w:rPr>
+        <w:t xml:space="preserve">)। इस्राएल ने कनानी देवताओं (बाल और </w:t>
+      </w:r>
+      <w:r>
+        <w:rPr>
+          <w:lang w:val="hi_IN" w:bidi="hi_IN"/>
+        </w:rPr>
+        <w:t>अश्तोरेत</w:t>
+      </w:r>
+      <w:r>
+        <w:rPr>
+          <w:lang w:val="hi_IN" w:bidi="hi_IN"/>
+        </w:rPr>
+        <w:t xml:space="preserve">) की सेवा की। बाल तूफान का देवता था, जो वर्षा और उर्वरता के प्रतीक था, और अश्तारते उसकी सहचरी थी। बहुवचन (बाल और </w:t>
+      </w:r>
+      <w:r>
+        <w:rPr>
+          <w:lang w:val="hi_IN" w:bidi="hi_IN"/>
+        </w:rPr>
+        <w:t>अश्तोरेत</w:t>
+      </w:r>
+      <w:r>
+        <w:rPr>
+          <w:lang w:val="hi_IN" w:bidi="hi_IN"/>
+        </w:rPr>
+        <w:t xml:space="preserve">, </w:t>
+      </w:r>
+      <w:hyperlink r:id="rId175">
+        <w:r>
+          <w:rPr>
+            <w:lang w:val="hi_IN" w:bidi="hi_IN"/>
+          </w:rPr>
+          <w:rPr>
+            <w:color w:val="0000EE"/>
+            <w:u w:val="single"/>
+          </w:rPr>
+          <w:t>2:11–13</w:t>
+        </w:r>
+      </w:hyperlink>
+      <w:r>
+        <w:rPr>
+          <w:lang w:val="hi_IN" w:bidi="hi_IN"/>
+        </w:rPr>
+        <w:t xml:space="preserve">) कनानी देवताओं की पूजा के कई स्थानीय तरीकों को दर्शाता है। धार्मिक एकता एक बड़ी विविधता में टूट गई। इस प्रकार इस्राएल ने प्रभु को क्रोधित किया (वचन </w:t>
+      </w:r>
+      <w:hyperlink r:id="rId176">
+        <w:r>
+          <w:rPr>
+            <w:lang w:val="hi_IN" w:bidi="hi_IN"/>
+          </w:rPr>
+          <w:rPr>
+            <w:color w:val="0000EE"/>
+            <w:u w:val="single"/>
+          </w:rPr>
+          <w:t>12–14</w:t>
+        </w:r>
+      </w:hyperlink>
+      <w:r>
+        <w:rPr>
+          <w:lang w:val="hi_IN" w:bidi="hi_IN"/>
+        </w:rPr>
+        <w:t>), जिन्होंने उन पर शत्रु और लुटेरे भेजे। इस्राएल उनके साथ निपटने में असफल रहा, जैसा कि मूसा और यहोशू ने पहले ही चेतावनी दी थी (</w:t>
+      </w:r>
+      <w:hyperlink r:id="rId177">
+        <w:r>
+          <w:rPr>
+            <w:lang w:val="hi_IN" w:bidi="hi_IN"/>
+          </w:rPr>
+          <w:rPr>
+            <w:color w:val="0000EE"/>
+            <w:u w:val="single"/>
+          </w:rPr>
+          <w:t>व्य.वि. 28:25, 33</w:t>
         </w:r>
       </w:hyperlink>
       <w:r>
@@ -5114,16 +5599,561 @@
         </w:rPr>
         <w:t xml:space="preserve">; </w:t>
       </w:r>
-      <w:hyperlink r:id="rId159">
-        <w:r>
-          <w:rPr>
-            <w:lang w:val="hi_IN" w:bidi="hi_IN"/>
-          </w:rPr>
-          <w:rPr>
-            <w:color w:val="0000EE"/>
-            <w:u w:val="single"/>
-          </w:rPr>
-          <w:t>13:3–4</w:t>
+      <w:hyperlink r:id="rId178">
+        <w:r>
+          <w:rPr>
+            <w:lang w:val="hi_IN" w:bidi="hi_IN"/>
+          </w:rPr>
+          <w:rPr>
+            <w:color w:val="0000EE"/>
+            <w:u w:val="single"/>
+          </w:rPr>
+          <w:t>यहो 23:13, 16</w:t>
+        </w:r>
+      </w:hyperlink>
+      <w:r>
+        <w:rPr>
+          <w:lang w:val="hi_IN" w:bidi="hi_IN"/>
+        </w:rPr>
+        <w:t>)। धर्मत्याग, न्याय, करुणा के लिए पुकार और उद्धार का चक्र पूरे न्यायियों में पाया जाता है। लोग अपने पूर्वजों के धर्मत्याग में जड़ें जमा चुके थे, हालांकि पिछली पीढ़ी परमेश्वर के प्रति संवेदनशील थी। इस्राएल ने न्यायियों के अगुआई के प्रति समर्पण नहीं किया, सिवाय इसके कि जब वह अपने उत्पीड़कों से मुक्त होना चाहते थे। वाचा के श्रापों की पूर्ति में, परमेश्वर ने शपथ ली कि वह अपने लोगों को विश्राम नहीं देंगे बल्कि उन्हें परखेंगे और युद्ध के लिए प्रशिक्षित करेंगे (</w:t>
+      </w:r>
+      <w:hyperlink r:id="rId179">
+        <w:r>
+          <w:rPr>
+            <w:lang w:val="hi_IN" w:bidi="hi_IN"/>
+          </w:rPr>
+          <w:rPr>
+            <w:color w:val="0000EE"/>
+            <w:u w:val="single"/>
+          </w:rPr>
+          <w:t>न्याय 3:1–4</w:t>
+        </w:r>
+      </w:hyperlink>
+      <w:r>
+        <w:rPr>
+          <w:lang w:val="hi_IN" w:bidi="hi_IN"/>
+        </w:rPr>
+        <w:t>), ताकि वे वास्तविक संसार की चुनौतियों का सामना करना सीख सकें।</w:t>
+      </w:r>
+    </w:p>
+    <w:p>
+      <w:pPr>
+        <w:pStyle w:val="Heading4"/>
+      </w:pPr>
+      <w:r>
+        <w:rPr>
+          <w:lang w:val="hi_IN" w:bidi="hi_IN"/>
+        </w:rPr>
+        <w:t>इस्राएल के न्यायी (</w:t>
+      </w:r>
+      <w:hyperlink r:id="rId118">
+        <w:r>
+          <w:rPr>
+            <w:lang w:val="hi_IN" w:bidi="hi_IN"/>
+          </w:rPr>
+          <w:rPr>
+            <w:color w:val="0000EE"/>
+            <w:u w:val="single"/>
+          </w:rPr>
+          <w:t>3:7–16:31</w:t>
+        </w:r>
+      </w:hyperlink>
+      <w:r>
+        <w:rPr>
+          <w:lang w:val="hi_IN" w:bidi="hi_IN"/>
+        </w:rPr>
+        <w:t>)</w:t>
+      </w:r>
+    </w:p>
+    <w:p>
+      <w:pPr/>
+      <w:r>
+        <w:rPr>
+          <w:lang w:val="hi_IN" w:bidi="hi_IN"/>
+        </w:rPr>
+      </w:r>
+      <w:r>
+        <w:rPr>
+          <w:lang w:val="hi_IN" w:bidi="hi_IN"/>
+        </w:rPr>
+        <w:t>ओत्नीएल (</w:t>
+      </w:r>
+      <w:hyperlink r:id="rId180">
+        <w:r>
+          <w:rPr>
+            <w:lang w:val="hi_IN" w:bidi="hi_IN"/>
+          </w:rPr>
+          <w:rPr>
+            <w:color w:val="0000EE"/>
+            <w:u w:val="single"/>
+          </w:rPr>
+          <w:t>3:7–11</w:t>
+        </w:r>
+      </w:hyperlink>
+      <w:r>
+        <w:rPr>
+          <w:lang w:val="hi_IN" w:bidi="hi_IN"/>
+        </w:rPr>
+        <w:t>)</w:t>
+      </w:r>
+    </w:p>
+    <w:p>
+      <w:pPr/>
+      <w:r>
+        <w:rPr>
+          <w:lang w:val="hi_IN" w:bidi="hi_IN"/>
+        </w:rPr>
+      </w:r>
+      <w:r>
+        <w:rPr>
+          <w:lang w:val="hi_IN" w:bidi="hi_IN"/>
+        </w:rPr>
+        <w:t>ओत्नीएल एक संक्रमणकालीन व्यक्ति हैं, जो विजय और न्यायियों को जोड़ते हैं। उन्होंने किर्यत्सेपेर की विजय में भाग लिया और कालेब के चचेरे भाई और दामाद के रूप में उनसे सम्बन्धित थे (</w:t>
+      </w:r>
+      <w:hyperlink r:id="rId181">
+        <w:r>
+          <w:rPr>
+            <w:lang w:val="hi_IN" w:bidi="hi_IN"/>
+          </w:rPr>
+          <w:rPr>
+            <w:color w:val="0000EE"/>
+            <w:u w:val="single"/>
+          </w:rPr>
+          <w:t>1:13</w:t>
+        </w:r>
+      </w:hyperlink>
+      <w:r>
+        <w:rPr>
+          <w:lang w:val="hi_IN" w:bidi="hi_IN"/>
+        </w:rPr>
+        <w:t>)। उन्होंने कूशन रिश्आतइम के अगुआई वाले अरामियों को खदेड़ दिया, जिससे भूमि ने लगभग 40 वर्षों तक शान्ति का आनन्द लिया।</w:t>
+      </w:r>
+    </w:p>
+    <w:p>
+      <w:pPr/>
+      <w:r>
+        <w:rPr>
+          <w:lang w:val="hi_IN" w:bidi="hi_IN"/>
+        </w:rPr>
+      </w:r>
+      <w:r>
+        <w:rPr>
+          <w:lang w:val="hi_IN" w:bidi="hi_IN"/>
+        </w:rPr>
+        <w:t>एहूद (</w:t>
+      </w:r>
+      <w:hyperlink r:id="rId182">
+        <w:r>
+          <w:rPr>
+            <w:lang w:val="hi_IN" w:bidi="hi_IN"/>
+          </w:rPr>
+          <w:rPr>
+            <w:color w:val="0000EE"/>
+            <w:u w:val="single"/>
+          </w:rPr>
+          <w:t>3:12–30</w:t>
+        </w:r>
+      </w:hyperlink>
+      <w:r>
+        <w:rPr>
+          <w:lang w:val="hi_IN" w:bidi="hi_IN"/>
+        </w:rPr>
+        <w:t>)</w:t>
+      </w:r>
+    </w:p>
+    <w:p>
+      <w:pPr/>
+      <w:r>
+        <w:rPr>
+          <w:lang w:val="hi_IN" w:bidi="hi_IN"/>
+        </w:rPr>
+      </w:r>
+      <w:r>
+        <w:rPr>
+          <w:lang w:val="hi_IN" w:bidi="hi_IN"/>
+        </w:rPr>
+        <w:t xml:space="preserve">मोआबी, अम्मोनी और अमालेकी के साथ मिलकर, इस्राएल के खिलाफ पूर्व से आए और 18 वर्षों तक एग्लोन के अगुआई में उन्हें सताया। एहूद ने एग्लोन को श्रद्धांजलि देने के मिशन की अगुआई की, जो शायद यरीहो (खजूरों के नगर) के पास स्थित था। एहूद इस मिशन के लिए विशेष रूप से योग्य थे; बाएँ हाथ से काम करने वाला होने के कारण, वे अपनी दोधारी तलवार का अप्रत्याशित तरीके से उपयोग कर राजा को मारने में सक्षम थे। एहूद की सफलता सावधानीपूर्वक योजना और आश्चर्य के तत्व का परिणाम थी। उन्होंने </w:t>
+      </w:r>
+      <w:r>
+        <w:rPr>
+          <w:lang w:val="hi_IN" w:bidi="hi_IN"/>
+        </w:rPr>
+        <w:t xml:space="preserve">भेंट </w:t>
+      </w:r>
+      <w:r>
+        <w:rPr>
+          <w:lang w:val="hi_IN" w:bidi="hi_IN"/>
+        </w:rPr>
+        <w:t>दी और चले गए, केवल देवताओं से एक कथित भविष्यवाणी के साथ लौटने के लिए। राजा धोखे में आ गए और उनकी हत्या कर दी गई। मोआबी सभा में देरी ने इस्राएलियों को यरदन के घाटों पर अपनी सेनाओं को इकट्ठा करने का अवसर दिया। एहूद की सफलता पूरी थी; कोई भी मोआबी नहीं बचा, और इस्राएल ने 80 वर्षों तक शान्ति का आनन्द लिया।</w:t>
+      </w:r>
+    </w:p>
+    <w:p>
+      <w:pPr/>
+      <w:r>
+        <w:rPr>
+          <w:lang w:val="hi_IN" w:bidi="hi_IN"/>
+        </w:rPr>
+      </w:r>
+      <w:r>
+        <w:rPr>
+          <w:lang w:val="hi_IN" w:bidi="hi_IN"/>
+        </w:rPr>
+        <w:t>शमगर (</w:t>
+      </w:r>
+      <w:hyperlink r:id="rId183">
+        <w:r>
+          <w:rPr>
+            <w:lang w:val="hi_IN" w:bidi="hi_IN"/>
+          </w:rPr>
+          <w:rPr>
+            <w:color w:val="0000EE"/>
+            <w:u w:val="single"/>
+          </w:rPr>
+          <w:t>3:31</w:t>
+        </w:r>
+      </w:hyperlink>
+      <w:r>
+        <w:rPr>
+          <w:lang w:val="hi_IN" w:bidi="hi_IN"/>
+        </w:rPr>
+        <w:t>)</w:t>
+      </w:r>
+    </w:p>
+    <w:p>
+      <w:pPr/>
+      <w:r>
+        <w:rPr>
+          <w:lang w:val="hi_IN" w:bidi="hi_IN"/>
+        </w:rPr>
+      </w:r>
+      <w:r>
+        <w:rPr>
+          <w:lang w:val="hi_IN" w:bidi="hi_IN"/>
+        </w:rPr>
+        <w:t>शमगर के कारनामे तटीय मैदानों में पलिश्तियों के खिलाफ थे। उनका नाम गैर-इस्राएली था, लेकिन संभवतः जन्म से इस्राएली थे। शिमशोन की तरह उन्होंने भी पलिश्तियों से एक असामान्य हथियार (</w:t>
+      </w:r>
+      <w:r>
+        <w:rPr>
+          <w:lang w:val="hi_IN" w:bidi="hi_IN"/>
+        </w:rPr>
+        <w:t>बैल के पैने</w:t>
+      </w:r>
+      <w:r>
+        <w:rPr>
+          <w:lang w:val="hi_IN" w:bidi="hi_IN"/>
+        </w:rPr>
+        <w:t>) के साथ युद्ध किया। उनका नाम दबोरा के गीत (</w:t>
+      </w:r>
+      <w:hyperlink r:id="rId184">
+        <w:r>
+          <w:rPr>
+            <w:lang w:val="hi_IN" w:bidi="hi_IN"/>
+          </w:rPr>
+          <w:rPr>
+            <w:color w:val="0000EE"/>
+            <w:u w:val="single"/>
+          </w:rPr>
+          <w:t>5:6</w:t>
+        </w:r>
+      </w:hyperlink>
+      <w:r>
+        <w:rPr>
+          <w:lang w:val="hi_IN" w:bidi="hi_IN"/>
+        </w:rPr>
+        <w:t>) में भी उल्लेखित है।</w:t>
+      </w:r>
+    </w:p>
+    <w:p>
+      <w:pPr/>
+      <w:r>
+        <w:rPr>
+          <w:lang w:val="hi_IN" w:bidi="hi_IN"/>
+        </w:rPr>
+      </w:r>
+      <w:r>
+        <w:rPr>
+          <w:lang w:val="hi_IN" w:bidi="hi_IN"/>
+        </w:rPr>
+        <w:t>देबोरा और बाराक (</w:t>
+      </w:r>
+      <w:hyperlink r:id="rId185">
+        <w:r>
+          <w:rPr>
+            <w:lang w:val="hi_IN" w:bidi="hi_IN"/>
+          </w:rPr>
+          <w:rPr>
+            <w:color w:val="0000EE"/>
+            <w:u w:val="single"/>
+          </w:rPr>
+          <w:t>4:1–5:31</w:t>
+        </w:r>
+      </w:hyperlink>
+      <w:r>
+        <w:rPr>
+          <w:lang w:val="hi_IN" w:bidi="hi_IN"/>
+        </w:rPr>
+        <w:t>)</w:t>
+      </w:r>
+    </w:p>
+    <w:p>
+      <w:pPr/>
+      <w:r>
+        <w:rPr>
+          <w:lang w:val="hi_IN" w:bidi="hi_IN"/>
+        </w:rPr>
+      </w:r>
+      <w:r>
+        <w:rPr>
+          <w:lang w:val="hi_IN" w:bidi="hi_IN"/>
+        </w:rPr>
+        <w:t>अब कथा उत्तर में कनानी आक्रमणकारियों की ओर मुड़ती है, जो हासोर के राजा याबीन और हरोषेत-हगोयिम के सीसरा के अगुआई में थे (</w:t>
+      </w:r>
+      <w:hyperlink r:id="rId186">
+        <w:r>
+          <w:rPr>
+            <w:lang w:val="hi_IN" w:bidi="hi_IN"/>
+          </w:rPr>
+          <w:rPr>
+            <w:color w:val="0000EE"/>
+            <w:u w:val="single"/>
+          </w:rPr>
+          <w:t>4:1–3</w:t>
+        </w:r>
+      </w:hyperlink>
+      <w:r>
+        <w:rPr>
+          <w:lang w:val="hi_IN" w:bidi="hi_IN"/>
+        </w:rPr>
+        <w:t>)। हासोर के खण्डहरों का पुनर्निर्माण किया गया था (</w:t>
+      </w:r>
+      <w:hyperlink r:id="rId187">
+        <w:r>
+          <w:rPr>
+            <w:lang w:val="hi_IN" w:bidi="hi_IN"/>
+          </w:rPr>
+          <w:rPr>
+            <w:color w:val="0000EE"/>
+            <w:u w:val="single"/>
+          </w:rPr>
+          <w:t>यहो 11:13</w:t>
+        </w:r>
+      </w:hyperlink>
+      <w:r>
+        <w:rPr>
+          <w:lang w:val="hi_IN" w:bidi="hi_IN"/>
+        </w:rPr>
+        <w:t xml:space="preserve">), और एक अन्य याबीन (तुलना करें </w:t>
+      </w:r>
+      <w:hyperlink r:id="rId188">
+        <w:r>
+          <w:rPr>
+            <w:lang w:val="hi_IN" w:bidi="hi_IN"/>
+          </w:rPr>
+          <w:rPr>
+            <w:color w:val="0000EE"/>
+            <w:u w:val="single"/>
+          </w:rPr>
+          <w:t>1</w:t>
+        </w:r>
+      </w:hyperlink>
+      <w:r>
+        <w:rPr>
+          <w:lang w:val="hi_IN" w:bidi="hi_IN"/>
+        </w:rPr>
+        <w:t>) उस क्षेत्र पर शासन करते थे। उन्होंने अपनी सैन्य शक्ति फिर से प्राप्त कर ली थी, क्योंकि उनके पास यिरोन के 900 रथ थे। उन्होंने इस्राएल पर 20 वर्षों तक अत्याचार किया (</w:t>
+      </w:r>
+      <w:hyperlink r:id="rId189">
+        <w:r>
+          <w:rPr>
+            <w:lang w:val="hi_IN" w:bidi="hi_IN"/>
+          </w:rPr>
+          <w:rPr>
+            <w:color w:val="0000EE"/>
+            <w:u w:val="single"/>
+          </w:rPr>
+          <w:t>न्याय 4:3</w:t>
+        </w:r>
+      </w:hyperlink>
+      <w:r>
+        <w:rPr>
+          <w:lang w:val="hi_IN" w:bidi="hi_IN"/>
+        </w:rPr>
+        <w:t>)।</w:t>
+      </w:r>
+    </w:p>
+    <w:p>
+      <w:pPr/>
+      <w:r>
+        <w:rPr>
+          <w:lang w:val="hi_IN" w:bidi="hi_IN"/>
+        </w:rPr>
+      </w:r>
+      <w:r>
+        <w:rPr>
+          <w:lang w:val="hi_IN" w:bidi="hi_IN"/>
+        </w:rPr>
+        <w:t xml:space="preserve">परमेश्वर के पास इस्राएल में एक </w:t>
+      </w:r>
+      <w:r>
+        <w:rPr>
+          <w:lang w:val="hi_IN" w:bidi="hi_IN"/>
+        </w:rPr>
+        <w:t xml:space="preserve">नबिया </w:t>
+      </w:r>
+      <w:r>
+        <w:rPr>
+          <w:lang w:val="hi_IN" w:bidi="hi_IN"/>
+        </w:rPr>
+        <w:t>थीं जिन्होंने इस अंधकारमय समय में उनके लोगों की अगुआई की (</w:t>
+      </w:r>
+      <w:hyperlink r:id="rId190">
+        <w:r>
+          <w:rPr>
+            <w:lang w:val="hi_IN" w:bidi="hi_IN"/>
+          </w:rPr>
+          <w:rPr>
+            <w:color w:val="0000EE"/>
+            <w:u w:val="single"/>
+          </w:rPr>
+          <w:t>4:4</w:t>
+        </w:r>
+      </w:hyperlink>
+      <w:r>
+        <w:rPr>
+          <w:lang w:val="hi_IN" w:bidi="hi_IN"/>
+        </w:rPr>
+        <w:t xml:space="preserve">)। वह बिन्यामीन के पास दक्षिण एप्रैम में एक खजूर के नीचे न्याय करती थीं (वचन </w:t>
+      </w:r>
+      <w:hyperlink r:id="rId191">
+        <w:r>
+          <w:rPr>
+            <w:lang w:val="hi_IN" w:bidi="hi_IN"/>
+          </w:rPr>
+          <w:rPr>
+            <w:color w:val="0000EE"/>
+            <w:u w:val="single"/>
+          </w:rPr>
+          <w:t>5</w:t>
+        </w:r>
+      </w:hyperlink>
+      <w:r>
+        <w:rPr>
+          <w:lang w:val="hi_IN" w:bidi="hi_IN"/>
+        </w:rPr>
+        <w:t xml:space="preserve">)। उन्होंने बाराक को नप्ताली और जबूलून की सेनाओं को इकट्ठा करने के लिए बुलाया, जो कनानी हमलों से प्रभावित गोत्र थे, और कीशोन नदी के पास सीसरा पर अचानक हमला करने के लिए कहा (वचन </w:t>
+      </w:r>
+      <w:hyperlink r:id="rId192">
+        <w:r>
+          <w:rPr>
+            <w:lang w:val="hi_IN" w:bidi="hi_IN"/>
+          </w:rPr>
+          <w:rPr>
+            <w:color w:val="0000EE"/>
+            <w:u w:val="single"/>
+          </w:rPr>
+          <w:t>6–7</w:t>
+        </w:r>
+      </w:hyperlink>
+      <w:r>
+        <w:rPr>
+          <w:lang w:val="hi_IN" w:bidi="hi_IN"/>
+        </w:rPr>
+        <w:t xml:space="preserve">)। बाराक की हिचकिचाहट ने उन्हें दबोरा की उपस्थिति में विनती करने के लिए प्रेरित किया, जिसके परिणामस्वरूप सीसरा, कनानी सेनाओं के सेनापति, को मारने का आदर खो दिया (वचन </w:t>
+      </w:r>
+      <w:hyperlink r:id="rId193">
+        <w:r>
+          <w:rPr>
+            <w:lang w:val="hi_IN" w:bidi="hi_IN"/>
+          </w:rPr>
+          <w:rPr>
+            <w:color w:val="0000EE"/>
+            <w:u w:val="single"/>
+          </w:rPr>
+          <w:t>8–10</w:t>
+        </w:r>
+      </w:hyperlink>
+      <w:r>
+        <w:rPr>
+          <w:lang w:val="hi_IN" w:bidi="hi_IN"/>
+        </w:rPr>
+        <w:t xml:space="preserve">)। प्रभु ने ताबोर </w:t>
+      </w:r>
+      <w:r>
+        <w:rPr>
+          <w:lang w:val="hi_IN" w:bidi="hi_IN"/>
+        </w:rPr>
+        <w:t xml:space="preserve">पहाड़ </w:t>
+      </w:r>
+      <w:r>
+        <w:rPr>
+          <w:lang w:val="hi_IN" w:bidi="hi_IN"/>
+        </w:rPr>
+        <w:t>से अचानक हमले में सफलता दी, जिससे कनानी परास्त हो गए, अपने भारी रथों का उपयोग नहीं कर सके, जो यिज्रेल तराई के दलदल में फंस गए थे (</w:t>
+      </w:r>
+      <w:hyperlink r:id="rId194">
+        <w:r>
+          <w:rPr>
+            <w:lang w:val="hi_IN" w:bidi="hi_IN"/>
+          </w:rPr>
+          <w:rPr>
+            <w:color w:val="0000EE"/>
+            <w:u w:val="single"/>
+          </w:rPr>
+          <w:t>5:20–22</w:t>
+        </w:r>
+      </w:hyperlink>
+      <w:r>
+        <w:rPr>
+          <w:lang w:val="hi_IN" w:bidi="hi_IN"/>
+        </w:rPr>
+        <w:t>)। कनानी परास्त हो गए, और सीसरा को याएल ने मार डाला, जो हेबेर की पत्नी थीं, एक केनी जिन्होंने अराद के आसपास के केनियों से अलग हो गए थे (</w:t>
+      </w:r>
+      <w:hyperlink r:id="rId195">
+        <w:r>
+          <w:rPr>
+            <w:lang w:val="hi_IN" w:bidi="hi_IN"/>
+          </w:rPr>
+          <w:rPr>
+            <w:color w:val="0000EE"/>
+            <w:u w:val="single"/>
+          </w:rPr>
+          <w:t>4:17–18</w:t>
+        </w:r>
+      </w:hyperlink>
+      <w:r>
+        <w:rPr>
+          <w:lang w:val="hi_IN" w:bidi="hi_IN"/>
+        </w:rPr>
+        <w:t xml:space="preserve">; तुलना करें </w:t>
+      </w:r>
+      <w:hyperlink r:id="rId150">
+        <w:r>
+          <w:rPr>
+            <w:lang w:val="hi_IN" w:bidi="hi_IN"/>
+          </w:rPr>
+          <w:rPr>
+            <w:color w:val="0000EE"/>
+            <w:u w:val="single"/>
+          </w:rPr>
+          <w:t>1:16</w:t>
+        </w:r>
+      </w:hyperlink>
+      <w:r>
+        <w:rPr>
+          <w:lang w:val="hi_IN" w:bidi="hi_IN"/>
+        </w:rPr>
+        <w:t>)। उन्होंने उसे आतिथ्य प्रदान किया, क्योंकि उनके परिवार के कनानियों के साथ मैत्रीपूर्ण सम्बन्ध थे, लेकिन उन्होंने वीरता से उसे तम्बू की खूँटी से मृत्यु के घाट उतार दिया (</w:t>
+      </w:r>
+      <w:hyperlink r:id="rId196">
+        <w:r>
+          <w:rPr>
+            <w:lang w:val="hi_IN" w:bidi="hi_IN"/>
+          </w:rPr>
+          <w:rPr>
+            <w:color w:val="0000EE"/>
+            <w:u w:val="single"/>
+          </w:rPr>
+          <w:t>4:18–21</w:t>
         </w:r>
       </w:hyperlink>
       <w:r>
@@ -5132,16 +6162,120 @@
         </w:rPr>
         <w:t xml:space="preserve">; </w:t>
       </w:r>
-      <w:hyperlink r:id="rId160">
-        <w:r>
-          <w:rPr>
-            <w:lang w:val="hi_IN" w:bidi="hi_IN"/>
-          </w:rPr>
-          <w:rPr>
-            <w:color w:val="0000EE"/>
-            <w:u w:val="single"/>
-          </w:rPr>
-          <w:t>28:19</w:t>
+      <w:hyperlink r:id="rId197">
+        <w:r>
+          <w:rPr>
+            <w:lang w:val="hi_IN" w:bidi="hi_IN"/>
+          </w:rPr>
+          <w:rPr>
+            <w:color w:val="0000EE"/>
+            <w:u w:val="single"/>
+          </w:rPr>
+          <w:t>5:26–27</w:t>
+        </w:r>
+      </w:hyperlink>
+      <w:r>
+        <w:rPr>
+          <w:lang w:val="hi_IN" w:bidi="hi_IN"/>
+        </w:rPr>
+        <w:t>)। लगातार अभियानों में इस्राएलियों ने याबीन से स्वतंत्रता प्राप्त की, जब तक कि उन्होंने उसकी शक्ति को नष्ट नहीं कर दिया (</w:t>
+      </w:r>
+      <w:hyperlink r:id="rId198">
+        <w:r>
+          <w:rPr>
+            <w:lang w:val="hi_IN" w:bidi="hi_IN"/>
+          </w:rPr>
+          <w:rPr>
+            <w:color w:val="0000EE"/>
+            <w:u w:val="single"/>
+          </w:rPr>
+          <w:t>4:24</w:t>
+        </w:r>
+      </w:hyperlink>
+      <w:r>
+        <w:rPr>
+          <w:lang w:val="hi_IN" w:bidi="hi_IN"/>
+        </w:rPr>
+        <w:t>)।</w:t>
+      </w:r>
+    </w:p>
+    <w:p>
+      <w:pPr/>
+      <w:r>
+        <w:rPr>
+          <w:lang w:val="hi_IN" w:bidi="hi_IN"/>
+        </w:rPr>
+      </w:r>
+      <w:r>
+        <w:rPr>
+          <w:lang w:val="hi_IN" w:bidi="hi_IN"/>
+        </w:rPr>
+        <w:t xml:space="preserve">दबोरा का गीत (अध्याय </w:t>
+      </w:r>
+      <w:hyperlink r:id="rId114">
+        <w:r>
+          <w:rPr>
+            <w:lang w:val="hi_IN" w:bidi="hi_IN"/>
+          </w:rPr>
+          <w:rPr>
+            <w:color w:val="0000EE"/>
+            <w:u w:val="single"/>
+          </w:rPr>
+          <w:t>5</w:t>
+        </w:r>
+      </w:hyperlink>
+      <w:r>
+        <w:rPr>
+          <w:lang w:val="hi_IN" w:bidi="hi_IN"/>
+        </w:rPr>
+        <w:t>) काव्यात्मक रूप में याबीन पर विजय का उत्सव मनाता है। यह बाइबल की सबसे पुरानी कविताओं में से एक है। यह इस्राएल के परमेश्वर की प्रशंसा करता है जो राजा के रूप में उनकी वाचा के लोगों की रक्षा करने आते हैं, और जिनके सामने पहाड़ हिलते हैं (</w:t>
+      </w:r>
+      <w:hyperlink r:id="rId199">
+        <w:r>
+          <w:rPr>
+            <w:lang w:val="hi_IN" w:bidi="hi_IN"/>
+          </w:rPr>
+          <w:rPr>
+            <w:color w:val="0000EE"/>
+            <w:u w:val="single"/>
+          </w:rPr>
+          <w:t>5:2–3</w:t>
+        </w:r>
+      </w:hyperlink>
+      <w:r>
+        <w:rPr>
+          <w:lang w:val="hi_IN" w:bidi="hi_IN"/>
+        </w:rPr>
+        <w:t>)। वे सीनै पर्वत के परमेश्वर हैं (</w:t>
+      </w:r>
+      <w:hyperlink r:id="rId200">
+        <w:r>
+          <w:rPr>
+            <w:lang w:val="hi_IN" w:bidi="hi_IN"/>
+          </w:rPr>
+          <w:rPr>
+            <w:color w:val="0000EE"/>
+            <w:u w:val="single"/>
+          </w:rPr>
+          <w:t>न्याय 5:4–5</w:t>
+        </w:r>
+      </w:hyperlink>
+      <w:r>
+        <w:rPr>
+          <w:lang w:val="hi_IN" w:bidi="hi_IN"/>
+        </w:rPr>
+        <w:t xml:space="preserve">; तुलना करें </w:t>
+      </w:r>
+      <w:hyperlink r:id="rId201">
+        <w:r>
+          <w:rPr>
+            <w:lang w:val="hi_IN" w:bidi="hi_IN"/>
+          </w:rPr>
+          <w:rPr>
+            <w:color w:val="0000EE"/>
+            <w:u w:val="single"/>
+          </w:rPr>
+          <w:t>व्य. वि. 33:2</w:t>
         </w:r>
       </w:hyperlink>
       <w:r>
@@ -5150,16 +6284,16 @@
         </w:rPr>
         <w:t xml:space="preserve">; </w:t>
       </w:r>
-      <w:hyperlink r:id="rId161">
-        <w:r>
-          <w:rPr>
-            <w:lang w:val="hi_IN" w:bidi="hi_IN"/>
-          </w:rPr>
-          <w:rPr>
-            <w:color w:val="0000EE"/>
-            <w:u w:val="single"/>
-          </w:rPr>
-          <w:t>31:13</w:t>
+      <w:hyperlink r:id="rId202">
+        <w:r>
+          <w:rPr>
+            <w:lang w:val="hi_IN" w:bidi="hi_IN"/>
+          </w:rPr>
+          <w:rPr>
+            <w:color w:val="0000EE"/>
+            <w:u w:val="single"/>
+          </w:rPr>
+          <w:t>भज 68:7–8</w:t>
         </w:r>
       </w:hyperlink>
       <w:r>
@@ -5168,37 +6302,285 @@
         </w:rPr>
         <w:t xml:space="preserve">; </w:t>
       </w:r>
-      <w:hyperlink r:id="rId162">
-        <w:r>
-          <w:rPr>
-            <w:lang w:val="hi_IN" w:bidi="hi_IN"/>
-          </w:rPr>
-          <w:rPr>
-            <w:color w:val="0000EE"/>
-            <w:u w:val="single"/>
-          </w:rPr>
-          <w:t>35:1–15</w:t>
-        </w:r>
-      </w:hyperlink>
-      <w:r>
-        <w:rPr>
-          <w:lang w:val="hi_IN" w:bidi="hi_IN"/>
-        </w:rPr>
-        <w:t>)। हालांकि, मनश्शे यिज्रेल (एस्द्रेलोन) की तराई में किलेबंद नगरों को लेने में असफल रहे: बेतशान, तानाक, दोर, यिबलाम, और मगिद्दो। ये नगर पूर्व-पश्चिम और उत्तर-दक्षिण सड़कों के साथ-साथ कर्मेल पर्वत श्रृंखला के महत्वपूर्ण दर्रों और यरदन के घाट पर यातायात को नियंत्रित करते थे। एप्रैम तटीय मैदान का पूरा अधिकार नहीं ले सके, जिसे गेजेर द्वारा नियंत्रित किया जाता था। एप्रैम और मनश्शे दोनों की सफलता सीमित रही।</w:t>
-      </w:r>
-    </w:p>
-    <w:p>
-      <w:pPr/>
-      <w:r>
-        <w:rPr>
-          <w:lang w:val="hi_IN" w:bidi="hi_IN"/>
-        </w:rPr>
-      </w:r>
-      <w:r>
-        <w:rPr>
-          <w:lang w:val="hi_IN" w:bidi="hi_IN"/>
-        </w:rPr>
-        <w:t>अन्य चार गोत्र (</w:t>
+      <w:hyperlink r:id="rId203">
+        <w:r>
+          <w:rPr>
+            <w:lang w:val="hi_IN" w:bidi="hi_IN"/>
+          </w:rPr>
+          <w:rPr>
+            <w:color w:val="0000EE"/>
+            <w:u w:val="single"/>
+          </w:rPr>
+          <w:t>हब 3:3–4</w:t>
+        </w:r>
+      </w:hyperlink>
+      <w:r>
+        <w:rPr>
+          <w:lang w:val="hi_IN" w:bidi="hi_IN"/>
+        </w:rPr>
+        <w:t>)। यद्यपि उत्पीड़कों ने इस्राएल को लूट लिया था और यात्रा के लिए सड़कों को असुरक्षित बना दिया था, और इस्राएल अपनी रक्षा करने में असमर्थ था (</w:t>
+      </w:r>
+      <w:hyperlink r:id="rId204">
+        <w:r>
+          <w:rPr>
+            <w:lang w:val="hi_IN" w:bidi="hi_IN"/>
+          </w:rPr>
+          <w:rPr>
+            <w:color w:val="0000EE"/>
+            <w:u w:val="single"/>
+          </w:rPr>
+          <w:t>न्याय 5:6–8</w:t>
+        </w:r>
+      </w:hyperlink>
+      <w:r>
+        <w:rPr>
+          <w:lang w:val="hi_IN" w:bidi="hi_IN"/>
+        </w:rPr>
+        <w:t xml:space="preserve">), प्रभु ने दबोरा और बाराक को युद्ध के लिए कुलीनों की अगुआई करने के लिए उठाया (वचन </w:t>
+      </w:r>
+      <w:hyperlink r:id="rId205">
+        <w:r>
+          <w:rPr>
+            <w:lang w:val="hi_IN" w:bidi="hi_IN"/>
+          </w:rPr>
+          <w:rPr>
+            <w:color w:val="0000EE"/>
+            <w:u w:val="single"/>
+          </w:rPr>
+          <w:t>9–13</w:t>
+        </w:r>
+      </w:hyperlink>
+      <w:r>
+        <w:rPr>
+          <w:lang w:val="hi_IN" w:bidi="hi_IN"/>
+        </w:rPr>
+        <w:t xml:space="preserve">)। वे एप्रैम, बिन्यामीन, जबूलून, इस्साकार, और नप्ताली से आए (वचन </w:t>
+      </w:r>
+      <w:hyperlink r:id="rId206">
+        <w:r>
+          <w:rPr>
+            <w:lang w:val="hi_IN" w:bidi="hi_IN"/>
+          </w:rPr>
+          <w:rPr>
+            <w:color w:val="0000EE"/>
+            <w:u w:val="single"/>
+          </w:rPr>
+          <w:t>14–15अ, 18</w:t>
+        </w:r>
+      </w:hyperlink>
+      <w:r>
+        <w:rPr>
+          <w:lang w:val="hi_IN" w:bidi="hi_IN"/>
+        </w:rPr>
+        <w:t xml:space="preserve">), लेकिन यरदन के पार के गोत्र और आशेर शामिल नहीं होना चाहते थे (वचन </w:t>
+      </w:r>
+      <w:hyperlink r:id="rId207">
+        <w:r>
+          <w:rPr>
+            <w:lang w:val="hi_IN" w:bidi="hi_IN"/>
+          </w:rPr>
+          <w:rPr>
+            <w:color w:val="0000EE"/>
+            <w:u w:val="single"/>
+          </w:rPr>
+          <w:t>15ब-17</w:t>
+        </w:r>
+      </w:hyperlink>
+      <w:r>
+        <w:rPr>
+          <w:lang w:val="hi_IN" w:bidi="hi_IN"/>
+        </w:rPr>
+        <w:t xml:space="preserve">)। गीत फिर युद्ध के दृश्य की ओर बढ़ता है, जहाँ मूसलधार बारिश ने रथों को फंसा दिया (वचन </w:t>
+      </w:r>
+      <w:hyperlink r:id="rId208">
+        <w:r>
+          <w:rPr>
+            <w:lang w:val="hi_IN" w:bidi="hi_IN"/>
+          </w:rPr>
+          <w:rPr>
+            <w:color w:val="0000EE"/>
+            <w:u w:val="single"/>
+          </w:rPr>
+          <w:t>19–23</w:t>
+        </w:r>
+      </w:hyperlink>
+      <w:r>
+        <w:rPr>
+          <w:lang w:val="hi_IN" w:bidi="hi_IN"/>
+        </w:rPr>
+        <w:t xml:space="preserve">)। याएल को "स्त्रियों में सबसे धन्य" के रूप में मनाया जाता है, जिन्होंने अपने सरल जीवन के तरीके से सीसरा का अन्त किया (वचन </w:t>
+      </w:r>
+      <w:hyperlink r:id="rId209">
+        <w:r>
+          <w:rPr>
+            <w:lang w:val="hi_IN" w:bidi="hi_IN"/>
+          </w:rPr>
+          <w:rPr>
+            <w:color w:val="0000EE"/>
+            <w:u w:val="single"/>
+          </w:rPr>
+          <w:t>24–27</w:t>
+        </w:r>
+      </w:hyperlink>
+      <w:r>
+        <w:rPr>
+          <w:lang w:val="hi_IN" w:bidi="hi_IN"/>
+        </w:rPr>
+        <w:t xml:space="preserve">)। वह सीसरा की माँ के विपरीत खड़ी होती है, जो अपनी सारी संस्कृति के साथ व्यर्थ में सीसरा की लूट के साथ वापसी की प्रतीक्षा करती है (वचन </w:t>
+      </w:r>
+      <w:hyperlink r:id="rId210">
+        <w:r>
+          <w:rPr>
+            <w:lang w:val="hi_IN" w:bidi="hi_IN"/>
+          </w:rPr>
+          <w:rPr>
+            <w:color w:val="0000EE"/>
+            <w:u w:val="single"/>
+          </w:rPr>
+          <w:t>28–30</w:t>
+        </w:r>
+      </w:hyperlink>
+      <w:r>
+        <w:rPr>
+          <w:lang w:val="hi_IN" w:bidi="hi_IN"/>
+        </w:rPr>
+        <w:t>)। प्रभु ने साधारण को शक्तिशाली को भ्रमित करने के लिए उपयोग किया है। निष्कर्ष इस्राएल के सभी शत्रुओं पर परमेश्वर के न्याय के लिए एक प्रार्थना है (</w:t>
+      </w:r>
+      <w:hyperlink r:id="rId211">
+        <w:r>
+          <w:rPr>
+            <w:lang w:val="hi_IN" w:bidi="hi_IN"/>
+          </w:rPr>
+          <w:rPr>
+            <w:color w:val="0000EE"/>
+            <w:u w:val="single"/>
+          </w:rPr>
+          <w:t>न्याय 5:31अ</w:t>
+        </w:r>
+      </w:hyperlink>
+      <w:r>
+        <w:rPr>
+          <w:lang w:val="hi_IN" w:bidi="hi_IN"/>
+        </w:rPr>
+        <w:t xml:space="preserve">; पुष्टि करें </w:t>
+      </w:r>
+      <w:hyperlink r:id="rId212">
+        <w:r>
+          <w:rPr>
+            <w:lang w:val="hi_IN" w:bidi="hi_IN"/>
+          </w:rPr>
+          <w:rPr>
+            <w:color w:val="0000EE"/>
+            <w:u w:val="single"/>
+          </w:rPr>
+          <w:t>भज 68:1–3</w:t>
+        </w:r>
+      </w:hyperlink>
+      <w:r>
+        <w:rPr>
+          <w:lang w:val="hi_IN" w:bidi="hi_IN"/>
+        </w:rPr>
+        <w:t>)।</w:t>
+      </w:r>
+    </w:p>
+    <w:p>
+      <w:pPr/>
+      <w:r>
+        <w:rPr>
+          <w:lang w:val="hi_IN" w:bidi="hi_IN"/>
+        </w:rPr>
+      </w:r>
+      <w:r>
+        <w:rPr>
+          <w:lang w:val="hi_IN" w:bidi="hi_IN"/>
+        </w:rPr>
+        <w:t>गिदोन (</w:t>
+      </w:r>
+      <w:hyperlink r:id="rId213">
+        <w:r>
+          <w:rPr>
+            <w:lang w:val="hi_IN" w:bidi="hi_IN"/>
+          </w:rPr>
+          <w:rPr>
+            <w:color w:val="0000EE"/>
+            <w:u w:val="single"/>
+          </w:rPr>
+          <w:t>6:1–8:35</w:t>
+        </w:r>
+      </w:hyperlink>
+      <w:r>
+        <w:rPr>
+          <w:lang w:val="hi_IN" w:bidi="hi_IN"/>
+        </w:rPr>
+        <w:t>)</w:t>
+      </w:r>
+    </w:p>
+    <w:p>
+      <w:pPr/>
+      <w:r>
+        <w:rPr>
+          <w:lang w:val="hi_IN" w:bidi="hi_IN"/>
+        </w:rPr>
+      </w:r>
+      <w:r>
+        <w:rPr>
+          <w:lang w:val="hi_IN" w:bidi="hi_IN"/>
+        </w:rPr>
+        <w:t>इस्राएल का 40 वर्षों का विश्राम (</w:t>
+      </w:r>
+      <w:hyperlink r:id="rId211">
+        <w:r>
+          <w:rPr>
+            <w:lang w:val="hi_IN" w:bidi="hi_IN"/>
+          </w:rPr>
+          <w:rPr>
+            <w:color w:val="0000EE"/>
+            <w:u w:val="single"/>
+          </w:rPr>
+          <w:t>न्याय 5:31ब</w:t>
+        </w:r>
+      </w:hyperlink>
+      <w:r>
+        <w:rPr>
+          <w:lang w:val="hi_IN" w:bidi="hi_IN"/>
+        </w:rPr>
+        <w:t>) मिद्यानियों और अमालेकियों के पूर्व से आक्रमण के कारण बाधित हुआ (</w:t>
+      </w:r>
+      <w:hyperlink r:id="rId214">
+        <w:r>
+          <w:rPr>
+            <w:lang w:val="hi_IN" w:bidi="hi_IN"/>
+          </w:rPr>
+          <w:rPr>
+            <w:color w:val="0000EE"/>
+            <w:u w:val="single"/>
+          </w:rPr>
+          <w:t>6:1–3</w:t>
+        </w:r>
+      </w:hyperlink>
+      <w:r>
+        <w:rPr>
+          <w:lang w:val="hi_IN" w:bidi="hi_IN"/>
+        </w:rPr>
+        <w:t xml:space="preserve">)। उन्होंने फसल के समय देश पर आक्रमण करके अर्थव्यवस्था को नष्ट कर दिया (वचन </w:t>
+      </w:r>
+      <w:hyperlink r:id="rId215">
+        <w:r>
+          <w:rPr>
+            <w:lang w:val="hi_IN" w:bidi="hi_IN"/>
+          </w:rPr>
+          <w:rPr>
+            <w:color w:val="0000EE"/>
+            <w:u w:val="single"/>
+          </w:rPr>
+          <w:t>4–6</w:t>
+        </w:r>
+      </w:hyperlink>
+      <w:r>
+        <w:rPr>
+          <w:lang w:val="hi_IN" w:bidi="hi_IN"/>
+        </w:rPr>
+        <w:t>)। इस्राएल की पुकार के जवाब में, परमेश्वर ने एक भविष्यद्वक्ता को एक संदेश के साथ भेजा जो प्रभु के स्वर्गदूत के समान था (</w:t>
       </w:r>
       <w:hyperlink r:id="rId163">
         <w:r>
@@ -5209,7 +6591,581 @@
             <w:color w:val="0000EE"/>
             <w:u w:val="single"/>
           </w:rPr>
-          <w:t>1:30–36</w:t>
+          <w:t>2:1–5</w:t>
+        </w:r>
+      </w:hyperlink>
+      <w:r>
+        <w:rPr>
+          <w:lang w:val="hi_IN" w:bidi="hi_IN"/>
+        </w:rPr>
+        <w:t>)। फिर एक स्वर्गदूत गिदोन के सामने प्रकट हुआ और उसे युद्ध में लोगों की अगुआई करने के लिए बुलाया (</w:t>
+      </w:r>
+      <w:hyperlink r:id="rId216">
+        <w:r>
+          <w:rPr>
+            <w:lang w:val="hi_IN" w:bidi="hi_IN"/>
+          </w:rPr>
+          <w:rPr>
+            <w:color w:val="0000EE"/>
+            <w:u w:val="single"/>
+          </w:rPr>
+          <w:t>6:11–14</w:t>
+        </w:r>
+      </w:hyperlink>
+      <w:r>
+        <w:rPr>
+          <w:lang w:val="hi_IN" w:bidi="hi_IN"/>
+        </w:rPr>
+        <w:t xml:space="preserve">)। प्रभु ने उसे अपनी उपस्थिति का आश्वासन दिया (वचन </w:t>
+      </w:r>
+      <w:hyperlink r:id="rId217">
+        <w:r>
+          <w:rPr>
+            <w:lang w:val="hi_IN" w:bidi="hi_IN"/>
+          </w:rPr>
+          <w:rPr>
+            <w:color w:val="0000EE"/>
+            <w:u w:val="single"/>
+          </w:rPr>
+          <w:t>16</w:t>
+        </w:r>
+      </w:hyperlink>
+      <w:r>
+        <w:rPr>
+          <w:lang w:val="hi_IN" w:bidi="hi_IN"/>
+        </w:rPr>
+        <w:t xml:space="preserve">) एक चिन्ह के द्वारा (वचन </w:t>
+      </w:r>
+      <w:hyperlink r:id="rId218">
+        <w:r>
+          <w:rPr>
+            <w:lang w:val="hi_IN" w:bidi="hi_IN"/>
+          </w:rPr>
+          <w:rPr>
+            <w:color w:val="0000EE"/>
+            <w:u w:val="single"/>
+          </w:rPr>
+          <w:t>17–22</w:t>
+        </w:r>
+      </w:hyperlink>
+      <w:r>
+        <w:rPr>
+          <w:lang w:val="hi_IN" w:bidi="hi_IN"/>
+        </w:rPr>
+        <w:t xml:space="preserve">)। गिदोन ने जाना कि प्रभु ने उनसे मुलाकात की है और उन्होंने ओप्रा में एक वेदी बनाई जिसका नाम रखा “प्रभु शान्ति है” (वचन </w:t>
+      </w:r>
+      <w:hyperlink r:id="rId219">
+        <w:r>
+          <w:rPr>
+            <w:lang w:val="hi_IN" w:bidi="hi_IN"/>
+          </w:rPr>
+          <w:rPr>
+            <w:color w:val="0000EE"/>
+            <w:u w:val="single"/>
+          </w:rPr>
+          <w:t>24</w:t>
+        </w:r>
+      </w:hyperlink>
+      <w:r>
+        <w:rPr>
+          <w:lang w:val="hi_IN" w:bidi="hi_IN"/>
+        </w:rPr>
+        <w:t xml:space="preserve">)। उन्होंने ओप्रा में बाल और अशेरा को समर्पित पंथ स्थल को नष्ट करके प्रतिक्रिया दी (वचन </w:t>
+      </w:r>
+      <w:hyperlink r:id="rId220">
+        <w:r>
+          <w:rPr>
+            <w:lang w:val="hi_IN" w:bidi="hi_IN"/>
+          </w:rPr>
+          <w:rPr>
+            <w:color w:val="0000EE"/>
+            <w:u w:val="single"/>
+          </w:rPr>
+          <w:t>25–28</w:t>
+        </w:r>
+      </w:hyperlink>
+      <w:r>
+        <w:rPr>
+          <w:lang w:val="hi_IN" w:bidi="hi_IN"/>
+        </w:rPr>
+        <w:t xml:space="preserve">) और नई वेदी पर आराधना आरम्भ की (वचन </w:t>
+      </w:r>
+      <w:hyperlink r:id="rId221">
+        <w:r>
+          <w:rPr>
+            <w:lang w:val="hi_IN" w:bidi="hi_IN"/>
+          </w:rPr>
+          <w:rPr>
+            <w:color w:val="0000EE"/>
+            <w:u w:val="single"/>
+          </w:rPr>
+          <w:t>28</w:t>
+        </w:r>
+      </w:hyperlink>
+      <w:r>
+        <w:rPr>
+          <w:lang w:val="hi_IN" w:bidi="hi_IN"/>
+        </w:rPr>
+        <w:t xml:space="preserve">)। बाल ने अपनी वेदी की रक्षा नहीं की (वचन </w:t>
+      </w:r>
+      <w:hyperlink r:id="rId222">
+        <w:r>
+          <w:rPr>
+            <w:lang w:val="hi_IN" w:bidi="hi_IN"/>
+          </w:rPr>
+          <w:rPr>
+            <w:color w:val="0000EE"/>
+            <w:u w:val="single"/>
+          </w:rPr>
+          <w:t>29–32</w:t>
+        </w:r>
+      </w:hyperlink>
+      <w:r>
+        <w:rPr>
+          <w:lang w:val="hi_IN" w:bidi="hi_IN"/>
+        </w:rPr>
+        <w:t xml:space="preserve">), यहाँ तक कि जब गिदोन के पिता द्वारा चुनौती दी गई (वचन </w:t>
+      </w:r>
+      <w:hyperlink r:id="rId223">
+        <w:r>
+          <w:rPr>
+            <w:lang w:val="hi_IN" w:bidi="hi_IN"/>
+          </w:rPr>
+          <w:rPr>
+            <w:color w:val="0000EE"/>
+            <w:u w:val="single"/>
+          </w:rPr>
+          <w:t>31</w:t>
+        </w:r>
+      </w:hyperlink>
+      <w:r>
+        <w:rPr>
+          <w:lang w:val="hi_IN" w:bidi="hi_IN"/>
+        </w:rPr>
+        <w:t xml:space="preserve">)। परिणामस्वरूप, गिदोन को यरूब्बाल के नाम से जाना गया (अर्थात, “बाल उससे विवाद करे,” वचन </w:t>
+      </w:r>
+      <w:hyperlink r:id="rId224">
+        <w:r>
+          <w:rPr>
+            <w:lang w:val="hi_IN" w:bidi="hi_IN"/>
+          </w:rPr>
+          <w:rPr>
+            <w:color w:val="0000EE"/>
+            <w:u w:val="single"/>
+          </w:rPr>
+          <w:t>32</w:t>
+        </w:r>
+      </w:hyperlink>
+      <w:r>
+        <w:rPr>
+          <w:lang w:val="hi_IN" w:bidi="hi_IN"/>
+        </w:rPr>
+        <w:t>)।</w:t>
+      </w:r>
+    </w:p>
+    <w:p>
+      <w:pPr/>
+      <w:r>
+        <w:rPr>
+          <w:lang w:val="hi_IN" w:bidi="hi_IN"/>
+        </w:rPr>
+      </w:r>
+      <w:r>
+        <w:rPr>
+          <w:lang w:val="hi_IN" w:bidi="hi_IN"/>
+        </w:rPr>
+        <w:t>इसके बाद, गिदोन ने आशेर, जबूलून, और नप्ताली से 32,000 पुरुषों की सेना को इकट्ठा किया (</w:t>
+      </w:r>
+      <w:hyperlink r:id="rId225">
+        <w:r>
+          <w:rPr>
+            <w:lang w:val="hi_IN" w:bidi="hi_IN"/>
+          </w:rPr>
+          <w:rPr>
+            <w:color w:val="0000EE"/>
+            <w:u w:val="single"/>
+          </w:rPr>
+          <w:t>6:35</w:t>
+        </w:r>
+      </w:hyperlink>
+      <w:r>
+        <w:rPr>
+          <w:lang w:val="hi_IN" w:bidi="hi_IN"/>
+        </w:rPr>
+        <w:t xml:space="preserve">; तुलना करें </w:t>
+      </w:r>
+      <w:hyperlink r:id="rId226">
+        <w:r>
+          <w:rPr>
+            <w:lang w:val="hi_IN" w:bidi="hi_IN"/>
+          </w:rPr>
+          <w:rPr>
+            <w:color w:val="0000EE"/>
+            <w:u w:val="single"/>
+          </w:rPr>
+          <w:t>7:3ब</w:t>
+        </w:r>
+      </w:hyperlink>
+      <w:r>
+        <w:rPr>
+          <w:lang w:val="hi_IN" w:bidi="hi_IN"/>
+        </w:rPr>
+        <w:t>)। प्रभु की उपस्थिति का आश्वासन पाने के लिए, उन्होंने एक और चिन्ह माँगा: ऊन का चिन्ह (</w:t>
+      </w:r>
+      <w:hyperlink r:id="rId227">
+        <w:r>
+          <w:rPr>
+            <w:lang w:val="hi_IN" w:bidi="hi_IN"/>
+          </w:rPr>
+          <w:rPr>
+            <w:color w:val="0000EE"/>
+            <w:u w:val="single"/>
+          </w:rPr>
+          <w:t>6:36–40</w:t>
+        </w:r>
+      </w:hyperlink>
+      <w:r>
+        <w:rPr>
+          <w:lang w:val="hi_IN" w:bidi="hi_IN"/>
+        </w:rPr>
+        <w:t xml:space="preserve">)। यह ध्यान में रखना चाहिए कि गिदोन उस क्षेत्र में रहते थे जहाँ परमेश्वर के चमत्कार दुर्लभ थे (वचन </w:t>
+      </w:r>
+      <w:hyperlink r:id="rId228">
+        <w:r>
+          <w:rPr>
+            <w:lang w:val="hi_IN" w:bidi="hi_IN"/>
+          </w:rPr>
+          <w:rPr>
+            <w:color w:val="0000EE"/>
+            <w:u w:val="single"/>
+          </w:rPr>
+          <w:t>13</w:t>
+        </w:r>
+      </w:hyperlink>
+      <w:r>
+        <w:rPr>
+          <w:lang w:val="hi_IN" w:bidi="hi_IN"/>
+        </w:rPr>
+        <w:t>) और उन्हें, मूसा की तरह, यह आश्वासन चाहिए था कि परमेश्वर उनके साथ हैं। परमेश्वर ने उनके बढ़ते विश्वास का उत्तर दिया। गिदोन ने शत्रु के खिलाफ 300 की बहुत कम सेना के साथ आगे बढ़े। उनकी मूल सेना में से, 22,000 डर के कारण चले गए थे (</w:t>
+      </w:r>
+      <w:hyperlink r:id="rId229">
+        <w:r>
+          <w:rPr>
+            <w:lang w:val="hi_IN" w:bidi="hi_IN"/>
+          </w:rPr>
+          <w:rPr>
+            <w:color w:val="0000EE"/>
+            <w:u w:val="single"/>
+          </w:rPr>
+          <w:t>7:2–3</w:t>
+        </w:r>
+      </w:hyperlink>
+      <w:r>
+        <w:rPr>
+          <w:lang w:val="hi_IN" w:bidi="hi_IN"/>
+        </w:rPr>
+        <w:t xml:space="preserve">; पुष्टि करें </w:t>
+      </w:r>
+      <w:hyperlink r:id="rId230">
+        <w:r>
+          <w:rPr>
+            <w:lang w:val="hi_IN" w:bidi="hi_IN"/>
+          </w:rPr>
+          <w:rPr>
+            <w:color w:val="0000EE"/>
+            <w:u w:val="single"/>
+          </w:rPr>
+          <w:t>व्य. वी. 20:8</w:t>
+        </w:r>
+      </w:hyperlink>
+      <w:r>
+        <w:rPr>
+          <w:lang w:val="hi_IN" w:bidi="hi_IN"/>
+        </w:rPr>
+        <w:t>)। अन्य 9,700 को घर भेज दिया गया, हालांकि वे बहादुर पुरुष थे (</w:t>
+      </w:r>
+      <w:hyperlink r:id="rId231">
+        <w:r>
+          <w:rPr>
+            <w:lang w:val="hi_IN" w:bidi="hi_IN"/>
+          </w:rPr>
+          <w:rPr>
+            <w:color w:val="0000EE"/>
+            <w:u w:val="single"/>
+          </w:rPr>
+          <w:t>7:4–8</w:t>
+        </w:r>
+      </w:hyperlink>
+      <w:r>
+        <w:rPr>
+          <w:lang w:val="hi_IN" w:bidi="hi_IN"/>
+        </w:rPr>
+        <w:t xml:space="preserve">)। एक शत्रु सैनिक के सपने द्वारा गिदोन को आश्वस्त करने के बाद, परमेश्वर ने 300 का उपयोग एक अद्भुत तरीके से मिद्यानियों को भ्रमित करने के लिए किया (वचन </w:t>
+      </w:r>
+      <w:hyperlink r:id="rId232">
+        <w:r>
+          <w:rPr>
+            <w:lang w:val="hi_IN" w:bidi="hi_IN"/>
+          </w:rPr>
+          <w:rPr>
+            <w:color w:val="0000EE"/>
+            <w:u w:val="single"/>
+          </w:rPr>
+          <w:t>9–15</w:t>
+        </w:r>
+      </w:hyperlink>
+      <w:r>
+        <w:rPr>
+          <w:lang w:val="hi_IN" w:bidi="hi_IN"/>
+        </w:rPr>
+        <w:t>)। परमेश्वर ने इस्राएल को मिद्यानी अगुओं ओरेब, जेब, जेबह, और सल्मुन्ना पर विजय दी (</w:t>
+      </w:r>
+      <w:hyperlink r:id="rId233">
+        <w:r>
+          <w:rPr>
+            <w:lang w:val="hi_IN" w:bidi="hi_IN"/>
+          </w:rPr>
+          <w:rPr>
+            <w:color w:val="0000EE"/>
+            <w:u w:val="single"/>
+          </w:rPr>
+          <w:t>7:16–8:21</w:t>
+        </w:r>
+      </w:hyperlink>
+      <w:r>
+        <w:rPr>
+          <w:lang w:val="hi_IN" w:bidi="hi_IN"/>
+        </w:rPr>
+        <w:t>)। गिदोन ने समझदारी से एप्रैम के साथ सम्भावित सैन्य टकराव से बचा लिया (</w:t>
+      </w:r>
+      <w:hyperlink r:id="rId234">
+        <w:r>
+          <w:rPr>
+            <w:lang w:val="hi_IN" w:bidi="hi_IN"/>
+          </w:rPr>
+          <w:rPr>
+            <w:color w:val="0000EE"/>
+            <w:u w:val="single"/>
+          </w:rPr>
+          <w:t>8:1–3</w:t>
+        </w:r>
+      </w:hyperlink>
+      <w:r>
+        <w:rPr>
+          <w:lang w:val="hi_IN" w:bidi="hi_IN"/>
+        </w:rPr>
+        <w:t xml:space="preserve">), शत्रु का पीछा यरदन पार में गहराई तक किया, और सुक्कोत और पनूएल के अगुओं को दण्डित किया, जिन्होंने उनकी सहायता नहीं की (वचन </w:t>
+      </w:r>
+      <w:hyperlink r:id="rId235">
+        <w:r>
+          <w:rPr>
+            <w:lang w:val="hi_IN" w:bidi="hi_IN"/>
+          </w:rPr>
+          <w:rPr>
+            <w:color w:val="0000EE"/>
+            <w:u w:val="single"/>
+          </w:rPr>
+          <w:t>4–9, 13–16</w:t>
+        </w:r>
+      </w:hyperlink>
+      <w:r>
+        <w:rPr>
+          <w:lang w:val="hi_IN" w:bidi="hi_IN"/>
+        </w:rPr>
+        <w:t>)।</w:t>
+      </w:r>
+    </w:p>
+    <w:p>
+      <w:pPr/>
+      <w:r>
+        <w:rPr>
+          <w:lang w:val="hi_IN" w:bidi="hi_IN"/>
+        </w:rPr>
+      </w:r>
+      <w:r>
+        <w:rPr>
+          <w:lang w:val="hi_IN" w:bidi="hi_IN"/>
+        </w:rPr>
+        <w:t>इस तेजस्वी विजय ने राजशाही के विचार में रुचि की एक नई लहर उत्पन्न की। इस्राएल के पुरुष गिदोन के परिवार को अपनी शाही वंशावली के रूप में स्थापित करना चाहते थे (</w:t>
+      </w:r>
+      <w:hyperlink r:id="rId236">
+        <w:r>
+          <w:rPr>
+            <w:lang w:val="hi_IN" w:bidi="hi_IN"/>
+          </w:rPr>
+          <w:rPr>
+            <w:color w:val="0000EE"/>
+            <w:u w:val="single"/>
+          </w:rPr>
+          <w:t>8:22</w:t>
+        </w:r>
+      </w:hyperlink>
+      <w:r>
+        <w:rPr>
+          <w:lang w:val="hi_IN" w:bidi="hi_IN"/>
+        </w:rPr>
+        <w:t xml:space="preserve">)। गिदोन ने इनकार कर दिया, और इसके बजाय गलत तरीके से युद्ध में लिए गए सोने से एक एपोद स्थापित किया (वचन </w:t>
+      </w:r>
+      <w:hyperlink r:id="rId237">
+        <w:r>
+          <w:rPr>
+            <w:lang w:val="hi_IN" w:bidi="hi_IN"/>
+          </w:rPr>
+          <w:rPr>
+            <w:color w:val="0000EE"/>
+            <w:u w:val="single"/>
+          </w:rPr>
+          <w:t>23–27</w:t>
+        </w:r>
+      </w:hyperlink>
+      <w:r>
+        <w:rPr>
+          <w:lang w:val="hi_IN" w:bidi="hi_IN"/>
+        </w:rPr>
+        <w:t xml:space="preserve">)। एपोद का संभवतः धार्मिक प्रथाओं, संभवतः भविष्यवाणी के लिए उपयोग किया गया था (तुलना करें </w:t>
+      </w:r>
+      <w:hyperlink r:id="rId238">
+        <w:r>
+          <w:rPr>
+            <w:lang w:val="hi_IN" w:bidi="hi_IN"/>
+          </w:rPr>
+          <w:rPr>
+            <w:color w:val="0000EE"/>
+            <w:u w:val="single"/>
+          </w:rPr>
+          <w:t>17:5</w:t>
+        </w:r>
+      </w:hyperlink>
+      <w:r>
+        <w:rPr>
+          <w:lang w:val="hi_IN" w:bidi="hi_IN"/>
+        </w:rPr>
+        <w:t>)।</w:t>
+      </w:r>
+    </w:p>
+    <w:p>
+      <w:pPr/>
+      <w:r>
+        <w:rPr>
+          <w:lang w:val="hi_IN" w:bidi="hi_IN"/>
+        </w:rPr>
+      </w:r>
+      <w:r>
+        <w:rPr>
+          <w:lang w:val="hi_IN" w:bidi="hi_IN"/>
+        </w:rPr>
+        <w:t>गिदोन का युग भी समाप्त हो गया। वे परमेश्वर का साधन थे, जिन्होंने इस्राएल को 40 वर्षों तक विश्राम दिया। उन्होंने 70 पुत्रों को जन्म दिया और वृद्धावस्था में उनका निधन हुआ। परमेश्वर ने उन्हें समृद्ध रूप से धन्य किया था, भले ही उन्होंने अपने एपोद के साथ इस्राएल को भटका दिया था। इसके बाद, इस्राएल बाल की आराधना में लौट गया (</w:t>
+      </w:r>
+      <w:hyperlink r:id="rId239">
+        <w:r>
+          <w:rPr>
+            <w:lang w:val="hi_IN" w:bidi="hi_IN"/>
+          </w:rPr>
+          <w:rPr>
+            <w:color w:val="0000EE"/>
+            <w:u w:val="single"/>
+          </w:rPr>
+          <w:t>8:33–35</w:t>
+        </w:r>
+      </w:hyperlink>
+      <w:r>
+        <w:rPr>
+          <w:lang w:val="hi_IN" w:bidi="hi_IN"/>
+        </w:rPr>
+        <w:t>)।</w:t>
+      </w:r>
+    </w:p>
+    <w:p>
+      <w:pPr/>
+      <w:r>
+        <w:rPr>
+          <w:lang w:val="hi_IN" w:bidi="hi_IN"/>
+        </w:rPr>
+      </w:r>
+      <w:r>
+        <w:rPr>
+          <w:lang w:val="hi_IN" w:bidi="hi_IN"/>
+        </w:rPr>
+        <w:t>गिदोन के युग के बाद, उनके पुत्र अबीमेलेक ने शेकेम में स्वयं को राजा बनाकर राजवंशीय निरन्तरता स्थापित करने का प्रयास किया (</w:t>
+      </w:r>
+      <w:hyperlink r:id="rId240">
+        <w:r>
+          <w:rPr>
+            <w:lang w:val="hi_IN" w:bidi="hi_IN"/>
+          </w:rPr>
+          <w:rPr>
+            <w:color w:val="0000EE"/>
+            <w:u w:val="single"/>
+          </w:rPr>
+          <w:t>9:1–6</w:t>
+        </w:r>
+      </w:hyperlink>
+      <w:r>
+        <w:rPr>
+          <w:lang w:val="hi_IN" w:bidi="hi_IN"/>
+        </w:rPr>
+        <w:t xml:space="preserve">)। शेकेम में अपने रिश्तेदारों के समर्थन से, अबीमेलेक ने अपने सभी भाइयों को मार डाला, सिवाय योताम के (वचन </w:t>
+      </w:r>
+      <w:hyperlink r:id="rId241">
+        <w:r>
+          <w:rPr>
+            <w:lang w:val="hi_IN" w:bidi="hi_IN"/>
+          </w:rPr>
+          <w:rPr>
+            <w:color w:val="0000EE"/>
+            <w:u w:val="single"/>
+          </w:rPr>
+          <w:t>4–5</w:t>
+        </w:r>
+      </w:hyperlink>
+      <w:r>
+        <w:rPr>
+          <w:lang w:val="hi_IN" w:bidi="hi_IN"/>
+        </w:rPr>
+        <w:t xml:space="preserve">)। अबीमेलेक के राज्याभिषेक के बाद, योताम ने अपने भाई के प्रति अपनी विरोधी भावना को एक कहावत के रूप में प्रस्तुत किया (वचन </w:t>
+      </w:r>
+      <w:hyperlink r:id="rId242">
+        <w:r>
+          <w:rPr>
+            <w:lang w:val="hi_IN" w:bidi="hi_IN"/>
+          </w:rPr>
+          <w:rPr>
+            <w:color w:val="0000EE"/>
+            <w:u w:val="single"/>
+          </w:rPr>
+          <w:t>7–20</w:t>
+        </w:r>
+      </w:hyperlink>
+      <w:r>
+        <w:rPr>
+          <w:lang w:val="hi_IN" w:bidi="hi_IN"/>
+        </w:rPr>
+        <w:t>), और छिप गया। तीन साल बाद, अबीमेलेक की दुष्ट योजनाएँ उसे फंसा गईं जब शेकेम के नागरिकों ने विद्रोह किया। उसने क्रोधित होकर नगर पर हमला किया और उसे नष्ट कर दिया। थोड़े समय बाद, हालांकि, वह तेबेस में एक महिला द्वारा मीनार से गिराई गई चक्की से घायल हो गया, जिसमें वह उससे शरण लेने गई थी। उसके सेवक ने उसकी विनती के अनुसार उसे उसके दुख से मुक्त किया। यह घटना दिखाती है कि एक निरंकुश राजा कितना बुरा हो सकता है। फिर से, परमेश्वर का न्याय प्रबल हुआ।</w:t>
+      </w:r>
+    </w:p>
+    <w:p>
+      <w:pPr/>
+      <w:r>
+        <w:rPr>
+          <w:lang w:val="hi_IN" w:bidi="hi_IN"/>
+        </w:rPr>
+      </w:r>
+      <w:r>
+        <w:rPr>
+          <w:lang w:val="hi_IN" w:bidi="hi_IN"/>
+        </w:rPr>
+        <w:t>तोला (</w:t>
+      </w:r>
+      <w:hyperlink r:id="rId243">
+        <w:r>
+          <w:rPr>
+            <w:lang w:val="hi_IN" w:bidi="hi_IN"/>
+          </w:rPr>
+          <w:rPr>
+            <w:color w:val="0000EE"/>
+            <w:u w:val="single"/>
+          </w:rPr>
+          <w:t>10:1–2</w:t>
         </w:r>
       </w:hyperlink>
       <w:r>
@@ -5230,32 +7186,32 @@
         <w:rPr>
           <w:lang w:val="hi_IN" w:bidi="hi_IN"/>
         </w:rPr>
-        <w:t>कनान में अन्य चार गोत्रों का संक्षिप्त उल्लेख मिलता है। वे भी केवल आंशिक रूप से सफल रहे। जबूलून, आशेर, नप्ताली, और विशेष रूप से दान कनानियों को पूरी तरह से बाहर निकालने में सफल नहीं हुए। सबसे अच्छा तो यह हुआ कि उन्होंने बाद में उनमें से अधिकांश को जबरन श्रम के लिए बाध्य किया।</w:t>
-      </w:r>
-    </w:p>
-    <w:p>
-      <w:pPr/>
-      <w:r>
-        <w:rPr>
-          <w:lang w:val="hi_IN" w:bidi="hi_IN"/>
-        </w:rPr>
-      </w:r>
-      <w:r>
-        <w:rPr>
-          <w:lang w:val="hi_IN" w:bidi="hi_IN"/>
-        </w:rPr>
-        <w:t>इस्राएल की असफलता (</w:t>
-      </w:r>
-      <w:hyperlink r:id="rId164">
-        <w:r>
-          <w:rPr>
-            <w:lang w:val="hi_IN" w:bidi="hi_IN"/>
-          </w:rPr>
-          <w:rPr>
-            <w:color w:val="0000EE"/>
-            <w:u w:val="single"/>
-          </w:rPr>
-          <w:t>2:1–5</w:t>
+        <w:t>तोला इस्साकार के एक छोटे न्यायी थे जिन्होंने इस्राएल का 23 वर्षों तक न्याय किया।</w:t>
+      </w:r>
+    </w:p>
+    <w:p>
+      <w:pPr/>
+      <w:r>
+        <w:rPr>
+          <w:lang w:val="hi_IN" w:bidi="hi_IN"/>
+        </w:rPr>
+      </w:r>
+      <w:r>
+        <w:rPr>
+          <w:lang w:val="hi_IN" w:bidi="hi_IN"/>
+        </w:rPr>
+        <w:t>याईर (</w:t>
+      </w:r>
+      <w:hyperlink r:id="rId244">
+        <w:r>
+          <w:rPr>
+            <w:lang w:val="hi_IN" w:bidi="hi_IN"/>
+          </w:rPr>
+          <w:rPr>
+            <w:color w:val="0000EE"/>
+            <w:u w:val="single"/>
+          </w:rPr>
+          <w:t>10:3–5</w:t>
         </w:r>
       </w:hyperlink>
       <w:r>
@@ -5276,18 +7232,484 @@
         <w:rPr>
           <w:lang w:val="hi_IN" w:bidi="hi_IN"/>
         </w:rPr>
-        <w:t xml:space="preserve">भूमि को वश में करने में असफलता और कनानियों और उनकी संस्कृति को समाप्त न करने के कारण अन्तरविवाह और मूर्तिपूजा हुई (तुलना करें </w:t>
-      </w:r>
-      <w:hyperlink r:id="rId165">
-        <w:r>
-          <w:rPr>
-            <w:lang w:val="hi_IN" w:bidi="hi_IN"/>
-          </w:rPr>
-          <w:rPr>
-            <w:color w:val="0000EE"/>
-            <w:u w:val="single"/>
-          </w:rPr>
-          <w:t>निर्ग 23:33</w:t>
+        <w:t>याईर गिलाद से एक छोटे न्यायी थे जिन्होंने इस्राएल का 22 वर्षों तक न्याय किया।</w:t>
+      </w:r>
+    </w:p>
+    <w:p>
+      <w:pPr/>
+      <w:r>
+        <w:rPr>
+          <w:lang w:val="hi_IN" w:bidi="hi_IN"/>
+        </w:rPr>
+      </w:r>
+      <w:r>
+        <w:rPr>
+          <w:lang w:val="hi_IN" w:bidi="hi_IN"/>
+        </w:rPr>
+        <w:t>यिप्तह (</w:t>
+      </w:r>
+      <w:hyperlink r:id="rId245">
+        <w:r>
+          <w:rPr>
+            <w:lang w:val="hi_IN" w:bidi="hi_IN"/>
+          </w:rPr>
+          <w:rPr>
+            <w:color w:val="0000EE"/>
+            <w:u w:val="single"/>
+          </w:rPr>
+          <w:t>10:6–12:7</w:t>
+        </w:r>
+      </w:hyperlink>
+      <w:r>
+        <w:rPr>
+          <w:lang w:val="hi_IN" w:bidi="hi_IN"/>
+        </w:rPr>
+        <w:t>)</w:t>
+      </w:r>
+    </w:p>
+    <w:p>
+      <w:pPr/>
+      <w:r>
+        <w:rPr>
+          <w:lang w:val="hi_IN" w:bidi="hi_IN"/>
+        </w:rPr>
+      </w:r>
+      <w:r>
+        <w:rPr>
+          <w:lang w:val="hi_IN" w:bidi="hi_IN"/>
+        </w:rPr>
+        <w:t>चक्र (मूर्तिपूजा, शत्रु, सहायता के लिए पुकार, क्षणिक पश्चाताप) का पुनरावलोकन (</w:t>
+      </w:r>
+      <w:hyperlink r:id="rId246">
+        <w:r>
+          <w:rPr>
+            <w:lang w:val="hi_IN" w:bidi="hi_IN"/>
+          </w:rPr>
+          <w:rPr>
+            <w:color w:val="0000EE"/>
+            <w:u w:val="single"/>
+          </w:rPr>
+          <w:t>10:6–16</w:t>
+        </w:r>
+      </w:hyperlink>
+      <w:r>
+        <w:rPr>
+          <w:lang w:val="hi_IN" w:bidi="hi_IN"/>
+        </w:rPr>
+        <w:t xml:space="preserve">) यिप्तह की कथा की प्रस्तावना प्रस्तुत करता है। अम्मोनियों के आक्रमण के तहत, गिलाद के </w:t>
+      </w:r>
+      <w:r>
+        <w:rPr>
+          <w:lang w:val="hi_IN" w:bidi="hi_IN"/>
+        </w:rPr>
+        <w:t xml:space="preserve">वृद्ध लोगों </w:t>
+      </w:r>
+      <w:r>
+        <w:rPr>
+          <w:lang w:val="hi_IN" w:bidi="hi_IN"/>
+        </w:rPr>
+        <w:t>ने यिप्तह से सहायता माँगी (</w:t>
+      </w:r>
+      <w:hyperlink r:id="rId247">
+        <w:r>
+          <w:rPr>
+            <w:lang w:val="hi_IN" w:bidi="hi_IN"/>
+          </w:rPr>
+          <w:rPr>
+            <w:color w:val="0000EE"/>
+            <w:u w:val="single"/>
+          </w:rPr>
+          <w:t>10:17–11:8</w:t>
+        </w:r>
+      </w:hyperlink>
+      <w:r>
+        <w:rPr>
+          <w:lang w:val="hi_IN" w:bidi="hi_IN"/>
+        </w:rPr>
+        <w:t xml:space="preserve">), जिन्होंने इस शर्त पर उनकी सहायता करने का वादा किया कि वह युद्ध के बाद भी उनके अगुए बने रहेंगे (वचन </w:t>
+      </w:r>
+      <w:hyperlink r:id="rId248">
+        <w:r>
+          <w:rPr>
+            <w:lang w:val="hi_IN" w:bidi="hi_IN"/>
+          </w:rPr>
+          <w:rPr>
+            <w:color w:val="0000EE"/>
+            <w:u w:val="single"/>
+          </w:rPr>
+          <w:t>9–10</w:t>
+        </w:r>
+      </w:hyperlink>
+      <w:r>
+        <w:rPr>
+          <w:lang w:val="hi_IN" w:bidi="hi_IN"/>
+        </w:rPr>
+        <w:t xml:space="preserve">)। एक गम्भीर समारोह में वह मिस्पा में उनका “मुखिया” बन जाता है (वचन </w:t>
+      </w:r>
+      <w:hyperlink r:id="rId249">
+        <w:r>
+          <w:rPr>
+            <w:lang w:val="hi_IN" w:bidi="hi_IN"/>
+          </w:rPr>
+          <w:rPr>
+            <w:color w:val="0000EE"/>
+            <w:u w:val="single"/>
+          </w:rPr>
+          <w:t>11</w:t>
+        </w:r>
+      </w:hyperlink>
+      <w:r>
+        <w:rPr>
+          <w:lang w:val="hi_IN" w:bidi="hi_IN"/>
+        </w:rPr>
+        <w:t xml:space="preserve">)। यिप्तह ने अम्मोनी राजा के साथ पत्राचार खोला, जिसमें उन्होंने इस्राएल के भूमि पर अधिकार के लिए तर्क दिया, जो उन्हें प्रभु द्वारा प्रदान किया गया था (वचन </w:t>
+      </w:r>
+      <w:hyperlink r:id="rId250">
+        <w:r>
+          <w:rPr>
+            <w:lang w:val="hi_IN" w:bidi="hi_IN"/>
+          </w:rPr>
+          <w:rPr>
+            <w:color w:val="0000EE"/>
+            <w:u w:val="single"/>
+          </w:rPr>
+          <w:t>12–27</w:t>
+        </w:r>
+      </w:hyperlink>
+      <w:r>
+        <w:rPr>
+          <w:lang w:val="hi_IN" w:bidi="hi_IN"/>
+        </w:rPr>
+        <w:t xml:space="preserve">)। तुरन्त युद्ध में जाने के बजाय, उन्होंने आशा की कि “प्रभु, न्यायी” विवाद का निपटारा करेंगे (वचन </w:t>
+      </w:r>
+      <w:hyperlink r:id="rId37">
+        <w:r>
+          <w:rPr>
+            <w:lang w:val="hi_IN" w:bidi="hi_IN"/>
+          </w:rPr>
+          <w:rPr>
+            <w:color w:val="0000EE"/>
+            <w:u w:val="single"/>
+          </w:rPr>
+          <w:t>27</w:t>
+        </w:r>
+      </w:hyperlink>
+      <w:r>
+        <w:rPr>
+          <w:lang w:val="hi_IN" w:bidi="hi_IN"/>
+        </w:rPr>
+        <w:t xml:space="preserve">); लेकिन अम्मोनी राजा प्रभावित नहीं हुआ। जब परमेश्वर की आत्मा उन पर आई, तो यिप्तह ने इस्राएल की युद्ध में अगुआई की, लेकिन केवल एक जल्दबाजी में मन्नत करने के बाद। वह विजयी हुआ लेकिन पाया कि उसके घर से जो पहली चीज बाहर आई उसे बलिदान करने की उसकी मन्नत ने उसे अपनी बेटी को बलिदान करने की आवश्यकता दी। इस पर बहस जारी है कि क्या उन्होंने उसे एक मनुष्य बलिदान के रूप में चढ़ाया या उसने विवाह का त्याग किया (देखें चर्चा </w:t>
+      </w:r>
+      <w:r>
+        <w:rPr>
+          <w:lang w:val="hi_IN" w:bidi="hi_IN"/>
+        </w:rPr>
+        <w:t>यिप्तह</w:t>
+      </w:r>
+      <w:r>
+        <w:rPr>
+          <w:lang w:val="hi_IN" w:bidi="hi_IN"/>
+        </w:rPr>
+        <w:t xml:space="preserve"> के अन्तर्गत)।</w:t>
+      </w:r>
+    </w:p>
+    <w:p>
+      <w:pPr/>
+      <w:r>
+        <w:rPr>
+          <w:lang w:val="hi_IN" w:bidi="hi_IN"/>
+        </w:rPr>
+      </w:r>
+      <w:r>
+        <w:rPr>
+          <w:lang w:val="hi_IN" w:bidi="hi_IN"/>
+        </w:rPr>
+        <w:t>एप्रैमियों में युद्ध के लिए एक असीम लालसा प्रतीत होती थी। पहले उन्होंने गिदोन से शिकायत की थी, जिन्होंने सफलतापूर्वक उनके खतरों को शान्त किया था (</w:t>
+      </w:r>
+      <w:hyperlink r:id="rId234">
+        <w:r>
+          <w:rPr>
+            <w:lang w:val="hi_IN" w:bidi="hi_IN"/>
+          </w:rPr>
+          <w:rPr>
+            <w:color w:val="0000EE"/>
+            <w:u w:val="single"/>
+          </w:rPr>
+          <w:t>8:1–3</w:t>
+        </w:r>
+      </w:hyperlink>
+      <w:r>
+        <w:rPr>
+          <w:lang w:val="hi_IN" w:bidi="hi_IN"/>
+        </w:rPr>
+        <w:t>)। यिप्तह ने उनसे युद्ध किया, क्योंकि यरदन के पार रहने वाले इस्राएलियों को "विद्रोही" कहा गया था (</w:t>
+      </w:r>
+      <w:hyperlink r:id="rId251">
+        <w:r>
+          <w:rPr>
+            <w:lang w:val="hi_IN" w:bidi="hi_IN"/>
+          </w:rPr>
+          <w:rPr>
+            <w:color w:val="0000EE"/>
+            <w:u w:val="single"/>
+          </w:rPr>
+          <w:t>12:1–4</w:t>
+        </w:r>
+      </w:hyperlink>
+      <w:r>
+        <w:rPr>
+          <w:lang w:val="hi_IN" w:bidi="hi_IN"/>
+        </w:rPr>
+        <w:t>)। इस गृहयुद्ध में बयालीस हजार एप्रैमी यरदन के घाटों पर मारे गए। इसके बाद, यिप्तह ने केवल छह वर्षों तक शासन किया।</w:t>
+      </w:r>
+    </w:p>
+    <w:p>
+      <w:pPr/>
+      <w:r>
+        <w:rPr>
+          <w:lang w:val="hi_IN" w:bidi="hi_IN"/>
+        </w:rPr>
+      </w:r>
+      <w:r>
+        <w:rPr>
+          <w:lang w:val="hi_IN" w:bidi="hi_IN"/>
+        </w:rPr>
+        <w:t>इबसान (</w:t>
+      </w:r>
+      <w:hyperlink r:id="rId252">
+        <w:r>
+          <w:rPr>
+            <w:lang w:val="hi_IN" w:bidi="hi_IN"/>
+          </w:rPr>
+          <w:rPr>
+            <w:color w:val="0000EE"/>
+            <w:u w:val="single"/>
+          </w:rPr>
+          <w:t>12:8–10</w:t>
+        </w:r>
+      </w:hyperlink>
+      <w:r>
+        <w:rPr>
+          <w:lang w:val="hi_IN" w:bidi="hi_IN"/>
+        </w:rPr>
+        <w:t>)</w:t>
+      </w:r>
+    </w:p>
+    <w:p>
+      <w:pPr/>
+      <w:r>
+        <w:rPr>
+          <w:lang w:val="hi_IN" w:bidi="hi_IN"/>
+        </w:rPr>
+      </w:r>
+      <w:r>
+        <w:rPr>
+          <w:lang w:val="hi_IN" w:bidi="hi_IN"/>
+        </w:rPr>
+        <w:t>इबसान बैतलहम के एक छोटे न्यायी थे जिन्होंने इस्राएल पर सात वर्षों तक शासन किया।</w:t>
+      </w:r>
+    </w:p>
+    <w:p>
+      <w:pPr/>
+      <w:r>
+        <w:rPr>
+          <w:lang w:val="hi_IN" w:bidi="hi_IN"/>
+        </w:rPr>
+      </w:r>
+      <w:r>
+        <w:rPr>
+          <w:lang w:val="hi_IN" w:bidi="hi_IN"/>
+        </w:rPr>
+        <w:t>एलोन (</w:t>
+      </w:r>
+      <w:hyperlink r:id="rId253">
+        <w:r>
+          <w:rPr>
+            <w:lang w:val="hi_IN" w:bidi="hi_IN"/>
+          </w:rPr>
+          <w:rPr>
+            <w:color w:val="0000EE"/>
+            <w:u w:val="single"/>
+          </w:rPr>
+          <w:t>12:11</w:t>
+        </w:r>
+      </w:hyperlink>
+      <w:r>
+        <w:rPr>
+          <w:lang w:val="hi_IN" w:bidi="hi_IN"/>
+        </w:rPr>
+        <w:t>)</w:t>
+      </w:r>
+    </w:p>
+    <w:p>
+      <w:pPr/>
+      <w:r>
+        <w:rPr>
+          <w:lang w:val="hi_IN" w:bidi="hi_IN"/>
+        </w:rPr>
+      </w:r>
+      <w:r>
+        <w:rPr>
+          <w:lang w:val="hi_IN" w:bidi="hi_IN"/>
+        </w:rPr>
+        <w:t>जबूलून के एक छोटे न्यायी, एलोन ने दस वर्षों तक इस्राएल पर शासन किया।</w:t>
+      </w:r>
+    </w:p>
+    <w:p>
+      <w:pPr/>
+      <w:r>
+        <w:rPr>
+          <w:lang w:val="hi_IN" w:bidi="hi_IN"/>
+        </w:rPr>
+      </w:r>
+      <w:r>
+        <w:rPr>
+          <w:lang w:val="hi_IN" w:bidi="hi_IN"/>
+        </w:rPr>
+        <w:t>अबदोन (</w:t>
+      </w:r>
+      <w:hyperlink r:id="rId254">
+        <w:r>
+          <w:rPr>
+            <w:lang w:val="hi_IN" w:bidi="hi_IN"/>
+          </w:rPr>
+          <w:rPr>
+            <w:color w:val="0000EE"/>
+            <w:u w:val="single"/>
+          </w:rPr>
+          <w:t>12:13–15</w:t>
+        </w:r>
+      </w:hyperlink>
+      <w:r>
+        <w:rPr>
+          <w:lang w:val="hi_IN" w:bidi="hi_IN"/>
+        </w:rPr>
+        <w:t>)</w:t>
+      </w:r>
+    </w:p>
+    <w:p>
+      <w:pPr/>
+      <w:r>
+        <w:rPr>
+          <w:lang w:val="hi_IN" w:bidi="hi_IN"/>
+        </w:rPr>
+      </w:r>
+      <w:r>
+        <w:rPr>
+          <w:lang w:val="hi_IN" w:bidi="hi_IN"/>
+        </w:rPr>
+        <w:t>अब्दोन पिरातोन के एक छोटे न्यायी थे, जिसका स्थान अनिश्चित है। उन्होंने आठ वर्षों तक शासन किया।</w:t>
+      </w:r>
+    </w:p>
+    <w:p>
+      <w:pPr/>
+      <w:r>
+        <w:rPr>
+          <w:lang w:val="hi_IN" w:bidi="hi_IN"/>
+        </w:rPr>
+      </w:r>
+      <w:r>
+        <w:rPr>
+          <w:lang w:val="hi_IN" w:bidi="hi_IN"/>
+        </w:rPr>
+        <w:t>शिमशोन (</w:t>
+      </w:r>
+      <w:hyperlink r:id="rId255">
+        <w:r>
+          <w:rPr>
+            <w:lang w:val="hi_IN" w:bidi="hi_IN"/>
+          </w:rPr>
+          <w:rPr>
+            <w:color w:val="0000EE"/>
+            <w:u w:val="single"/>
+          </w:rPr>
+          <w:t>13:1–16:31</w:t>
+        </w:r>
+      </w:hyperlink>
+      <w:r>
+        <w:rPr>
+          <w:lang w:val="hi_IN" w:bidi="hi_IN"/>
+        </w:rPr>
+        <w:t>)</w:t>
+      </w:r>
+    </w:p>
+    <w:p>
+      <w:pPr/>
+      <w:r>
+        <w:rPr>
+          <w:lang w:val="hi_IN" w:bidi="hi_IN"/>
+        </w:rPr>
+      </w:r>
+      <w:r>
+        <w:rPr>
+          <w:lang w:val="hi_IN" w:bidi="hi_IN"/>
+        </w:rPr>
+        <w:t>शिमशोन की महानता छुटकारे के इतिहास में उनके चमत्कारी जन्म (</w:t>
+      </w:r>
+      <w:hyperlink r:id="rId256">
+        <w:r>
+          <w:rPr>
+            <w:lang w:val="hi_IN" w:bidi="hi_IN"/>
+          </w:rPr>
+          <w:rPr>
+            <w:color w:val="0000EE"/>
+            <w:u w:val="single"/>
+          </w:rPr>
+          <w:t>13:1–24</w:t>
+        </w:r>
+      </w:hyperlink>
+      <w:r>
+        <w:rPr>
+          <w:lang w:val="hi_IN" w:bidi="hi_IN"/>
+        </w:rPr>
+        <w:t>), नाज़ीर के रूप में उनकी सेवा (</w:t>
+      </w:r>
+      <w:hyperlink r:id="rId257">
+        <w:r>
+          <w:rPr>
+            <w:lang w:val="hi_IN" w:bidi="hi_IN"/>
+          </w:rPr>
+          <w:rPr>
+            <w:color w:val="0000EE"/>
+            <w:u w:val="single"/>
+          </w:rPr>
+          <w:t>13:7</w:t>
+        </w:r>
+      </w:hyperlink>
+      <w:r>
+        <w:rPr>
+          <w:lang w:val="hi_IN" w:bidi="hi_IN"/>
+        </w:rPr>
+        <w:t xml:space="preserve">; तुलना करें </w:t>
+      </w:r>
+      <w:hyperlink r:id="rId258">
+        <w:r>
+          <w:rPr>
+            <w:lang w:val="hi_IN" w:bidi="hi_IN"/>
+          </w:rPr>
+          <w:rPr>
+            <w:color w:val="0000EE"/>
+            <w:u w:val="single"/>
+          </w:rPr>
+          <w:t>गिन 6:1–21</w:t>
+        </w:r>
+      </w:hyperlink>
+      <w:r>
+        <w:rPr>
+          <w:lang w:val="hi_IN" w:bidi="hi_IN"/>
+        </w:rPr>
+        <w:t>), प्रभु की आत्मा द्वारा बार-बार बलशाली होने (</w:t>
+      </w:r>
+      <w:hyperlink r:id="rId259">
+        <w:r>
+          <w:rPr>
+            <w:lang w:val="hi_IN" w:bidi="hi_IN"/>
+          </w:rPr>
+          <w:rPr>
+            <w:color w:val="0000EE"/>
+            <w:u w:val="single"/>
+          </w:rPr>
+          <w:t>न्या 13:25</w:t>
         </w:r>
       </w:hyperlink>
       <w:r>
@@ -5296,16 +7718,16 @@
         </w:rPr>
         <w:t xml:space="preserve">; </w:t>
       </w:r>
-      <w:hyperlink r:id="rId166">
-        <w:r>
-          <w:rPr>
-            <w:lang w:val="hi_IN" w:bidi="hi_IN"/>
-          </w:rPr>
-          <w:rPr>
-            <w:color w:val="0000EE"/>
-            <w:u w:val="single"/>
-          </w:rPr>
-          <w:t>34:12–16</w:t>
+      <w:hyperlink r:id="rId260">
+        <w:r>
+          <w:rPr>
+            <w:lang w:val="hi_IN" w:bidi="hi_IN"/>
+          </w:rPr>
+          <w:rPr>
+            <w:color w:val="0000EE"/>
+            <w:u w:val="single"/>
+          </w:rPr>
+          <w:t>14:6, 19</w:t>
         </w:r>
       </w:hyperlink>
       <w:r>
@@ -5314,16 +7736,52 @@
         </w:rPr>
         <w:t xml:space="preserve">; </w:t>
       </w:r>
-      <w:hyperlink r:id="rId167">
-        <w:r>
-          <w:rPr>
-            <w:lang w:val="hi_IN" w:bidi="hi_IN"/>
-          </w:rPr>
-          <w:rPr>
-            <w:color w:val="0000EE"/>
-            <w:u w:val="single"/>
-          </w:rPr>
-          <w:t>गिन 33:55</w:t>
+      <w:hyperlink r:id="rId261">
+        <w:r>
+          <w:rPr>
+            <w:lang w:val="hi_IN" w:bidi="hi_IN"/>
+          </w:rPr>
+          <w:rPr>
+            <w:color w:val="0000EE"/>
+            <w:u w:val="single"/>
+          </w:rPr>
+          <w:t>15:14</w:t>
+        </w:r>
+      </w:hyperlink>
+      <w:r>
+        <w:rPr>
+          <w:lang w:val="hi_IN" w:bidi="hi_IN"/>
+        </w:rPr>
+        <w:t xml:space="preserve">), पलिश्तियों के खिलाफ अकेले किए गए कारनामों (अश्कलोन, </w:t>
+      </w:r>
+      <w:hyperlink r:id="rId262">
+        <w:r>
+          <w:rPr>
+            <w:lang w:val="hi_IN" w:bidi="hi_IN"/>
+          </w:rPr>
+          <w:rPr>
+            <w:color w:val="0000EE"/>
+            <w:u w:val="single"/>
+          </w:rPr>
+          <w:t>14:19</w:t>
+        </w:r>
+      </w:hyperlink>
+      <w:r>
+        <w:rPr>
+          <w:lang w:val="hi_IN" w:bidi="hi_IN"/>
+        </w:rPr>
+        <w:t xml:space="preserve">; खेत, </w:t>
+      </w:r>
+      <w:hyperlink r:id="rId263">
+        <w:r>
+          <w:rPr>
+            <w:lang w:val="hi_IN" w:bidi="hi_IN"/>
+          </w:rPr>
+          <w:rPr>
+            <w:color w:val="0000EE"/>
+            <w:u w:val="single"/>
+          </w:rPr>
+          <w:t>15:1–6</w:t>
         </w:r>
       </w:hyperlink>
       <w:r>
@@ -5332,16 +7790,64 @@
         </w:rPr>
         <w:t xml:space="preserve">; </w:t>
       </w:r>
-      <w:hyperlink r:id="rId168">
-        <w:r>
-          <w:rPr>
-            <w:lang w:val="hi_IN" w:bidi="hi_IN"/>
-          </w:rPr>
-          <w:rPr>
-            <w:color w:val="0000EE"/>
-            <w:u w:val="single"/>
-          </w:rPr>
-          <w:t>व्य.वि. 7:2–5, 16</w:t>
+      <w:r>
+        <w:rPr>
+          <w:lang w:val="hi_IN" w:bidi="hi_IN"/>
+        </w:rPr>
+        <w:t>रामत-लही</w:t>
+      </w:r>
+      <w:r>
+        <w:rPr>
+          <w:lang w:val="hi_IN" w:bidi="hi_IN"/>
+        </w:rPr>
+        <w:t xml:space="preserve">, </w:t>
+      </w:r>
+      <w:hyperlink r:id="rId264">
+        <w:r>
+          <w:rPr>
+            <w:lang w:val="hi_IN" w:bidi="hi_IN"/>
+          </w:rPr>
+          <w:rPr>
+            <w:color w:val="0000EE"/>
+            <w:u w:val="single"/>
+          </w:rPr>
+          <w:t>15:7–17</w:t>
+        </w:r>
+      </w:hyperlink>
+      <w:r>
+        <w:rPr>
+          <w:lang w:val="hi_IN" w:bidi="hi_IN"/>
+        </w:rPr>
+        <w:t xml:space="preserve">; गाज़ा, </w:t>
+      </w:r>
+      <w:hyperlink r:id="rId265">
+        <w:r>
+          <w:rPr>
+            <w:lang w:val="hi_IN" w:bidi="hi_IN"/>
+          </w:rPr>
+          <w:rPr>
+            <w:color w:val="0000EE"/>
+            <w:u w:val="single"/>
+          </w:rPr>
+          <w:t>16:1–3, 23–30</w:t>
+        </w:r>
+      </w:hyperlink>
+      <w:r>
+        <w:rPr>
+          <w:lang w:val="hi_IN" w:bidi="hi_IN"/>
+        </w:rPr>
+        <w:t>), और प्रभु पर उनके कभी-कभी निर्भरता (</w:t>
+      </w:r>
+      <w:hyperlink r:id="rId266">
+        <w:r>
+          <w:rPr>
+            <w:lang w:val="hi_IN" w:bidi="hi_IN"/>
+          </w:rPr>
+          <w:rPr>
+            <w:color w:val="0000EE"/>
+            <w:u w:val="single"/>
+          </w:rPr>
+          <w:t>15:18–19</w:t>
         </w:r>
       </w:hyperlink>
       <w:r>
@@ -5350,16 +7856,88 @@
         </w:rPr>
         <w:t xml:space="preserve">; </w:t>
       </w:r>
-      <w:hyperlink r:id="rId169">
-        <w:r>
-          <w:rPr>
-            <w:lang w:val="hi_IN" w:bidi="hi_IN"/>
-          </w:rPr>
-          <w:rPr>
-            <w:color w:val="0000EE"/>
-            <w:u w:val="single"/>
-          </w:rPr>
-          <w:t>यहोशू 23:7, 12</w:t>
+      <w:hyperlink r:id="rId267">
+        <w:r>
+          <w:rPr>
+            <w:lang w:val="hi_IN" w:bidi="hi_IN"/>
+          </w:rPr>
+          <w:rPr>
+            <w:color w:val="0000EE"/>
+            <w:u w:val="single"/>
+          </w:rPr>
+          <w:t>16:28–30</w:t>
+        </w:r>
+      </w:hyperlink>
+      <w:r>
+        <w:rPr>
+          <w:lang w:val="hi_IN" w:bidi="hi_IN"/>
+        </w:rPr>
+        <w:t xml:space="preserve">) के कारण है। हालांकि, उनका व्यक्तिगत जीवन पलिश्ती महिलाओं के प्रति उनकी कमजोरी के कारण दोषपूर्ण था (अध्याय </w:t>
+      </w:r>
+      <w:hyperlink r:id="rId268">
+        <w:r>
+          <w:rPr>
+            <w:lang w:val="hi_IN" w:bidi="hi_IN"/>
+          </w:rPr>
+          <w:rPr>
+            <w:color w:val="0000EE"/>
+            <w:u w:val="single"/>
+          </w:rPr>
+          <w:t>14</w:t>
+        </w:r>
+      </w:hyperlink>
+      <w:r>
+        <w:rPr>
+          <w:lang w:val="hi_IN" w:bidi="hi_IN"/>
+        </w:rPr>
+        <w:t xml:space="preserve">, </w:t>
+      </w:r>
+      <w:hyperlink r:id="rId269">
+        <w:r>
+          <w:rPr>
+            <w:lang w:val="hi_IN" w:bidi="hi_IN"/>
+          </w:rPr>
+          <w:rPr>
+            <w:color w:val="0000EE"/>
+            <w:u w:val="single"/>
+          </w:rPr>
+          <w:t>16</w:t>
+        </w:r>
+      </w:hyperlink>
+      <w:r>
+        <w:rPr>
+          <w:lang w:val="hi_IN" w:bidi="hi_IN"/>
+        </w:rPr>
+        <w:t>)। दलीला द्वारा बहकाए जाने के बाद, उन्हें गाज़ा में कैद कर लिया गया। वे दागोन के मन्दिर के गिरने में मारे गए, प्रार्थना करते हुए कि प्रभु उन्हें प्रतिशोध लेने की अनुमति दें (</w:t>
+      </w:r>
+      <w:hyperlink r:id="rId267">
+        <w:r>
+          <w:rPr>
+            <w:lang w:val="hi_IN" w:bidi="hi_IN"/>
+          </w:rPr>
+          <w:rPr>
+            <w:color w:val="0000EE"/>
+            <w:u w:val="single"/>
+          </w:rPr>
+          <w:t>16:28–30</w:t>
+        </w:r>
+      </w:hyperlink>
+      <w:r>
+        <w:rPr>
+          <w:lang w:val="hi_IN" w:bidi="hi_IN"/>
+        </w:rPr>
+        <w:t>)। उन्हें उनके पिता की कब्र में दान के क्षेत्र में दफनाया गया (</w:t>
+      </w:r>
+      <w:hyperlink r:id="rId270">
+        <w:r>
+          <w:rPr>
+            <w:lang w:val="hi_IN" w:bidi="hi_IN"/>
+          </w:rPr>
+          <w:rPr>
+            <w:color w:val="0000EE"/>
+            <w:u w:val="single"/>
+          </w:rPr>
+          <w:t>16:31</w:t>
         </w:r>
       </w:hyperlink>
       <w:r>
@@ -5370,92 +7948,6 @@
       </w:r>
     </w:p>
     <w:p>
-      <w:pPr/>
-      <w:r>
-        <w:rPr>
-          <w:lang w:val="hi_IN" w:bidi="hi_IN"/>
-        </w:rPr>
-      </w:r>
-      <w:r>
-        <w:rPr>
-          <w:lang w:val="hi_IN" w:bidi="hi_IN"/>
-        </w:rPr>
-        <w:t xml:space="preserve">बोकीम में प्रकट होने वाले "प्रभु के स्वर्गदूत" की पहचान निश्चित नहीं है। यह प्रभु स्वयं, एक स्वर्गीय दूत, या एक भविष्यद्वक्ता का सन्दर्भ हो सकता है (पुष्टि करें </w:t>
-      </w:r>
-      <w:hyperlink r:id="rId170">
-        <w:r>
-          <w:rPr>
-            <w:lang w:val="hi_IN" w:bidi="hi_IN"/>
-          </w:rPr>
-          <w:rPr>
-            <w:color w:val="0000EE"/>
-            <w:u w:val="single"/>
-          </w:rPr>
-          <w:t>न्यायि 6:8</w:t>
-        </w:r>
-      </w:hyperlink>
-      <w:r>
-        <w:rPr>
-          <w:lang w:val="hi_IN" w:bidi="hi_IN"/>
-        </w:rPr>
-        <w:t>)। उन्होंने भविष्यवाणी की आत्मा में लोगों को फटकारा और परमेश्वर का न्याय इस्राएल और कनानियों के बीच निरन्तर टकराव के रूप में घोषित किया (</w:t>
-      </w:r>
-      <w:hyperlink r:id="rId171">
-        <w:r>
-          <w:rPr>
-            <w:lang w:val="hi_IN" w:bidi="hi_IN"/>
-          </w:rPr>
-          <w:rPr>
-            <w:color w:val="0000EE"/>
-            <w:u w:val="single"/>
-          </w:rPr>
-          <w:t>2:3</w:t>
-        </w:r>
-      </w:hyperlink>
-      <w:r>
-        <w:rPr>
-          <w:lang w:val="hi_IN" w:bidi="hi_IN"/>
-        </w:rPr>
-        <w:t>)। उनका रोना और बलिदान व्यर्थ था (</w:t>
-      </w:r>
-      <w:hyperlink r:id="rId172">
-        <w:r>
-          <w:rPr>
-            <w:lang w:val="hi_IN" w:bidi="hi_IN"/>
-          </w:rPr>
-          <w:rPr>
-            <w:color w:val="0000EE"/>
-            <w:u w:val="single"/>
-          </w:rPr>
-          <w:t>2:4–5</w:t>
-        </w:r>
-      </w:hyperlink>
-      <w:r>
-        <w:rPr>
-          <w:lang w:val="hi_IN" w:bidi="hi_IN"/>
-        </w:rPr>
-        <w:t xml:space="preserve">; पुष्टि करें </w:t>
-      </w:r>
-      <w:hyperlink r:id="rId173">
-        <w:r>
-          <w:rPr>
-            <w:lang w:val="hi_IN" w:bidi="hi_IN"/>
-          </w:rPr>
-          <w:rPr>
-            <w:color w:val="0000EE"/>
-            <w:u w:val="single"/>
-          </w:rPr>
-          <w:t>मला 2:13</w:t>
-        </w:r>
-      </w:hyperlink>
-      <w:r>
-        <w:rPr>
-          <w:lang w:val="hi_IN" w:bidi="hi_IN"/>
-        </w:rPr>
-        <w:t>)। यहोशू की मृत्यु के एक पीढ़ी के भीतर इस्राएल दोषी ठहराया गया।</w:t>
-      </w:r>
-    </w:p>
-    <w:p>
       <w:pPr>
         <w:pStyle w:val="Heading4"/>
       </w:pPr>
@@ -5463,18 +7955,18 @@
         <w:rPr>
           <w:lang w:val="hi_IN" w:bidi="hi_IN"/>
         </w:rPr>
-        <w:t>धर्मशास्त्रीय परिचय (</w:t>
-      </w:r>
-      <w:hyperlink r:id="rId117">
-        <w:r>
-          <w:rPr>
-            <w:lang w:val="hi_IN" w:bidi="hi_IN"/>
-          </w:rPr>
-          <w:rPr>
-            <w:color w:val="0000EE"/>
-            <w:u w:val="single"/>
-          </w:rPr>
-          <w:t>2:6–3:6</w:t>
+        <w:t>उपसंहार (</w:t>
+      </w:r>
+      <w:hyperlink r:id="rId119">
+        <w:r>
+          <w:rPr>
+            <w:lang w:val="hi_IN" w:bidi="hi_IN"/>
+          </w:rPr>
+          <w:rPr>
+            <w:color w:val="0000EE"/>
+            <w:u w:val="single"/>
+          </w:rPr>
+          <w:t>17–21</w:t>
         </w:r>
       </w:hyperlink>
       <w:r>
@@ -5495,114 +7987,66 @@
         <w:rPr>
           <w:lang w:val="hi_IN" w:bidi="hi_IN"/>
         </w:rPr>
-        <w:t>धर्मशास्त्रीय परिचय वहीं से शुरू होता है जहाँ यहोशू ने छोड़ा था (</w:t>
-      </w:r>
-      <w:hyperlink r:id="rId174">
-        <w:r>
-          <w:rPr>
-            <w:lang w:val="hi_IN" w:bidi="hi_IN"/>
-          </w:rPr>
-          <w:rPr>
-            <w:color w:val="0000EE"/>
-            <w:u w:val="single"/>
-          </w:rPr>
-          <w:t>यहो 24:28–31</w:t>
-        </w:r>
-      </w:hyperlink>
-      <w:r>
-        <w:rPr>
-          <w:lang w:val="hi_IN" w:bidi="hi_IN"/>
-        </w:rPr>
-        <w:t>)। यहोशू की पीढ़ी की विशेषता प्रभु के प्रति निष्ठा थी, लेकिन विजय की उत्तेजना और परमेश्वर की उपस्थिति के प्रदर्शन के बाद उनकी निष्ठा अधिक समय तक नहीं रही (</w:t>
-      </w:r>
-      <w:hyperlink r:id="rId175">
-        <w:r>
-          <w:rPr>
-            <w:lang w:val="hi_IN" w:bidi="hi_IN"/>
-          </w:rPr>
-          <w:rPr>
-            <w:color w:val="0000EE"/>
-            <w:u w:val="single"/>
-          </w:rPr>
-          <w:t>न्याय 2:10</w:t>
-        </w:r>
-      </w:hyperlink>
-      <w:r>
-        <w:rPr>
-          <w:lang w:val="hi_IN" w:bidi="hi_IN"/>
-        </w:rPr>
-        <w:t xml:space="preserve">)। इस्राएल ने कनानी देवताओं (बाल और </w:t>
-      </w:r>
-      <w:r>
-        <w:rPr>
-          <w:lang w:val="hi_IN" w:bidi="hi_IN"/>
-        </w:rPr>
-        <w:t>अश्तोरेत</w:t>
-      </w:r>
-      <w:r>
-        <w:rPr>
-          <w:lang w:val="hi_IN" w:bidi="hi_IN"/>
-        </w:rPr>
-        <w:t xml:space="preserve">) की सेवा की। बाल तूफान का देवता था, जो वर्षा और उर्वरता के प्रतीक था, और अश्तारते उसकी सहचरी थी। बहुवचन (बाल और </w:t>
-      </w:r>
-      <w:r>
-        <w:rPr>
-          <w:lang w:val="hi_IN" w:bidi="hi_IN"/>
-        </w:rPr>
-        <w:t>अश्तोरेत</w:t>
-      </w:r>
-      <w:r>
-        <w:rPr>
-          <w:lang w:val="hi_IN" w:bidi="hi_IN"/>
-        </w:rPr>
-        <w:t xml:space="preserve">, </w:t>
-      </w:r>
-      <w:hyperlink r:id="rId176">
-        <w:r>
-          <w:rPr>
-            <w:lang w:val="hi_IN" w:bidi="hi_IN"/>
-          </w:rPr>
-          <w:rPr>
-            <w:color w:val="0000EE"/>
-            <w:u w:val="single"/>
-          </w:rPr>
-          <w:t>2:11–13</w:t>
-        </w:r>
-      </w:hyperlink>
-      <w:r>
-        <w:rPr>
-          <w:lang w:val="hi_IN" w:bidi="hi_IN"/>
-        </w:rPr>
-        <w:t xml:space="preserve">) कनानी देवताओं की पूजा के कई स्थानीय तरीकों को दर्शाता है। धार्मिक एकता एक बड़ी विविधता में टूट गई। इस प्रकार इस्राएल ने प्रभु को क्रोधित किया (वचन </w:t>
-      </w:r>
-      <w:hyperlink r:id="rId177">
-        <w:r>
-          <w:rPr>
-            <w:lang w:val="hi_IN" w:bidi="hi_IN"/>
-          </w:rPr>
-          <w:rPr>
-            <w:color w:val="0000EE"/>
-            <w:u w:val="single"/>
-          </w:rPr>
-          <w:t>12–14</w:t>
-        </w:r>
-      </w:hyperlink>
-      <w:r>
-        <w:rPr>
-          <w:lang w:val="hi_IN" w:bidi="hi_IN"/>
-        </w:rPr>
-        <w:t>), जिन्होंने उन पर शत्रु और लुटेरे भेजे। इस्राएल उनके साथ निपटने में असफल रहा, जैसा कि मूसा और यहोशू ने पहले ही चेतावनी दी थी (</w:t>
-      </w:r>
-      <w:hyperlink r:id="rId178">
-        <w:r>
-          <w:rPr>
-            <w:lang w:val="hi_IN" w:bidi="hi_IN"/>
-          </w:rPr>
-          <w:rPr>
-            <w:color w:val="0000EE"/>
-            <w:u w:val="single"/>
-          </w:rPr>
-          <w:t>व्य.वि. 28:25, 33</w:t>
+        <w:t xml:space="preserve">इस्राएल के अस्तित्व का चक्रीय स्वभाव बिना गति के था। शत्रुओं से विश्राम हमेशा अस्थायी था। इस्राएल अभी तक वंशानुगत राजशाही के लिए तैयार नहीं था, और चाहे अबीमेलेक के तीन वर्षों के बारे में कुछ भी कहा जाए, यह सबसे खराब प्रकार की राजशाही थी। इस्राएल मूर्तिपूजा और सच्चे प्रभु में विश्वास के बीच डगमगाता रहा। न्यायियों का काल अस्थिर था, जो छोटे व्यक्तिगत स्वार्थ और प्रांतीयता से चिह्नित था। फिर भी परमेश्वर अपने लोगों के मामलों में सम्प्रभु बने रहे। उपसंहार में दो कहानियाँ शामिल हैं: मीका की कहानी और दानी जनजाति का प्रवास (अध्याय </w:t>
+      </w:r>
+      <w:hyperlink r:id="rId271">
+        <w:r>
+          <w:rPr>
+            <w:lang w:val="hi_IN" w:bidi="hi_IN"/>
+          </w:rPr>
+          <w:rPr>
+            <w:color w:val="0000EE"/>
+            <w:u w:val="single"/>
+          </w:rPr>
+          <w:t>17–18</w:t>
+        </w:r>
+      </w:hyperlink>
+      <w:r>
+        <w:rPr>
+          <w:lang w:val="hi_IN" w:bidi="hi_IN"/>
+        </w:rPr>
+        <w:t xml:space="preserve">) और गृहयुद्ध (अध्याय </w:t>
+      </w:r>
+      <w:hyperlink r:id="rId272">
+        <w:r>
+          <w:rPr>
+            <w:lang w:val="hi_IN" w:bidi="hi_IN"/>
+          </w:rPr>
+          <w:rPr>
+            <w:color w:val="0000EE"/>
+            <w:u w:val="single"/>
+          </w:rPr>
+          <w:t>19–21</w:t>
+        </w:r>
+      </w:hyperlink>
+      <w:r>
+        <w:rPr>
+          <w:lang w:val="hi_IN" w:bidi="hi_IN"/>
+        </w:rPr>
+        <w:t>)। उपसंहार को इस वाक्यांश द्वारा जोड़ा गया है "</w:t>
+      </w:r>
+      <w:r>
+        <w:rPr>
+          <w:lang w:val="hi_IN" w:bidi="hi_IN"/>
+        </w:rPr>
+        <w:t>उन दिनों में इस्राएलियों का कोई राजा न था; जिसको जो ठीक जान पड़ता था वही वह करता था</w:t>
+      </w:r>
+      <w:r>
+        <w:rPr>
+          <w:lang w:val="hi_IN" w:bidi="hi_IN"/>
+        </w:rPr>
+        <w:t>" (</w:t>
+      </w:r>
+      <w:hyperlink r:id="rId121">
+        <w:r>
+          <w:rPr>
+            <w:lang w:val="hi_IN" w:bidi="hi_IN"/>
+          </w:rPr>
+          <w:rPr>
+            <w:color w:val="0000EE"/>
+            <w:u w:val="single"/>
+          </w:rPr>
+          <w:t>17:6</w:t>
         </w:r>
       </w:hyperlink>
       <w:r>
@@ -5611,63 +8055,84 @@
         </w:rPr>
         <w:t xml:space="preserve">; </w:t>
       </w:r>
-      <w:hyperlink r:id="rId179">
-        <w:r>
-          <w:rPr>
-            <w:lang w:val="hi_IN" w:bidi="hi_IN"/>
-          </w:rPr>
-          <w:rPr>
-            <w:color w:val="0000EE"/>
-            <w:u w:val="single"/>
-          </w:rPr>
-          <w:t>यहो 23:13, 16</w:t>
-        </w:r>
-      </w:hyperlink>
-      <w:r>
-        <w:rPr>
-          <w:lang w:val="hi_IN" w:bidi="hi_IN"/>
-        </w:rPr>
-        <w:t>)। धर्मत्याग, न्याय, करुणा के लिए पुकार और उद्धार का चक्र पूरे न्यायियों में पाया जाता है। लोग अपने पूर्वजों के धर्मत्याग में जड़ें जमा चुके थे, हालांकि पिछली पीढ़ी परमेश्वर के प्रति संवेदनशील थी। इस्राएल ने न्यायियों के अगुआई के प्रति समर्पण नहीं किया, सिवाय इसके कि जब वह अपने उत्पीड़कों से मुक्त होना चाहते थे। वाचा के श्रापों की पूर्ति में, परमेश्वर ने शपथ ली कि वह अपने लोगों को विश्राम नहीं देंगे बल्कि उन्हें परखेंगे और युद्ध के लिए प्रशिक्षित करेंगे (</w:t>
-      </w:r>
-      <w:hyperlink r:id="rId180">
-        <w:r>
-          <w:rPr>
-            <w:lang w:val="hi_IN" w:bidi="hi_IN"/>
-          </w:rPr>
-          <w:rPr>
-            <w:color w:val="0000EE"/>
-            <w:u w:val="single"/>
-          </w:rPr>
-          <w:t>न्याय 3:1–4</w:t>
-        </w:r>
-      </w:hyperlink>
-      <w:r>
-        <w:rPr>
-          <w:lang w:val="hi_IN" w:bidi="hi_IN"/>
-        </w:rPr>
-        <w:t>), ताकि वे वास्तविक संसार की चुनौतियों का सामना करना सीख सकें।</w:t>
-      </w:r>
-    </w:p>
-    <w:p>
-      <w:pPr>
-        <w:pStyle w:val="Heading4"/>
-      </w:pPr>
-      <w:r>
-        <w:rPr>
-          <w:lang w:val="hi_IN" w:bidi="hi_IN"/>
-        </w:rPr>
-        <w:t>इस्राएल के न्यायी (</w:t>
-      </w:r>
-      <w:hyperlink r:id="rId118">
-        <w:r>
-          <w:rPr>
-            <w:lang w:val="hi_IN" w:bidi="hi_IN"/>
-          </w:rPr>
-          <w:rPr>
-            <w:color w:val="0000EE"/>
-            <w:u w:val="single"/>
-          </w:rPr>
-          <w:t>3:7–16:31</w:t>
+      <w:hyperlink r:id="rId122">
+        <w:r>
+          <w:rPr>
+            <w:lang w:val="hi_IN" w:bidi="hi_IN"/>
+          </w:rPr>
+          <w:rPr>
+            <w:color w:val="0000EE"/>
+            <w:u w:val="single"/>
+          </w:rPr>
+          <w:t>18:1</w:t>
+        </w:r>
+      </w:hyperlink>
+      <w:r>
+        <w:rPr>
+          <w:lang w:val="hi_IN" w:bidi="hi_IN"/>
+        </w:rPr>
+        <w:t xml:space="preserve">; </w:t>
+      </w:r>
+      <w:hyperlink r:id="rId123">
+        <w:r>
+          <w:rPr>
+            <w:lang w:val="hi_IN" w:bidi="hi_IN"/>
+          </w:rPr>
+          <w:rPr>
+            <w:color w:val="0000EE"/>
+            <w:u w:val="single"/>
+          </w:rPr>
+          <w:t>19:1</w:t>
+        </w:r>
+      </w:hyperlink>
+      <w:r>
+        <w:rPr>
+          <w:lang w:val="hi_IN" w:bidi="hi_IN"/>
+        </w:rPr>
+        <w:t xml:space="preserve">; </w:t>
+      </w:r>
+      <w:hyperlink r:id="rId124">
+        <w:r>
+          <w:rPr>
+            <w:lang w:val="hi_IN" w:bidi="hi_IN"/>
+          </w:rPr>
+          <w:rPr>
+            <w:color w:val="0000EE"/>
+            <w:u w:val="single"/>
+          </w:rPr>
+          <w:t>21:25</w:t>
+        </w:r>
+      </w:hyperlink>
+      <w:r>
+        <w:rPr>
+          <w:lang w:val="hi_IN" w:bidi="hi_IN"/>
+        </w:rPr>
+        <w:t>)। सममित पुनरावृत्ति (प्रत्येक कथा में दो बार) अराजकता और जनजातियों की परमेश्वर की सेवा करने के लिए एकजुट होने की अक्षमता को दर्शाती है।</w:t>
+      </w:r>
+    </w:p>
+    <w:p>
+      <w:pPr/>
+      <w:r>
+        <w:rPr>
+          <w:lang w:val="hi_IN" w:bidi="hi_IN"/>
+        </w:rPr>
+      </w:r>
+      <w:r>
+        <w:rPr>
+          <w:lang w:val="hi_IN" w:bidi="hi_IN"/>
+        </w:rPr>
+        <w:t>मीका और दानी लोग (</w:t>
+      </w:r>
+      <w:hyperlink r:id="rId271">
+        <w:r>
+          <w:rPr>
+            <w:lang w:val="hi_IN" w:bidi="hi_IN"/>
+          </w:rPr>
+          <w:rPr>
+            <w:color w:val="0000EE"/>
+            <w:u w:val="single"/>
+          </w:rPr>
+          <w:t>18–18</w:t>
         </w:r>
       </w:hyperlink>
       <w:r>
@@ -5688,18 +8153,98 @@
         <w:rPr>
           <w:lang w:val="hi_IN" w:bidi="hi_IN"/>
         </w:rPr>
-        <w:t>ओत्नीएल (</w:t>
-      </w:r>
-      <w:hyperlink r:id="rId181">
-        <w:r>
-          <w:rPr>
-            <w:lang w:val="hi_IN" w:bidi="hi_IN"/>
-          </w:rPr>
-          <w:rPr>
-            <w:color w:val="0000EE"/>
-            <w:u w:val="single"/>
-          </w:rPr>
-          <w:t>3:7–11</w:t>
+        <w:t xml:space="preserve">मीका एक एप्रैमी थे जिन्होंने एक मन्दिर स्थापित किया और अपने ही बेटों में से एक को, और फिर बैतलहम के एक लेवियों को, इसके </w:t>
+      </w:r>
+      <w:r>
+        <w:rPr>
+          <w:lang w:val="hi_IN" w:bidi="hi_IN"/>
+        </w:rPr>
+        <w:t xml:space="preserve">पुरोहित </w:t>
+      </w:r>
+      <w:r>
+        <w:rPr>
+          <w:lang w:val="hi_IN" w:bidi="hi_IN"/>
+        </w:rPr>
+        <w:t xml:space="preserve">के रूप में नियुक्त किया (अध्याय </w:t>
+      </w:r>
+      <w:hyperlink r:id="rId273">
+        <w:r>
+          <w:rPr>
+            <w:lang w:val="hi_IN" w:bidi="hi_IN"/>
+          </w:rPr>
+          <w:rPr>
+            <w:color w:val="0000EE"/>
+            <w:u w:val="single"/>
+          </w:rPr>
+          <w:t>17</w:t>
+        </w:r>
+      </w:hyperlink>
+      <w:r>
+        <w:rPr>
+          <w:lang w:val="hi_IN" w:bidi="hi_IN"/>
+        </w:rPr>
+        <w:t xml:space="preserve">)। अपनी पैतृक सम्पत्ति को बनाए रखने में असमर्थ, दानी लोग हेर्मोन पर्वत के तल पर खुद को स्थापित करने के लिए निकल पड़े। उन्होंने मीका के मन्दिर से मूर्तियों और लेवियों को ले लिया और नवस्थापित दान नगर में एक धार्मिक नगर स्थापित किया, जो लैश के खण्डहरों पर बनाया गया था (अध्याय </w:t>
+      </w:r>
+      <w:hyperlink r:id="rId274">
+        <w:r>
+          <w:rPr>
+            <w:lang w:val="hi_IN" w:bidi="hi_IN"/>
+          </w:rPr>
+          <w:rPr>
+            <w:color w:val="0000EE"/>
+            <w:u w:val="single"/>
+          </w:rPr>
+          <w:t>18</w:t>
+        </w:r>
+      </w:hyperlink>
+      <w:r>
+        <w:rPr>
+          <w:lang w:val="hi_IN" w:bidi="hi_IN"/>
+        </w:rPr>
+        <w:t>)। इस प्रकार, उन्होंने शीलो में स्थित तम्बू के समकक्ष एक धार्मिक केन्द्र स्थापित किया (</w:t>
+      </w:r>
+      <w:hyperlink r:id="rId275">
+        <w:r>
+          <w:rPr>
+            <w:lang w:val="hi_IN" w:bidi="hi_IN"/>
+          </w:rPr>
+          <w:rPr>
+            <w:color w:val="0000EE"/>
+            <w:u w:val="single"/>
+          </w:rPr>
+          <w:t>18:31</w:t>
+        </w:r>
+      </w:hyperlink>
+      <w:r>
+        <w:rPr>
+          <w:lang w:val="hi_IN" w:bidi="hi_IN"/>
+        </w:rPr>
+        <w:t>)।</w:t>
+      </w:r>
+    </w:p>
+    <w:p>
+      <w:pPr/>
+      <w:r>
+        <w:rPr>
+          <w:lang w:val="hi_IN" w:bidi="hi_IN"/>
+        </w:rPr>
+      </w:r>
+      <w:r>
+        <w:rPr>
+          <w:lang w:val="hi_IN" w:bidi="hi_IN"/>
+        </w:rPr>
+        <w:t>गृह युद्ध (</w:t>
+      </w:r>
+      <w:hyperlink r:id="rId272">
+        <w:r>
+          <w:rPr>
+            <w:lang w:val="hi_IN" w:bidi="hi_IN"/>
+          </w:rPr>
+          <w:rPr>
+            <w:color w:val="0000EE"/>
+            <w:u w:val="single"/>
+          </w:rPr>
+          <w:t>19–21</w:t>
         </w:r>
       </w:hyperlink>
       <w:r>
@@ -5720,270 +8265,812 @@
         <w:rPr>
           <w:lang w:val="hi_IN" w:bidi="hi_IN"/>
         </w:rPr>
-        <w:t>ओत्नीएल एक संक्रमणकालीन व्यक्ति हैं, जो विजय और न्यायियों को जोड़ते हैं। उन्होंने किर्यत्सेपेर की विजय में भाग लिया और कालेब के चचेरे भाई और दामाद के रूप में उनसे सम्बन्धित थे (</w:t>
-      </w:r>
-      <w:hyperlink r:id="rId182">
-        <w:r>
-          <w:rPr>
-            <w:lang w:val="hi_IN" w:bidi="hi_IN"/>
-          </w:rPr>
-          <w:rPr>
-            <w:color w:val="0000EE"/>
-            <w:u w:val="single"/>
-          </w:rPr>
-          <w:t>1:13</w:t>
-        </w:r>
-      </w:hyperlink>
-      <w:r>
-        <w:rPr>
-          <w:lang w:val="hi_IN" w:bidi="hi_IN"/>
-        </w:rPr>
-        <w:t>)। उन्होंने कूशन रिश्आतइम के अगुआई वाले अरामियों को खदेड़ दिया, जिससे भूमि ने लगभग 40 वर्षों तक शान्ति का आनन्द लिया।</w:t>
-      </w:r>
-    </w:p>
-    <w:p>
-      <w:pPr/>
-      <w:r>
-        <w:rPr>
-          <w:lang w:val="hi_IN" w:bidi="hi_IN"/>
-        </w:rPr>
-      </w:r>
-      <w:r>
-        <w:rPr>
-          <w:lang w:val="hi_IN" w:bidi="hi_IN"/>
-        </w:rPr>
-        <w:t>एहूद (</w:t>
-      </w:r>
-      <w:hyperlink r:id="rId183">
-        <w:r>
-          <w:rPr>
-            <w:lang w:val="hi_IN" w:bidi="hi_IN"/>
-          </w:rPr>
-          <w:rPr>
-            <w:color w:val="0000EE"/>
-            <w:u w:val="single"/>
-          </w:rPr>
-          <w:t>3:12–30</w:t>
-        </w:r>
-      </w:hyperlink>
-      <w:r>
-        <w:rPr>
-          <w:lang w:val="hi_IN" w:bidi="hi_IN"/>
-        </w:rPr>
-        <w:t>)</w:t>
-      </w:r>
-    </w:p>
-    <w:p>
-      <w:pPr/>
-      <w:r>
-        <w:rPr>
-          <w:lang w:val="hi_IN" w:bidi="hi_IN"/>
-        </w:rPr>
-      </w:r>
-      <w:r>
-        <w:rPr>
-          <w:lang w:val="hi_IN" w:bidi="hi_IN"/>
-        </w:rPr>
-        <w:t xml:space="preserve">मोआबी, अम्मोनी और अमालेकी के साथ मिलकर, इस्राएल के खिलाफ पूर्व से आए और 18 वर्षों तक एग्लोन के अगुआई में उन्हें सताया। एहूद ने एग्लोन को श्रद्धांजलि देने के मिशन की अगुआई की, जो शायद यरीहो (खजूरों के नगर) के पास स्थित था। एहूद इस मिशन के लिए विशेष रूप से योग्य थे; बाएँ हाथ से काम करने वाला होने के कारण, वे अपनी दोधारी तलवार का अप्रत्याशित तरीके से उपयोग कर राजा को मारने में सक्षम थे। एहूद की सफलता सावधानीपूर्वक योजना और आश्चर्य के तत्व का परिणाम थी। उन्होंने </w:t>
-      </w:r>
-      <w:r>
-        <w:rPr>
-          <w:lang w:val="hi_IN" w:bidi="hi_IN"/>
-        </w:rPr>
-        <w:t xml:space="preserve">भेंट </w:t>
-      </w:r>
-      <w:r>
-        <w:rPr>
-          <w:lang w:val="hi_IN" w:bidi="hi_IN"/>
-        </w:rPr>
-        <w:t>दी और चले गए, केवल देवताओं से एक कथित भविष्यवाणी के साथ लौटने के लिए। राजा धोखे में आ गए और उनकी हत्या कर दी गई। मोआबी सभा में देरी ने इस्राएलियों को यरदन के घाटों पर अपनी सेनाओं को इकट्ठा करने का अवसर दिया। एहूद की सफलता पूरी थी; कोई भी मोआबी नहीं बचा, और इस्राएल ने 80 वर्षों तक शान्ति का आनन्द लिया।</w:t>
-      </w:r>
-    </w:p>
-    <w:p>
-      <w:pPr/>
-      <w:r>
-        <w:rPr>
-          <w:lang w:val="hi_IN" w:bidi="hi_IN"/>
-        </w:rPr>
-      </w:r>
-      <w:r>
-        <w:rPr>
-          <w:lang w:val="hi_IN" w:bidi="hi_IN"/>
-        </w:rPr>
-        <w:t>शमगर (</w:t>
-      </w:r>
-      <w:hyperlink r:id="rId184">
-        <w:r>
-          <w:rPr>
-            <w:lang w:val="hi_IN" w:bidi="hi_IN"/>
-          </w:rPr>
-          <w:rPr>
-            <w:color w:val="0000EE"/>
-            <w:u w:val="single"/>
-          </w:rPr>
-          <w:t>3:31</w:t>
-        </w:r>
-      </w:hyperlink>
-      <w:r>
-        <w:rPr>
-          <w:lang w:val="hi_IN" w:bidi="hi_IN"/>
-        </w:rPr>
-        <w:t>)</w:t>
-      </w:r>
-    </w:p>
-    <w:p>
-      <w:pPr/>
-      <w:r>
-        <w:rPr>
-          <w:lang w:val="hi_IN" w:bidi="hi_IN"/>
-        </w:rPr>
-      </w:r>
-      <w:r>
-        <w:rPr>
-          <w:lang w:val="hi_IN" w:bidi="hi_IN"/>
-        </w:rPr>
-        <w:t>शमगर के कारनामे तटीय मैदानों में पलिश्तियों के खिलाफ थे। उनका नाम गैर-इस्राएली था, लेकिन संभवतः जन्म से इस्राएली थे। शिमशोन की तरह उन्होंने भी पलिश्तियों से एक असामान्य हथियार (</w:t>
-      </w:r>
-      <w:r>
-        <w:rPr>
-          <w:lang w:val="hi_IN" w:bidi="hi_IN"/>
-        </w:rPr>
-        <w:t>बैल के पैने</w:t>
-      </w:r>
-      <w:r>
-        <w:rPr>
-          <w:lang w:val="hi_IN" w:bidi="hi_IN"/>
-        </w:rPr>
-        <w:t>) के साथ युद्ध किया। उनका नाम दबोरा के गीत (</w:t>
-      </w:r>
-      <w:hyperlink r:id="rId185">
-        <w:r>
-          <w:rPr>
-            <w:lang w:val="hi_IN" w:bidi="hi_IN"/>
-          </w:rPr>
-          <w:rPr>
-            <w:color w:val="0000EE"/>
-            <w:u w:val="single"/>
-          </w:rPr>
-          <w:t>5:6</w:t>
-        </w:r>
-      </w:hyperlink>
-      <w:r>
-        <w:rPr>
-          <w:lang w:val="hi_IN" w:bidi="hi_IN"/>
-        </w:rPr>
-        <w:t>) में भी उल्लेखित है।</w:t>
-      </w:r>
-    </w:p>
-    <w:p>
-      <w:pPr/>
-      <w:r>
-        <w:rPr>
-          <w:lang w:val="hi_IN" w:bidi="hi_IN"/>
-        </w:rPr>
-      </w:r>
-      <w:r>
-        <w:rPr>
-          <w:lang w:val="hi_IN" w:bidi="hi_IN"/>
-        </w:rPr>
-        <w:t>देबोरा और बाराक (</w:t>
-      </w:r>
-      <w:hyperlink r:id="rId186">
-        <w:r>
-          <w:rPr>
-            <w:lang w:val="hi_IN" w:bidi="hi_IN"/>
-          </w:rPr>
-          <w:rPr>
-            <w:color w:val="0000EE"/>
-            <w:u w:val="single"/>
-          </w:rPr>
-          <w:t>4:1–5:31</w:t>
-        </w:r>
-      </w:hyperlink>
-      <w:r>
-        <w:rPr>
-          <w:lang w:val="hi_IN" w:bidi="hi_IN"/>
-        </w:rPr>
-        <w:t>)</w:t>
-      </w:r>
-    </w:p>
-    <w:p>
-      <w:pPr/>
-      <w:r>
-        <w:rPr>
-          <w:lang w:val="hi_IN" w:bidi="hi_IN"/>
-        </w:rPr>
-      </w:r>
-      <w:r>
-        <w:rPr>
-          <w:lang w:val="hi_IN" w:bidi="hi_IN"/>
-        </w:rPr>
-        <w:t>अब कथा उत्तर में कनानी आक्रमणकारियों की ओर मुड़ती है, जो हासोर के राजा याबीन और हरोषेत-हगोयिम के सीसरा के अगुआई में थे (</w:t>
-      </w:r>
-      <w:hyperlink r:id="rId187">
-        <w:r>
-          <w:rPr>
-            <w:lang w:val="hi_IN" w:bidi="hi_IN"/>
-          </w:rPr>
-          <w:rPr>
-            <w:color w:val="0000EE"/>
-            <w:u w:val="single"/>
-          </w:rPr>
-          <w:t>4:1–3</w:t>
-        </w:r>
-      </w:hyperlink>
-      <w:r>
-        <w:rPr>
-          <w:lang w:val="hi_IN" w:bidi="hi_IN"/>
-        </w:rPr>
-        <w:t>)। हासोर के खण्डहरों का पुनर्निर्माण किया गया था (</w:t>
-      </w:r>
-      <w:hyperlink r:id="rId188">
-        <w:r>
-          <w:rPr>
-            <w:lang w:val="hi_IN" w:bidi="hi_IN"/>
-          </w:rPr>
-          <w:rPr>
-            <w:color w:val="0000EE"/>
-            <w:u w:val="single"/>
-          </w:rPr>
-          <w:t>यहो 11:13</w:t>
-        </w:r>
-      </w:hyperlink>
-      <w:r>
-        <w:rPr>
-          <w:lang w:val="hi_IN" w:bidi="hi_IN"/>
-        </w:rPr>
-        <w:t xml:space="preserve">), और एक अन्य याबीन (तुलना करें </w:t>
-      </w:r>
-      <w:hyperlink r:id="rId189">
-        <w:r>
-          <w:rPr>
-            <w:lang w:val="hi_IN" w:bidi="hi_IN"/>
-          </w:rPr>
-          <w:rPr>
-            <w:color w:val="0000EE"/>
-            <w:u w:val="single"/>
-          </w:rPr>
-          <w:t>1</w:t>
-        </w:r>
-      </w:hyperlink>
-      <w:r>
-        <w:rPr>
-          <w:lang w:val="hi_IN" w:bidi="hi_IN"/>
-        </w:rPr>
-        <w:t>) उस क्षेत्र पर शासन करते थे। उन्होंने अपनी सैन्य शक्ति फिर से प्राप्त कर ली थी, क्योंकि उनके पास यिरोन के 900 रथ थे। उन्होंने इस्राएल पर 20 वर्षों तक अत्याचार किया (</w:t>
-      </w:r>
-      <w:hyperlink r:id="rId190">
-        <w:r>
-          <w:rPr>
-            <w:lang w:val="hi_IN" w:bidi="hi_IN"/>
-          </w:rPr>
-          <w:rPr>
-            <w:color w:val="0000EE"/>
-            <w:u w:val="single"/>
-          </w:rPr>
-          <w:t>न्याय 4:3</w:t>
+        <w:t xml:space="preserve">गिबा के लोग, जो बिन्यामीन के थे, उन्होंने एक लेवियों की रखैल का यौन शोषण किया जिससे उसकी मृत्यु हो गई। अध्याय </w:t>
+      </w:r>
+      <w:hyperlink r:id="rId273">
+        <w:r>
+          <w:rPr>
+            <w:lang w:val="hi_IN" w:bidi="hi_IN"/>
+          </w:rPr>
+          <w:rPr>
+            <w:color w:val="0000EE"/>
+            <w:u w:val="single"/>
+          </w:rPr>
+          <w:t>17</w:t>
+        </w:r>
+      </w:hyperlink>
+      <w:r>
+        <w:rPr>
+          <w:lang w:val="hi_IN" w:bidi="hi_IN"/>
+        </w:rPr>
+        <w:t xml:space="preserve"> और </w:t>
+      </w:r>
+      <w:hyperlink r:id="rId274">
+        <w:r>
+          <w:rPr>
+            <w:lang w:val="hi_IN" w:bidi="hi_IN"/>
+          </w:rPr>
+          <w:rPr>
+            <w:color w:val="0000EE"/>
+            <w:u w:val="single"/>
+          </w:rPr>
+          <w:t>18</w:t>
+        </w:r>
+      </w:hyperlink>
+      <w:r>
+        <w:rPr>
+          <w:lang w:val="hi_IN" w:bidi="hi_IN"/>
+        </w:rPr>
+        <w:t xml:space="preserve"> के लेवियों की तरह, वह बैतलहम की थी (</w:t>
+      </w:r>
+      <w:hyperlink r:id="rId123">
+        <w:r>
+          <w:rPr>
+            <w:lang w:val="hi_IN" w:bidi="hi_IN"/>
+          </w:rPr>
+          <w:rPr>
+            <w:color w:val="0000EE"/>
+            <w:u w:val="single"/>
+          </w:rPr>
+          <w:t>19:1</w:t>
+        </w:r>
+      </w:hyperlink>
+      <w:r>
+        <w:rPr>
+          <w:lang w:val="hi_IN" w:bidi="hi_IN"/>
+        </w:rPr>
+        <w:t>)। नाटकीय रूप से, लेवियों ने उसके शव के टुकड़े सभी गोत्रों को भेजे, जो गिबा के अपराधियों की रक्षा करने के कारण बिन्यामीनियों के खिलाफ इकट्ठा हुए (</w:t>
+      </w:r>
+      <w:hyperlink r:id="rId276">
+        <w:r>
+          <w:rPr>
+            <w:lang w:val="hi_IN" w:bidi="hi_IN"/>
+          </w:rPr>
+          <w:rPr>
+            <w:color w:val="0000EE"/>
+            <w:u w:val="single"/>
+          </w:rPr>
+          <w:t>19:29–20:19</w:t>
+        </w:r>
+      </w:hyperlink>
+      <w:r>
+        <w:rPr>
+          <w:lang w:val="hi_IN" w:bidi="hi_IN"/>
+        </w:rPr>
+        <w:t>)। आगामी लड़ाई में बिन्यामीन की जनसंख्या को नष्ट कर दिया गया (</w:t>
+      </w:r>
+      <w:hyperlink r:id="rId277">
+        <w:r>
+          <w:rPr>
+            <w:lang w:val="hi_IN" w:bidi="hi_IN"/>
+          </w:rPr>
+          <w:rPr>
+            <w:color w:val="0000EE"/>
+            <w:u w:val="single"/>
+          </w:rPr>
+          <w:t>20:20–48</w:t>
+        </w:r>
+      </w:hyperlink>
+      <w:r>
+        <w:rPr>
+          <w:lang w:val="hi_IN" w:bidi="hi_IN"/>
+        </w:rPr>
+        <w:t>)। 11 गोत्रों ने उन्हें याबेश-गिलाद के खिलाफ एक गृहयुद्ध में ली गई 400 कुँवारी कन्याएँ दीं (</w:t>
+      </w:r>
+      <w:hyperlink r:id="rId278">
+        <w:r>
+          <w:rPr>
+            <w:lang w:val="hi_IN" w:bidi="hi_IN"/>
+          </w:rPr>
+          <w:rPr>
+            <w:color w:val="0000EE"/>
+            <w:u w:val="single"/>
+          </w:rPr>
+          <w:t>21:6–15</w:t>
+        </w:r>
+      </w:hyperlink>
+      <w:r>
+        <w:rPr>
+          <w:lang w:val="hi_IN" w:bidi="hi_IN"/>
+        </w:rPr>
+        <w:t>)। हालांकि, ये पर्याप्त नहीं थीं। बिन्यामीन के विलुप्त होने के खतरे और अपनी बेटियों को किसी भी बिन्यामीनियों से विवाह में न देने की मन्नत के कारण, इस्राएलियों ने एक योजना बनाई जिसके द्वारा बिन्यामीनियों ने शीलो के उत्सव में नाचती इस्राएली कुँवारी कन्याओं को ले लिया। इस प्रकार बिन्यामीन अपने नगरों और बस्तियों को फिर से बसाने में सक्षम हुआ।</w:t>
+      </w:r>
+    </w:p>
+    <w:p>
+      <w:pPr/>
+      <w:r>
+        <w:rPr>
+          <w:lang w:val="hi_IN" w:bidi="hi_IN"/>
+        </w:rPr>
+      </w:r>
+      <w:r>
+        <w:rPr>
+          <w:i/>
+          <w:lang w:val="hi_IN" w:bidi="hi_IN"/>
+        </w:rPr>
+        <w:t>यह भी देखें</w:t>
+      </w:r>
+      <w:r>
+        <w:rPr>
+          <w:lang w:val="hi_IN" w:bidi="hi_IN"/>
+        </w:rPr>
+        <w:t xml:space="preserve"> </w:t>
+      </w:r>
+      <w:r>
+        <w:rPr>
+          <w:lang w:val="hi_IN" w:bidi="hi_IN"/>
+        </w:rPr>
+        <w:t>गिदोन</w:t>
+      </w:r>
+      <w:r>
+        <w:rPr>
+          <w:lang w:val="hi_IN" w:bidi="hi_IN"/>
+        </w:rPr>
+        <w:t xml:space="preserve">; </w:t>
+      </w:r>
+      <w:r>
+        <w:rPr>
+          <w:lang w:val="hi_IN" w:bidi="hi_IN"/>
+        </w:rPr>
+        <w:t>यिप्तह</w:t>
+      </w:r>
+      <w:r>
+        <w:rPr>
+          <w:lang w:val="hi_IN" w:bidi="hi_IN"/>
+        </w:rPr>
+        <w:t xml:space="preserve">; </w:t>
+      </w:r>
+      <w:r>
+        <w:rPr>
+          <w:lang w:val="hi_IN" w:bidi="hi_IN"/>
+        </w:rPr>
+        <w:t>शिमशोन</w:t>
+      </w:r>
+      <w:r>
+        <w:rPr>
+          <w:lang w:val="hi_IN" w:bidi="hi_IN"/>
+        </w:rPr>
+        <w:t>।</w:t>
+      </w:r>
+      <w:r>
+        <w:rPr>
+          <w:lang w:val="hi_IN" w:bidi="hi_IN"/>
+        </w:rPr>
+      </w:r>
+      <w:r>
+        <w:rPr>
+          <w:lang w:val="hi_IN" w:bidi="hi_IN"/>
+        </w:rPr>
+      </w:r>
+    </w:p>
+    <w:p>
+      <w:pPr/>
+      <w:r>
+        <w:rPr>
+          <w:lang w:val="hi_IN" w:bidi="hi_IN"/>
+        </w:rPr>
+      </w:r>
+    </w:p>
+    <w:p>
+      <w:pPr>
+        <w:pStyle w:val="Heading2"/>
+      </w:pPr>
+      <w:r>
+        <w:rPr>
+          <w:lang w:val="hi_IN" w:bidi="hi_IN"/>
+        </w:rPr>
+        <w:t>न्यायीकरण, न्यायी ठहराया जाना</w:t>
+      </w:r>
+      <w:r>
+        <w:rPr>
+          <w:lang w:val="hi_IN" w:bidi="hi_IN"/>
+        </w:rPr>
+      </w:r>
+    </w:p>
+    <w:p>
+      <w:pPr/>
+      <w:r>
+        <w:rPr>
+          <w:lang w:val="hi_IN" w:bidi="hi_IN"/>
+        </w:rPr>
+      </w:r>
+      <w:r>
+        <w:rPr>
+          <w:lang w:val="hi_IN" w:bidi="hi_IN"/>
+        </w:rPr>
+        <w:t>वह कार्य जिसके द्वारा परमेश्वर पापियों को उनके पापों की क्षमा के माध्यम से अपने साथ एक नए वाचा संबंध में लाते हैं। यह वह समय होता है जब परमेश्वर किसी व्यक्ति को धर्मी घोषित करते हैं, जिसका अर्थ है कि वे उनके साथ एक सही और सच्चे संबंध में होते हैं।</w:t>
+      </w:r>
+    </w:p>
+    <w:p>
+      <w:pPr/>
+      <w:r>
+        <w:rPr>
+          <w:lang w:val="hi_IN" w:bidi="hi_IN"/>
+        </w:rPr>
+      </w:r>
+      <w:r>
+        <w:rPr>
+          <w:lang w:val="hi_IN" w:bidi="hi_IN"/>
+        </w:rPr>
+        <w:t>सुधार आंदोलन के समय से, यह शब्द मसीही धर्मशास्त्र में महत्वपूर्ण रहा है। मार्टिन लूथर ने केवल विश्वास द्वारा न्यायी ठहराए जाने के सिद्धांत पर ज़ोर दिया। लूथर के लिए, यह प्रेरित पौलुस की शिक्षाओं की ओर वापसी थी। इसने मध्ययुगीन कैथोलिक धर्म को चुनौती दी, जो उद्धार के लिए अच्छे कार्यों और कृपा पर जोर देता था। केवल विश्वास द्वारा न्यायी ठहराए जाने का सिद्धांत इस बात को रेखांकित करता है कि सभी लोग पूर्ण रूप से पापी हैं। वे अपने पापों का समाधान नहीं कर सकते। यह यीशु मसीह के माध्यम से परमेश्वर के प्रायश्चित के उपहार को उजागर करता है। लोग इसे बिना किसी योग्यता के विश्वास करके स्वीकार करते हैं।</w:t>
+      </w:r>
+    </w:p>
+    <w:p>
+      <w:pPr/>
+      <w:r>
+        <w:rPr>
+          <w:lang w:val="hi_IN" w:bidi="hi_IN"/>
+        </w:rPr>
+      </w:r>
+      <w:r>
+        <w:rPr>
+          <w:lang w:val="hi_IN" w:bidi="hi_IN"/>
+        </w:rPr>
+        <w:t>बाइबल में "न्यायीकरण" और "न्यायी ठहराना" शब्द आम नहीं हैं। उदाहरण के लिए, क्रिया "न्यायी ठहराना" पुराने नियम में 25 से कम बार आती है। नए नियम में, दोनों शब्द केवल 40 बार आते हैं। बाइबल "धार्मिकता" और "धर्मी घोषित करना (या बनाना)" शब्दों का अधिक उपयोग करती है। वे समान इब्रानी और यूनानी शब्दों का अनुवाद करते हैं। इसलिए, न्यायीकरण को समझने में बाइबल में धार्मिकता की अवधारणा को समझना भी शामिल है।</w:t>
+      </w:r>
+    </w:p>
+    <w:p>
+      <w:pPr/>
+      <w:r>
+        <w:rPr>
+          <w:lang w:val="hi_IN" w:bidi="hi_IN"/>
+        </w:rPr>
+      </w:r>
+      <w:r>
+        <w:rPr>
+          <w:lang w:val="hi_IN" w:bidi="hi_IN"/>
+        </w:rPr>
+        <w:t>रोजमर्रा की यूनानी भाषा में, "न्यायीकरण" और "न्यायी ठहराना" अक्सर कानूनी शब्द होते थे। ये शब्द न्यायालय में किसी को निर्दोष या भला घोषित करने के लिए होते थे। हालांकि, इन शब्दों का एक व्यापक अर्थ भी है जो किसी भी संबंध की मान्यताओं से जुड़ा हुआ है।</w:t>
+      </w:r>
+    </w:p>
+    <w:p>
+      <w:pPr>
+        <w:pStyle w:val="Heading3"/>
+      </w:pPr>
+      <w:r>
+        <w:rPr>
+          <w:lang w:val="hi_IN" w:bidi="hi_IN"/>
+        </w:rPr>
+        <w:t>पुराने नियम में</w:t>
+      </w:r>
+    </w:p>
+    <w:p>
+      <w:pPr/>
+      <w:r>
+        <w:rPr>
+          <w:lang w:val="hi_IN" w:bidi="hi_IN"/>
+        </w:rPr>
+      </w:r>
+      <w:r>
+        <w:rPr>
+          <w:lang w:val="hi_IN" w:bidi="hi_IN"/>
+        </w:rPr>
+        <w:t>पुराने नियम में धार्मिकता, संबंधों और उन से सम्बंधित ज़िम्मेदारियों के बारे में है। कभी-कभी, किसी व्यक्ति को धार्मिक कहा जाता है क्योंकि वह किसी अन्य व्यक्ति के साथ सही संबंध में होता है। अन्य समय में, किसी व्यक्ति को धार्मिक माना जाता है क्योंकि वह किसी संबंध के भीतर कुछ ज़िम्मेदारियों को पूरा करता है (</w:t>
+      </w:r>
+      <w:hyperlink r:id="rId279">
+        <w:r>
+          <w:rPr>
+            <w:lang w:val="hi_IN" w:bidi="hi_IN"/>
+          </w:rPr>
+          <w:rPr>
+            <w:color w:val="0000EE"/>
+            <w:u w:val="single"/>
+          </w:rPr>
+          <w:t>उत 38:26</w:t>
+        </w:r>
+      </w:hyperlink>
+      <w:r>
+        <w:rPr>
+          <w:lang w:val="hi_IN" w:bidi="hi_IN"/>
+        </w:rPr>
+        <w:t>)। इससे भी अधिक महत्वपूर्ण बात यह है कि ये शब्द अक्सर परमेश्वर का वर्णन करने के लिए उपयोग किए जाते हैं, जिन्हें न्यायी के रूप में देखा जाता है। परमेश्वर न्याय के साथ शासन करते हैं (</w:t>
+      </w:r>
+      <w:hyperlink r:id="rId36">
+        <w:r>
+          <w:rPr>
+            <w:lang w:val="hi_IN" w:bidi="hi_IN"/>
+          </w:rPr>
+          <w:rPr>
+            <w:color w:val="0000EE"/>
+            <w:u w:val="single"/>
+          </w:rPr>
+          <w:t>उत 18:25</w:t>
+        </w:r>
+      </w:hyperlink>
+      <w:r>
+        <w:rPr>
+          <w:lang w:val="hi_IN" w:bidi="hi_IN"/>
+        </w:rPr>
+        <w:t>) और उनके निर्णय सत्य और धार्मिक होते हैं (</w:t>
+      </w:r>
+      <w:hyperlink r:id="rId280">
+        <w:r>
+          <w:rPr>
+            <w:lang w:val="hi_IN" w:bidi="hi_IN"/>
+          </w:rPr>
+          <w:rPr>
+            <w:color w:val="0000EE"/>
+            <w:u w:val="single"/>
+          </w:rPr>
+          <w:t>भज 19:9</w:t>
+        </w:r>
+      </w:hyperlink>
+      <w:r>
+        <w:rPr>
+          <w:lang w:val="hi_IN" w:bidi="hi_IN"/>
+        </w:rPr>
+        <w:t>)। निर्दोष और दोषी दोनों ही परमेश्वर के न्याय को पहचानते हैं; निर्दोष यह अपेक्षा करते हैं कि उन्हें शुद्ध दिखाया जाएगा और दोषी जानते हैं कि परमेश्वर का नियम प्रबल होगा।</w:t>
+      </w:r>
+    </w:p>
+    <w:p>
+      <w:pPr/>
+      <w:r>
+        <w:rPr>
+          <w:lang w:val="hi_IN" w:bidi="hi_IN"/>
+        </w:rPr>
+      </w:r>
+      <w:r>
+        <w:rPr>
+          <w:lang w:val="hi_IN" w:bidi="hi_IN"/>
+        </w:rPr>
+        <w:t xml:space="preserve">न्यायीकरण और धार्मिकता परमेश्वर के अपने वाचा-जन के लिए उद्धारकारी कार्यों से घनिष्ठ रूप से जुड़े हुए हैं। परमेश्वर की धार्मिकता उनके वाचा के अंतर्गत अपने लोगों के लिए हस्तक्षेप करने के बारे में अधिक है, न कि केवल कठोर न्याय के बारे में। न्यायीकरण को केवल विधान से नहीं, बल्कि वाचा के संदर्भ में समझना चाहिए। इसका सबसे महत्वपूर्ण उदाहरण अब्राहम है, जिन्हें </w:t>
+      </w:r>
+      <w:r>
+        <w:rPr>
+          <w:lang w:val="hi_IN" w:bidi="hi_IN"/>
+        </w:rPr>
+        <w:t xml:space="preserve">धर्मी </w:t>
+      </w:r>
+      <w:r>
+        <w:rPr>
+          <w:lang w:val="hi_IN" w:bidi="hi_IN"/>
+        </w:rPr>
+        <w:t>माना गया क्योंकि उन्होंने परमेश्वर की वाचा में विश्वास के साथ प्रतिक्रिया दी (</w:t>
+      </w:r>
+      <w:hyperlink r:id="rId281">
+        <w:r>
+          <w:rPr>
+            <w:lang w:val="hi_IN" w:bidi="hi_IN"/>
+          </w:rPr>
+          <w:rPr>
+            <w:color w:val="0000EE"/>
+            <w:u w:val="single"/>
+          </w:rPr>
+          <w:t>उत्पत्ति 15:6</w:t>
+        </w:r>
+      </w:hyperlink>
+      <w:r>
+        <w:rPr>
+          <w:lang w:val="hi_IN" w:bidi="hi_IN"/>
+        </w:rPr>
+        <w:t xml:space="preserve">)। अब्राहम स्वयं को </w:t>
+      </w:r>
+      <w:r>
+        <w:rPr>
+          <w:lang w:val="hi_IN" w:bidi="hi_IN"/>
+        </w:rPr>
+        <w:t>धर्मी</w:t>
+      </w:r>
+      <w:r>
+        <w:rPr>
+          <w:lang w:val="hi_IN" w:bidi="hi_IN"/>
+        </w:rPr>
+        <w:t xml:space="preserve"> नहीं बना सकते थे; परमेश्वर ने उन्हें वाचा के आधार पर </w:t>
+      </w:r>
+      <w:r>
+        <w:rPr>
+          <w:lang w:val="hi_IN" w:bidi="hi_IN"/>
+        </w:rPr>
+        <w:t>धर्मी</w:t>
+      </w:r>
+      <w:r>
+        <w:rPr>
+          <w:lang w:val="hi_IN" w:bidi="hi_IN"/>
+        </w:rPr>
+        <w:t xml:space="preserve"> बनाया। सभी लोग अब्राहम की तरह असहाय हैं। परमेश्वर की दृष्टि में, कोई भी स्वयं को निर्दोष सिद्ध नहीं कर सकता (</w:t>
+      </w:r>
+      <w:hyperlink r:id="rId282">
+        <w:r>
+          <w:rPr>
+            <w:lang w:val="hi_IN" w:bidi="hi_IN"/>
+          </w:rPr>
+          <w:rPr>
+            <w:color w:val="0000EE"/>
+            <w:u w:val="single"/>
+          </w:rPr>
+          <w:t>भजन संहिता 143:2</w:t>
+        </w:r>
+      </w:hyperlink>
+      <w:r>
+        <w:rPr>
+          <w:lang w:val="hi_IN" w:bidi="hi_IN"/>
+        </w:rPr>
+        <w:t>)। मानवता की आशा परमेश्वर के अपनी वाचा को याद करने में निहित है। धार्मिकता परमेश्वर की दया या अनुग्रह से आती है, क्योंकि वह अपने लोगों के साथ अपनी प्रेममय दया के अनुसार व्यवहार करते हैं (</w:t>
+      </w:r>
+      <w:hyperlink r:id="rId283">
+        <w:r>
+          <w:rPr>
+            <w:lang w:val="hi_IN" w:bidi="hi_IN"/>
+          </w:rPr>
+          <w:rPr>
+            <w:color w:val="0000EE"/>
+            <w:u w:val="single"/>
+          </w:rPr>
+          <w:t>यशायाह 63:7</w:t>
+        </w:r>
+      </w:hyperlink>
+      <w:r>
+        <w:rPr>
+          <w:lang w:val="hi_IN" w:bidi="hi_IN"/>
+        </w:rPr>
+        <w:t>)। न्यायीकरण का आधार परमेश्वर का स्वभाव है और यह मुख्यतः एक धार्मिक अवधारणा है, न कि केवल एक नैतिक।</w:t>
+      </w:r>
+    </w:p>
+    <w:p>
+      <w:pPr>
+        <w:pStyle w:val="Heading3"/>
+      </w:pPr>
+      <w:r>
+        <w:rPr>
+          <w:lang w:val="hi_IN" w:bidi="hi_IN"/>
+        </w:rPr>
+        <w:t>नए नियम में</w:t>
+      </w:r>
+    </w:p>
+    <w:p>
+      <w:pPr/>
+      <w:r>
+        <w:rPr>
+          <w:lang w:val="hi_IN" w:bidi="hi_IN"/>
+        </w:rPr>
+      </w:r>
+      <w:r>
+        <w:rPr>
+          <w:lang w:val="hi_IN" w:bidi="hi_IN"/>
+        </w:rPr>
+        <w:t>नए नियम में न्यायीकरण का वर्णन मुख्य रूप से पौलुस के पत्रों, विशेष रूप से रोमियों और गलातियों में किया गया है। इन पत्रों में, विश्वास द्वारा न्यायीकरण एक महत्वपूर्ण सिद्धांत है जिसका उपयोग पौलुस, मसीह के कार्यों के पापी मानवता पर प्रभाव को समझाने के लिए करते हैं। पौलुस विश्वास द्वारा न्यायीकरण की तुलना, यहूदी धार्मिकता से करते हैं, जो व्यवस्था को उद्धार का आधार मानने का प्रयास करती थी। पौलुस इस दृष्टिकोण की कड़ी निंदा करते हैं (</w:t>
+      </w:r>
+      <w:hyperlink r:id="rId284">
+        <w:r>
+          <w:rPr>
+            <w:lang w:val="hi_IN" w:bidi="hi_IN"/>
+          </w:rPr>
+          <w:rPr>
+            <w:color w:val="0000EE"/>
+            <w:u w:val="single"/>
+          </w:rPr>
+          <w:t>गला 1:6–9</w:t>
+        </w:r>
+      </w:hyperlink>
+      <w:r>
+        <w:rPr>
+          <w:lang w:val="hi_IN" w:bidi="hi_IN"/>
+        </w:rPr>
+        <w:t>)। वे अपने पाठकों को याद दिलाते हैं कि धार्मिकता या न्यायीकरण ठहराया जाना, परमेश्वर का उपहार है जो यीशु मसीह के लहू के माध्यम से प्राप्त होता है (</w:t>
+      </w:r>
+      <w:r>
+        <w:rPr>
+          <w:i/>
+          <w:lang w:val="hi_IN" w:bidi="hi_IN"/>
+        </w:rPr>
+        <w:t>वाचा</w:t>
+      </w:r>
+      <w:r>
+        <w:rPr>
+          <w:lang w:val="hi_IN" w:bidi="hi_IN"/>
+        </w:rPr>
+        <w:t xml:space="preserve"> का लहू, </w:t>
+      </w:r>
+      <w:hyperlink r:id="rId285">
+        <w:r>
+          <w:rPr>
+            <w:lang w:val="hi_IN" w:bidi="hi_IN"/>
+          </w:rPr>
+          <w:rPr>
+            <w:color w:val="0000EE"/>
+            <w:u w:val="single"/>
+          </w:rPr>
+          <w:t>इब्रा 13:20</w:t>
+        </w:r>
+      </w:hyperlink>
+      <w:r>
+        <w:rPr>
+          <w:lang w:val="hi_IN" w:bidi="hi_IN"/>
+        </w:rPr>
+        <w:t>), न कि व्यवस्था के द्वारा प्राप्त किया जा सकता है (</w:t>
+      </w:r>
+      <w:hyperlink r:id="rId286">
+        <w:r>
+          <w:rPr>
+            <w:lang w:val="hi_IN" w:bidi="hi_IN"/>
+          </w:rPr>
+          <w:rPr>
+            <w:color w:val="0000EE"/>
+            <w:u w:val="single"/>
+          </w:rPr>
+          <w:t>रोम 3:21</w:t>
+        </w:r>
+      </w:hyperlink>
+      <w:r>
+        <w:rPr>
+          <w:lang w:val="hi_IN" w:bidi="hi_IN"/>
+        </w:rPr>
+        <w:t>)। व्यवस्था धार्मिकता की ओर नहीं ले जाती और इसका उद्देश्य भी ऐसा करना नहीं था।</w:t>
+      </w:r>
+    </w:p>
+    <w:p>
+      <w:pPr/>
+      <w:r>
+        <w:rPr>
+          <w:lang w:val="hi_IN" w:bidi="hi_IN"/>
+        </w:rPr>
+      </w:r>
+      <w:hyperlink r:id="rId287">
+        <w:r>
+          <w:rPr>
+            <w:lang w:val="hi_IN" w:bidi="hi_IN"/>
+          </w:rPr>
+          <w:rPr>
+            <w:color w:val="0000EE"/>
+            <w:u w:val="single"/>
+          </w:rPr>
+          <w:t>गलातियों 3:15–25</w:t>
+        </w:r>
+      </w:hyperlink>
+      <w:r>
+        <w:rPr>
+          <w:lang w:val="hi_IN" w:bidi="hi_IN"/>
+        </w:rPr>
+        <w:t xml:space="preserve"> में व्यवस्था की भूमिका का वर्णन किया गया है, जो अब्राहम को परमेश्वर के साथ संबंध में लाने वाली वाचा के 430 वर्ष बाद आई। जो भी उद्देश्य व्यवस्था का था, इसे धार्मिकता प्रदान करने के लिए नहीं दिया गया था: "क्योंकि यदि ऐसी व्यवस्था दी जाती जो जीवन दे सकती, तो धार्मिकता वास्तव में व्यवस्था के द्वारा होती" (</w:t>
+      </w:r>
+      <w:hyperlink r:id="rId288">
+        <w:r>
+          <w:rPr>
+            <w:lang w:val="hi_IN" w:bidi="hi_IN"/>
+          </w:rPr>
+          <w:rPr>
+            <w:color w:val="0000EE"/>
+            <w:u w:val="single"/>
+          </w:rPr>
+          <w:t>गला 3:21</w:t>
+        </w:r>
+      </w:hyperlink>
+      <w:r>
+        <w:rPr>
+          <w:lang w:val="hi_IN" w:bidi="hi_IN"/>
+        </w:rPr>
+        <w:t>)। मसीह ने लोगों को न्यायी ठहराया और इसे वाचा के संदर्भ में समझा जाना चाहिए, न कि व्यवस्था के। अब्राहम के समय से ही न्यायीकरण सदैव उस परमेश्वर में विश्वास द्वारा प्राप्त हुई है जो अपनी वाचा निभाता है, न कि व्यवस्था के द्वारा। धार्मिकता एक संबंधात्मक शब्द है, जिसकी पुष्टि उन लोगों द्वारा होती है जो विश्वास के द्वारा परमेश्वर के साथ सही संबंध में लाए गए हैं। व्यवस्था न्याय लाती है और हमारे पाप का सामना करने की असमर्थता को उजागर करती है (</w:t>
+      </w:r>
+      <w:hyperlink r:id="rId289">
+        <w:r>
+          <w:rPr>
+            <w:lang w:val="hi_IN" w:bidi="hi_IN"/>
+          </w:rPr>
+          <w:rPr>
+            <w:color w:val="0000EE"/>
+            <w:u w:val="single"/>
+          </w:rPr>
+          <w:t>प्रेरि 13:39</w:t>
+        </w:r>
+      </w:hyperlink>
+      <w:r>
+        <w:rPr>
+          <w:lang w:val="hi_IN" w:bidi="hi_IN"/>
+        </w:rPr>
+        <w:t xml:space="preserve">; </w:t>
+      </w:r>
+      <w:hyperlink r:id="rId290">
+        <w:r>
+          <w:rPr>
+            <w:lang w:val="hi_IN" w:bidi="hi_IN"/>
+          </w:rPr>
+          <w:rPr>
+            <w:color w:val="0000EE"/>
+            <w:u w:val="single"/>
+          </w:rPr>
+          <w:t>रोम 8:3</w:t>
+        </w:r>
+      </w:hyperlink>
+      <w:r>
+        <w:rPr>
+          <w:lang w:val="hi_IN" w:bidi="hi_IN"/>
+        </w:rPr>
+        <w:t>)। हालांकि न्यायीकरण, पाप और दोष की समस्या का समाधान प्रस्तुत करता है और उद्धार प्रदान करता है। विश्वासियों को दोषमुक्त किया जाता है (</w:t>
+      </w:r>
+      <w:hyperlink r:id="rId291">
+        <w:r>
+          <w:rPr>
+            <w:lang w:val="hi_IN" w:bidi="hi_IN"/>
+          </w:rPr>
+          <w:rPr>
+            <w:color w:val="0000EE"/>
+            <w:u w:val="single"/>
+          </w:rPr>
+          <w:t>रोमियों 8:1</w:t>
+        </w:r>
+      </w:hyperlink>
+      <w:r>
+        <w:rPr>
+          <w:lang w:val="hi_IN" w:bidi="hi_IN"/>
+        </w:rPr>
+        <w:t>)। न्यायीकरण की मुख्य समझ वाचा और अनुग्रह पर ध्यान केंद्रित करने से आती है, न कि व्यवस्था और न्याय पर। पौलुस के रोमियों और गलातियों में अब्राहम के संदर्भ यह दिखाते हैं कि वाचा सदैव मानवता की एकमात्र आशा रही है। परमेश्वर अपनी वाचा के प्रति विश्वासयोग्य रहते हैं, भले ही उनके लोग इसे प्रतिदिन तोड़ते हैं।</w:t>
+      </w:r>
+    </w:p>
+    <w:p>
+      <w:pPr/>
+      <w:r>
+        <w:rPr>
+          <w:lang w:val="hi_IN" w:bidi="hi_IN"/>
+        </w:rPr>
+      </w:r>
+      <w:r>
+        <w:rPr>
+          <w:lang w:val="hi_IN" w:bidi="hi_IN"/>
+        </w:rPr>
+        <w:t>पौलुस की शिक्षा में, परमेश्वर न्यायी है और वही न्यायी ठहराने वाले भी हैं। पाप न्याय की मांग करता है और इसे संबोधित करना आवश्यक है। परमेश्वर का मनुष्य को अपने पास लाने का तरीका व्यवस्था से अलग प्रकट होता है। यह मसीह के जीवन और मृत्यु में प्रकट होता है, जिन्हें परमेश्वर ने एक प्रायश्चित बलिदान के रूप में स्थापित किया (</w:t>
+      </w:r>
+      <w:hyperlink r:id="rId292">
+        <w:r>
+          <w:rPr>
+            <w:lang w:val="hi_IN" w:bidi="hi_IN"/>
+          </w:rPr>
+          <w:rPr>
+            <w:color w:val="0000EE"/>
+            <w:u w:val="single"/>
+          </w:rPr>
+          <w:t>रोम 3:21–26</w:t>
+        </w:r>
+      </w:hyperlink>
+      <w:r>
+        <w:rPr>
+          <w:lang w:val="hi_IN" w:bidi="hi_IN"/>
+        </w:rPr>
+        <w:t>)। मसीह की मृत्यु में पाप का समाधान किया गया, जिसने पाप को अपने ऊपर लिया ताकि उसमें होकर हम परमेश्वर की धार्मिकता बन सकें (</w:t>
+      </w:r>
+      <w:hyperlink r:id="rId293">
+        <w:r>
+          <w:rPr>
+            <w:lang w:val="hi_IN" w:bidi="hi_IN"/>
+          </w:rPr>
+          <w:rPr>
+            <w:color w:val="0000EE"/>
+            <w:u w:val="single"/>
+          </w:rPr>
+          <w:t>2 कुरि 5:21</w:t>
+        </w:r>
+      </w:hyperlink>
+      <w:r>
+        <w:rPr>
+          <w:lang w:val="hi_IN" w:bidi="hi_IN"/>
+        </w:rPr>
+        <w:t>)। अपनी मृत्यु में, मसीह समस्त मानवता के दोष को सहन करते है ताकि उनमें विश्वास के द्वारा लोग परमेश्वर के साथ सच्चे संबंध में आ सकें।</w:t>
+      </w:r>
+    </w:p>
+    <w:p>
+      <w:pPr/>
+      <w:r>
+        <w:rPr>
+          <w:lang w:val="hi_IN" w:bidi="hi_IN"/>
+        </w:rPr>
+      </w:r>
+      <w:r>
+        <w:rPr>
+          <w:lang w:val="hi_IN" w:bidi="hi_IN"/>
+        </w:rPr>
+        <w:t xml:space="preserve">पौलुस के लिए, मानव पापपूर्णता के प्रकाश में धर्मीकरण ठहराना परमेश्वर की प्रकृति में निहित है, क्योंकि केवल परमेश्वर ही मानवता को चंगाई और उद्धार दे सकते है। धर्मी ठहराना केवल अनुग्रह द्वारा है। परमेश्वर की प्रकृति में निहित, यह मसीह के कार्य के माध्यम से परमेश्वर के उपहार के रूप में उपलब्ध कराया गया है। इसलिए हम अक्सर स्वीकार करते हैं कि मसीह "हमारे लिए" </w:t>
+      </w:r>
+      <w:r>
+        <w:rPr>
+          <w:lang w:val="hi_IN" w:bidi="hi_IN"/>
+        </w:rPr>
+        <w:t>मरा</w:t>
+      </w:r>
+      <w:r>
+        <w:rPr>
+          <w:lang w:val="hi_IN" w:bidi="hi_IN"/>
+        </w:rPr>
+        <w:t xml:space="preserve"> (</w:t>
+      </w:r>
+      <w:hyperlink r:id="rId294">
+        <w:r>
+          <w:rPr>
+            <w:lang w:val="hi_IN" w:bidi="hi_IN"/>
+          </w:rPr>
+          <w:rPr>
+            <w:color w:val="0000EE"/>
+            <w:u w:val="single"/>
+          </w:rPr>
+          <w:t>रोम 5:8</w:t>
+        </w:r>
+      </w:hyperlink>
+      <w:r>
+        <w:rPr>
+          <w:lang w:val="hi_IN" w:bidi="hi_IN"/>
+        </w:rPr>
+        <w:t xml:space="preserve">; </w:t>
+      </w:r>
+      <w:hyperlink r:id="rId295">
+        <w:r>
+          <w:rPr>
+            <w:lang w:val="hi_IN" w:bidi="hi_IN"/>
+          </w:rPr>
+          <w:rPr>
+            <w:color w:val="0000EE"/>
+            <w:u w:val="single"/>
+          </w:rPr>
+          <w:t>1 थिस्स 5:10</w:t>
+        </w:r>
+      </w:hyperlink>
+      <w:r>
+        <w:rPr>
+          <w:lang w:val="hi_IN" w:bidi="hi_IN"/>
+        </w:rPr>
+        <w:t>) या "हमारे पापों के लिए" (</w:t>
+      </w:r>
+      <w:hyperlink r:id="rId296">
+        <w:r>
+          <w:rPr>
+            <w:lang w:val="hi_IN" w:bidi="hi_IN"/>
+          </w:rPr>
+          <w:rPr>
+            <w:color w:val="0000EE"/>
+            <w:u w:val="single"/>
+          </w:rPr>
+          <w:t>1 कुरि 15:3</w:t>
+        </w:r>
+      </w:hyperlink>
+      <w:r>
+        <w:rPr>
+          <w:lang w:val="hi_IN" w:bidi="hi_IN"/>
+        </w:rPr>
+        <w:t>)। इस उपहार को प्राप्त करने का मार्ग विश्वास और केवल विश्वास के द्वारा है (</w:t>
+      </w:r>
+      <w:hyperlink r:id="rId18">
+        <w:r>
+          <w:rPr>
+            <w:lang w:val="hi_IN" w:bidi="hi_IN"/>
+          </w:rPr>
+          <w:rPr>
+            <w:color w:val="0000EE"/>
+            <w:u w:val="single"/>
+          </w:rPr>
+          <w:t>रोम 3:22</w:t>
+        </w:r>
+      </w:hyperlink>
+      <w:r>
+        <w:rPr>
+          <w:lang w:val="hi_IN" w:bidi="hi_IN"/>
+        </w:rPr>
+        <w:t xml:space="preserve">; </w:t>
+      </w:r>
+      <w:hyperlink r:id="rId297">
+        <w:r>
+          <w:rPr>
+            <w:lang w:val="hi_IN" w:bidi="hi_IN"/>
+          </w:rPr>
+          <w:rPr>
+            <w:color w:val="0000EE"/>
+            <w:u w:val="single"/>
+          </w:rPr>
+          <w:t>5:1</w:t>
+        </w:r>
+      </w:hyperlink>
+      <w:r>
+        <w:rPr>
+          <w:lang w:val="hi_IN" w:bidi="hi_IN"/>
+        </w:rPr>
+        <w:t>)। यह विश्वास मसीह के कार्य में एक सरल विश्वास है। यह एक विश्वास है जो स्वतंत्र रूप से मसीह के साथ पहचान करता है, उनके वचन से प्रेम करता है और परमेश्वर के राज्य के मूल्यों के अनुसार जीवन जीता है। न्यायी ठहराया गया व्यक्ति जानता है कि परमेश्वर के साथ उसका सही संबंध केवल अनुग्रह पर निर्भर करता है, न कि प्रयास या कर्मों पर। यह पूरी तरह से परमेश्वर के अनंत प्रेम का उपहार है। उनकी असमर्थता सुसमाचार की शक्ति से दूर हो जाती है, जिसमें परमेश्वर का उद्धारकारी कार्य प्रकट होता है (</w:t>
+      </w:r>
+      <w:hyperlink r:id="rId298">
+        <w:r>
+          <w:rPr>
+            <w:lang w:val="hi_IN" w:bidi="hi_IN"/>
+          </w:rPr>
+          <w:rPr>
+            <w:color w:val="0000EE"/>
+            <w:u w:val="single"/>
+          </w:rPr>
+          <w:t>रोमियों 1:17</w:t>
         </w:r>
       </w:hyperlink>
       <w:r>
@@ -6004,168 +9091,54 @@
         <w:rPr>
           <w:lang w:val="hi_IN" w:bidi="hi_IN"/>
         </w:rPr>
-        <w:t xml:space="preserve">परमेश्वर के पास इस्राएल में एक </w:t>
-      </w:r>
-      <w:r>
-        <w:rPr>
-          <w:lang w:val="hi_IN" w:bidi="hi_IN"/>
-        </w:rPr>
-        <w:t xml:space="preserve">नबिया </w:t>
-      </w:r>
-      <w:r>
-        <w:rPr>
-          <w:lang w:val="hi_IN" w:bidi="hi_IN"/>
-        </w:rPr>
-        <w:t>थीं जिन्होंने इस अंधकारमय समय में उनके लोगों की अगुआई की (</w:t>
-      </w:r>
-      <w:hyperlink r:id="rId191">
-        <w:r>
-          <w:rPr>
-            <w:lang w:val="hi_IN" w:bidi="hi_IN"/>
-          </w:rPr>
-          <w:rPr>
-            <w:color w:val="0000EE"/>
-            <w:u w:val="single"/>
-          </w:rPr>
-          <w:t>4:4</w:t>
-        </w:r>
-      </w:hyperlink>
-      <w:r>
-        <w:rPr>
-          <w:lang w:val="hi_IN" w:bidi="hi_IN"/>
-        </w:rPr>
-        <w:t xml:space="preserve">)। वह बिन्यामीन के पास दक्षिण एप्रैम में एक खजूर के नीचे न्याय करती थीं (वचन </w:t>
-      </w:r>
-      <w:hyperlink r:id="rId192">
-        <w:r>
-          <w:rPr>
-            <w:lang w:val="hi_IN" w:bidi="hi_IN"/>
-          </w:rPr>
-          <w:rPr>
-            <w:color w:val="0000EE"/>
-            <w:u w:val="single"/>
-          </w:rPr>
-          <w:t>5</w:t>
-        </w:r>
-      </w:hyperlink>
-      <w:r>
-        <w:rPr>
-          <w:lang w:val="hi_IN" w:bidi="hi_IN"/>
-        </w:rPr>
-        <w:t xml:space="preserve">)। उन्होंने बाराक को नप्ताली और जबूलून की सेनाओं को इकट्ठा करने के लिए बुलाया, जो कनानी हमलों से प्रभावित गोत्र थे, और कीशोन नदी के पास सीसरा पर अचानक हमला करने के लिए कहा (वचन </w:t>
-      </w:r>
-      <w:hyperlink r:id="rId193">
-        <w:r>
-          <w:rPr>
-            <w:lang w:val="hi_IN" w:bidi="hi_IN"/>
-          </w:rPr>
-          <w:rPr>
-            <w:color w:val="0000EE"/>
-            <w:u w:val="single"/>
-          </w:rPr>
-          <w:t>6–7</w:t>
-        </w:r>
-      </w:hyperlink>
-      <w:r>
-        <w:rPr>
-          <w:lang w:val="hi_IN" w:bidi="hi_IN"/>
-        </w:rPr>
-        <w:t xml:space="preserve">)। बाराक की हिचकिचाहट ने उन्हें दबोरा की उपस्थिति में विनती करने के लिए प्रेरित किया, जिसके परिणामस्वरूप सीसरा, कनानी सेनाओं के सेनापति, को मारने का आदर खो दिया (वचन </w:t>
-      </w:r>
-      <w:hyperlink r:id="rId194">
-        <w:r>
-          <w:rPr>
-            <w:lang w:val="hi_IN" w:bidi="hi_IN"/>
-          </w:rPr>
-          <w:rPr>
-            <w:color w:val="0000EE"/>
-            <w:u w:val="single"/>
-          </w:rPr>
-          <w:t>8–10</w:t>
-        </w:r>
-      </w:hyperlink>
-      <w:r>
-        <w:rPr>
-          <w:lang w:val="hi_IN" w:bidi="hi_IN"/>
-        </w:rPr>
-        <w:t xml:space="preserve">)। प्रभु ने ताबोर </w:t>
-      </w:r>
-      <w:r>
-        <w:rPr>
-          <w:lang w:val="hi_IN" w:bidi="hi_IN"/>
-        </w:rPr>
-        <w:t xml:space="preserve">पहाड़ </w:t>
-      </w:r>
-      <w:r>
-        <w:rPr>
-          <w:lang w:val="hi_IN" w:bidi="hi_IN"/>
-        </w:rPr>
-        <w:t>से अचानक हमले में सफलता दी, जिससे कनानी परास्त हो गए, अपने भारी रथों का उपयोग नहीं कर सके, जो यिज्रेल तराई के दलदल में फंस गए थे (</w:t>
-      </w:r>
-      <w:hyperlink r:id="rId195">
-        <w:r>
-          <w:rPr>
-            <w:lang w:val="hi_IN" w:bidi="hi_IN"/>
-          </w:rPr>
-          <w:rPr>
-            <w:color w:val="0000EE"/>
-            <w:u w:val="single"/>
-          </w:rPr>
-          <w:t>5:20–22</w:t>
-        </w:r>
-      </w:hyperlink>
-      <w:r>
-        <w:rPr>
-          <w:lang w:val="hi_IN" w:bidi="hi_IN"/>
-        </w:rPr>
-        <w:t>)। कनानी परास्त हो गए, और सीसरा को याएल ने मार डाला, जो हेबेर की पत्नी थीं, एक केनी जिन्होंने अराद के आसपास के केनियों से अलग हो गए थे (</w:t>
-      </w:r>
-      <w:hyperlink r:id="rId196">
-        <w:r>
-          <w:rPr>
-            <w:lang w:val="hi_IN" w:bidi="hi_IN"/>
-          </w:rPr>
-          <w:rPr>
-            <w:color w:val="0000EE"/>
-            <w:u w:val="single"/>
-          </w:rPr>
-          <w:t>4:17–18</w:t>
-        </w:r>
-      </w:hyperlink>
-      <w:r>
-        <w:rPr>
-          <w:lang w:val="hi_IN" w:bidi="hi_IN"/>
-        </w:rPr>
-        <w:t xml:space="preserve">; तुलना करें </w:t>
-      </w:r>
-      <w:hyperlink r:id="rId150">
-        <w:r>
-          <w:rPr>
-            <w:lang w:val="hi_IN" w:bidi="hi_IN"/>
-          </w:rPr>
-          <w:rPr>
-            <w:color w:val="0000EE"/>
-            <w:u w:val="single"/>
-          </w:rPr>
-          <w:t>1:16</w:t>
-        </w:r>
-      </w:hyperlink>
-      <w:r>
-        <w:rPr>
-          <w:lang w:val="hi_IN" w:bidi="hi_IN"/>
-        </w:rPr>
-        <w:t>)। उन्होंने उसे आतिथ्य प्रदान किया, क्योंकि उनके परिवार के कनानियों के साथ मैत्रीपूर्ण सम्बन्ध थे, लेकिन उन्होंने वीरता से उसे तम्बू की खूँटी से मृत्यु के घाट उतार दिया (</w:t>
-      </w:r>
-      <w:hyperlink r:id="rId197">
-        <w:r>
-          <w:rPr>
-            <w:lang w:val="hi_IN" w:bidi="hi_IN"/>
-          </w:rPr>
-          <w:rPr>
-            <w:color w:val="0000EE"/>
-            <w:u w:val="single"/>
-          </w:rPr>
-          <w:t>4:18–21</w:t>
+        <w:t>न्यायीकरण का उल्लेख सुसमाचारों में उस दृष्टांत में किया गया है जिसमें फरीसी और चुंगी लेनेवाला मंदिर में प्रार्थना करने गए थे। फरीसी ने अपने धार्मिक कार्यों और नैतिक श्रेष्ठता को उजागर किया। चुंगी लेनेवाला, गहरे अपराधबोध और अयोग्यता का अनुभव करते हुए, केवल दया की याचना कर सका। यीशु के अनुसार, चुंगी लेनेवाला न्यायी ठहराया गया और अपने घर गया (</w:t>
+      </w:r>
+      <w:hyperlink r:id="rId299">
+        <w:r>
+          <w:rPr>
+            <w:lang w:val="hi_IN" w:bidi="hi_IN"/>
+          </w:rPr>
+          <w:rPr>
+            <w:color w:val="0000EE"/>
+            <w:u w:val="single"/>
+          </w:rPr>
+          <w:t>लूका 18:14</w:t>
+        </w:r>
+      </w:hyperlink>
+      <w:r>
+        <w:rPr>
+          <w:lang w:val="hi_IN" w:bidi="hi_IN"/>
+        </w:rPr>
+        <w:t>)। यह विश्वास द्वारा न्यायी ठहराए जाने का एकमात्र प्रत्यक्ष संदर्भ है। फिर भी, यीशु की पूरी सेवकाई उन लोगों से संबंधित थी जो अपनी भक्ति पर केंद्रित थे। वे परमेश्वर के सामने स्वयं को न्यायी ठहराना चाहते थे। वे स्वयं को पापियों और अनुचितों से अलग करते थे। वे अपने कार्यों पर इतने केंद्रित थे कि वे अनुग्रह के संदेश और पापियों की पूर्ण क्षमा से आहत होते थे (</w:t>
+      </w:r>
+      <w:hyperlink r:id="rId300">
+        <w:r>
+          <w:rPr>
+            <w:lang w:val="hi_IN" w:bidi="hi_IN"/>
+          </w:rPr>
+          <w:rPr>
+            <w:color w:val="0000EE"/>
+            <w:u w:val="single"/>
+          </w:rPr>
+          <w:t>लूका 7:36–50</w:t>
+        </w:r>
+      </w:hyperlink>
+      <w:r>
+        <w:rPr>
+          <w:lang w:val="hi_IN" w:bidi="hi_IN"/>
+        </w:rPr>
+        <w:t>)। यीशु ने उसी मुद्दे को संबोधित किया जिसे बाद में पौलुस ने सामना किया। केवल वे ही जो परमेश्वर के सामने स्वयं को नम्र करते हैं, उन्नत किए जाएंगे (</w:t>
+      </w:r>
+      <w:hyperlink r:id="rId301">
+        <w:r>
+          <w:rPr>
+            <w:lang w:val="hi_IN" w:bidi="hi_IN"/>
+          </w:rPr>
+          <w:rPr>
+            <w:color w:val="0000EE"/>
+            <w:u w:val="single"/>
+          </w:rPr>
+          <w:t>मत्ती 18:4</w:t>
         </w:r>
       </w:hyperlink>
       <w:r>
@@ -6174,34 +9147,88 @@
         </w:rPr>
         <w:t xml:space="preserve">; </w:t>
       </w:r>
-      <w:hyperlink r:id="rId198">
-        <w:r>
-          <w:rPr>
-            <w:lang w:val="hi_IN" w:bidi="hi_IN"/>
-          </w:rPr>
-          <w:rPr>
-            <w:color w:val="0000EE"/>
-            <w:u w:val="single"/>
-          </w:rPr>
-          <w:t>5:26–27</w:t>
-        </w:r>
-      </w:hyperlink>
-      <w:r>
-        <w:rPr>
-          <w:lang w:val="hi_IN" w:bidi="hi_IN"/>
-        </w:rPr>
-        <w:t>)। लगातार अभियानों में इस्राएलियों ने याबीन से स्वतंत्रता प्राप्त की, जब तक कि उन्होंने उसकी शक्ति को नष्ट नहीं कर दिया (</w:t>
-      </w:r>
-      <w:hyperlink r:id="rId199">
-        <w:r>
-          <w:rPr>
-            <w:lang w:val="hi_IN" w:bidi="hi_IN"/>
-          </w:rPr>
-          <w:rPr>
-            <w:color w:val="0000EE"/>
-            <w:u w:val="single"/>
-          </w:rPr>
-          <w:t>4:24</w:t>
+      <w:hyperlink r:id="rId302">
+        <w:r>
+          <w:rPr>
+            <w:lang w:val="hi_IN" w:bidi="hi_IN"/>
+          </w:rPr>
+          <w:rPr>
+            <w:color w:val="0000EE"/>
+            <w:u w:val="single"/>
+          </w:rPr>
+          <w:t>23:12</w:t>
+        </w:r>
+      </w:hyperlink>
+      <w:r>
+        <w:rPr>
+          <w:lang w:val="hi_IN" w:bidi="hi_IN"/>
+        </w:rPr>
+        <w:t>)। केवल पापी ही अनुग्रह का संदेश सुनते हैं (</w:t>
+      </w:r>
+      <w:hyperlink r:id="rId303">
+        <w:r>
+          <w:rPr>
+            <w:lang w:val="hi_IN" w:bidi="hi_IN"/>
+          </w:rPr>
+          <w:rPr>
+            <w:color w:val="0000EE"/>
+            <w:u w:val="single"/>
+          </w:rPr>
+          <w:t>लूका 5:32</w:t>
+        </w:r>
+      </w:hyperlink>
+      <w:r>
+        <w:rPr>
+          <w:lang w:val="hi_IN" w:bidi="hi_IN"/>
+        </w:rPr>
+        <w:t xml:space="preserve">; </w:t>
+      </w:r>
+      <w:hyperlink r:id="rId304">
+        <w:r>
+          <w:rPr>
+            <w:lang w:val="hi_IN" w:bidi="hi_IN"/>
+          </w:rPr>
+          <w:rPr>
+            <w:color w:val="0000EE"/>
+            <w:u w:val="single"/>
+          </w:rPr>
+          <w:t>15:7, 10</w:t>
+        </w:r>
+      </w:hyperlink>
+      <w:r>
+        <w:rPr>
+          <w:lang w:val="hi_IN" w:bidi="hi_IN"/>
+        </w:rPr>
+        <w:t xml:space="preserve">; </w:t>
+      </w:r>
+      <w:hyperlink r:id="rId305">
+        <w:r>
+          <w:rPr>
+            <w:lang w:val="hi_IN" w:bidi="hi_IN"/>
+          </w:rPr>
+          <w:rPr>
+            <w:color w:val="0000EE"/>
+            <w:u w:val="single"/>
+          </w:rPr>
+          <w:t>19:7</w:t>
+        </w:r>
+      </w:hyperlink>
+      <w:r>
+        <w:rPr>
+          <w:lang w:val="hi_IN" w:bidi="hi_IN"/>
+        </w:rPr>
+        <w:t>)। अयोग्य ही हैं जो चंगाई पाते हैं (</w:t>
+      </w:r>
+      <w:hyperlink r:id="rId306">
+        <w:r>
+          <w:rPr>
+            <w:lang w:val="hi_IN" w:bidi="hi_IN"/>
+          </w:rPr>
+          <w:rPr>
+            <w:color w:val="0000EE"/>
+            <w:u w:val="single"/>
+          </w:rPr>
+          <w:t>मत्ती 8:8</w:t>
         </w:r>
       </w:hyperlink>
       <w:r>
@@ -6222,72 +9249,18 @@
         <w:rPr>
           <w:lang w:val="hi_IN" w:bidi="hi_IN"/>
         </w:rPr>
-        <w:t xml:space="preserve">दबोरा का गीत (अध्याय </w:t>
-      </w:r>
-      <w:hyperlink r:id="rId114">
-        <w:r>
-          <w:rPr>
-            <w:lang w:val="hi_IN" w:bidi="hi_IN"/>
-          </w:rPr>
-          <w:rPr>
-            <w:color w:val="0000EE"/>
-            <w:u w:val="single"/>
-          </w:rPr>
-          <w:t>5</w:t>
-        </w:r>
-      </w:hyperlink>
-      <w:r>
-        <w:rPr>
-          <w:lang w:val="hi_IN" w:bidi="hi_IN"/>
-        </w:rPr>
-        <w:t>) काव्यात्मक रूप में याबीन पर विजय का उत्सव मनाता है। यह बाइबल की सबसे पुरानी कविताओं में से एक है। यह इस्राएल के परमेश्वर की प्रशंसा करता है जो राजा के रूप में उनकी वाचा के लोगों की रक्षा करने आते हैं, और जिनके सामने पहाड़ हिलते हैं (</w:t>
-      </w:r>
-      <w:hyperlink r:id="rId200">
-        <w:r>
-          <w:rPr>
-            <w:lang w:val="hi_IN" w:bidi="hi_IN"/>
-          </w:rPr>
-          <w:rPr>
-            <w:color w:val="0000EE"/>
-            <w:u w:val="single"/>
-          </w:rPr>
-          <w:t>5:2–3</w:t>
-        </w:r>
-      </w:hyperlink>
-      <w:r>
-        <w:rPr>
-          <w:lang w:val="hi_IN" w:bidi="hi_IN"/>
-        </w:rPr>
-        <w:t>)। वे सीनै पर्वत के परमेश्वर हैं (</w:t>
-      </w:r>
-      <w:hyperlink r:id="rId201">
-        <w:r>
-          <w:rPr>
-            <w:lang w:val="hi_IN" w:bidi="hi_IN"/>
-          </w:rPr>
-          <w:rPr>
-            <w:color w:val="0000EE"/>
-            <w:u w:val="single"/>
-          </w:rPr>
-          <w:t>न्याय 5:4–5</w:t>
-        </w:r>
-      </w:hyperlink>
-      <w:r>
-        <w:rPr>
-          <w:lang w:val="hi_IN" w:bidi="hi_IN"/>
-        </w:rPr>
-        <w:t xml:space="preserve">; तुलना करें </w:t>
-      </w:r>
-      <w:hyperlink r:id="rId202">
-        <w:r>
-          <w:rPr>
-            <w:lang w:val="hi_IN" w:bidi="hi_IN"/>
-          </w:rPr>
-          <w:rPr>
-            <w:color w:val="0000EE"/>
-            <w:u w:val="single"/>
-          </w:rPr>
-          <w:t>व्य. वि. 33:2</w:t>
+        <w:t>हमें हमेशा विश्वास द्वारा न्यायीकरण की पुष्टि करनी चाहिए। हर कोई अपने चरित्र और भक्ति के आधार पर परमेश्वर के सामने खड़ा होने के लिए व्यक्तिगत धार्मिकता की खोज करता है। लेकिन, कलीसिया का पुनरुत्थान और स्वास्थ्य (जैसा कि मार्टिन लूथर और जॉन वेस्ली में देखा गया) इस विश्वास पर निर्भर करता है कि "धर्मी विश्वास से जीवित रहेंगे" (</w:t>
+      </w:r>
+      <w:hyperlink r:id="rId298">
+        <w:r>
+          <w:rPr>
+            <w:lang w:val="hi_IN" w:bidi="hi_IN"/>
+          </w:rPr>
+          <w:rPr>
+            <w:color w:val="0000EE"/>
+            <w:u w:val="single"/>
+          </w:rPr>
+          <w:t>रोम 1:17</w:t>
         </w:r>
       </w:hyperlink>
       <w:r>
@@ -6296,16 +9269,16 @@
         </w:rPr>
         <w:t xml:space="preserve">; </w:t>
       </w:r>
-      <w:hyperlink r:id="rId203">
-        <w:r>
-          <w:rPr>
-            <w:lang w:val="hi_IN" w:bidi="hi_IN"/>
-          </w:rPr>
-          <w:rPr>
-            <w:color w:val="0000EE"/>
-            <w:u w:val="single"/>
-          </w:rPr>
-          <w:t>भज 68:7–8</w:t>
+      <w:hyperlink r:id="rId307">
+        <w:r>
+          <w:rPr>
+            <w:lang w:val="hi_IN" w:bidi="hi_IN"/>
+          </w:rPr>
+          <w:rPr>
+            <w:color w:val="0000EE"/>
+            <w:u w:val="single"/>
+          </w:rPr>
+          <w:t>इब्रा 10:38</w:t>
         </w:r>
       </w:hyperlink>
       <w:r>
@@ -6314,2992 +9287,7 @@
         </w:rPr>
         <w:t xml:space="preserve">; </w:t>
       </w:r>
-      <w:hyperlink r:id="rId204">
-        <w:r>
-          <w:rPr>
-            <w:lang w:val="hi_IN" w:bidi="hi_IN"/>
-          </w:rPr>
-          <w:rPr>
-            <w:color w:val="0000EE"/>
-            <w:u w:val="single"/>
-          </w:rPr>
-          <w:t>हब 3:3–4</w:t>
-        </w:r>
-      </w:hyperlink>
-      <w:r>
-        <w:rPr>
-          <w:lang w:val="hi_IN" w:bidi="hi_IN"/>
-        </w:rPr>
-        <w:t>)। यद्यपि उत्पीड़कों ने इस्राएल को लूट लिया था और यात्रा के लिए सड़कों को असुरक्षित बना दिया था, और इस्राएल अपनी रक्षा करने में असमर्थ था (</w:t>
-      </w:r>
-      <w:hyperlink r:id="rId205">
-        <w:r>
-          <w:rPr>
-            <w:lang w:val="hi_IN" w:bidi="hi_IN"/>
-          </w:rPr>
-          <w:rPr>
-            <w:color w:val="0000EE"/>
-            <w:u w:val="single"/>
-          </w:rPr>
-          <w:t>न्याय 5:6–8</w:t>
-        </w:r>
-      </w:hyperlink>
-      <w:r>
-        <w:rPr>
-          <w:lang w:val="hi_IN" w:bidi="hi_IN"/>
-        </w:rPr>
-        <w:t xml:space="preserve">), प्रभु ने दबोरा और बाराक को युद्ध के लिए कुलीनों की अगुआई करने के लिए उठाया (वचन </w:t>
-      </w:r>
-      <w:hyperlink r:id="rId206">
-        <w:r>
-          <w:rPr>
-            <w:lang w:val="hi_IN" w:bidi="hi_IN"/>
-          </w:rPr>
-          <w:rPr>
-            <w:color w:val="0000EE"/>
-            <w:u w:val="single"/>
-          </w:rPr>
-          <w:t>9–13</w:t>
-        </w:r>
-      </w:hyperlink>
-      <w:r>
-        <w:rPr>
-          <w:lang w:val="hi_IN" w:bidi="hi_IN"/>
-        </w:rPr>
-        <w:t xml:space="preserve">)। वे एप्रैम, बिन्यामीन, जबूलून, इस्साकार, और नप्ताली से आए (वचन </w:t>
-      </w:r>
-      <w:hyperlink r:id="rId207">
-        <w:r>
-          <w:rPr>
-            <w:lang w:val="hi_IN" w:bidi="hi_IN"/>
-          </w:rPr>
-          <w:rPr>
-            <w:color w:val="0000EE"/>
-            <w:u w:val="single"/>
-          </w:rPr>
-          <w:t>14–15अ, 18</w:t>
-        </w:r>
-      </w:hyperlink>
-      <w:r>
-        <w:rPr>
-          <w:lang w:val="hi_IN" w:bidi="hi_IN"/>
-        </w:rPr>
-        <w:t xml:space="preserve">), लेकिन यरदन के पार के गोत्र और आशेर शामिल नहीं होना चाहते थे (वचन </w:t>
-      </w:r>
-      <w:hyperlink r:id="rId208">
-        <w:r>
-          <w:rPr>
-            <w:lang w:val="hi_IN" w:bidi="hi_IN"/>
-          </w:rPr>
-          <w:rPr>
-            <w:color w:val="0000EE"/>
-            <w:u w:val="single"/>
-          </w:rPr>
-          <w:t>15ब-17</w:t>
-        </w:r>
-      </w:hyperlink>
-      <w:r>
-        <w:rPr>
-          <w:lang w:val="hi_IN" w:bidi="hi_IN"/>
-        </w:rPr>
-        <w:t xml:space="preserve">)। गीत फिर युद्ध के दृश्य की ओर बढ़ता है, जहाँ मूसलधार बारिश ने रथों को फंसा दिया (वचन </w:t>
-      </w:r>
-      <w:hyperlink r:id="rId209">
-        <w:r>
-          <w:rPr>
-            <w:lang w:val="hi_IN" w:bidi="hi_IN"/>
-          </w:rPr>
-          <w:rPr>
-            <w:color w:val="0000EE"/>
-            <w:u w:val="single"/>
-          </w:rPr>
-          <w:t>19–23</w:t>
-        </w:r>
-      </w:hyperlink>
-      <w:r>
-        <w:rPr>
-          <w:lang w:val="hi_IN" w:bidi="hi_IN"/>
-        </w:rPr>
-        <w:t xml:space="preserve">)। याएल को "स्त्रियों में सबसे धन्य" के रूप में मनाया जाता है, जिन्होंने अपने सरल जीवन के तरीके से सीसरा का अन्त किया (वचन </w:t>
-      </w:r>
-      <w:hyperlink r:id="rId210">
-        <w:r>
-          <w:rPr>
-            <w:lang w:val="hi_IN" w:bidi="hi_IN"/>
-          </w:rPr>
-          <w:rPr>
-            <w:color w:val="0000EE"/>
-            <w:u w:val="single"/>
-          </w:rPr>
-          <w:t>24–27</w:t>
-        </w:r>
-      </w:hyperlink>
-      <w:r>
-        <w:rPr>
-          <w:lang w:val="hi_IN" w:bidi="hi_IN"/>
-        </w:rPr>
-        <w:t xml:space="preserve">)। वह सीसरा की माँ के विपरीत खड़ी होती है, जो अपनी सारी संस्कृति के साथ व्यर्थ में सीसरा की लूट के साथ वापसी की प्रतीक्षा करती है (वचन </w:t>
-      </w:r>
-      <w:hyperlink r:id="rId211">
-        <w:r>
-          <w:rPr>
-            <w:lang w:val="hi_IN" w:bidi="hi_IN"/>
-          </w:rPr>
-          <w:rPr>
-            <w:color w:val="0000EE"/>
-            <w:u w:val="single"/>
-          </w:rPr>
-          <w:t>28–30</w:t>
-        </w:r>
-      </w:hyperlink>
-      <w:r>
-        <w:rPr>
-          <w:lang w:val="hi_IN" w:bidi="hi_IN"/>
-        </w:rPr>
-        <w:t>)। प्रभु ने साधारण को शक्तिशाली को भ्रमित करने के लिए उपयोग किया है। निष्कर्ष इस्राएल के सभी शत्रुओं पर परमेश्वर के न्याय के लिए एक प्रार्थना है (</w:t>
-      </w:r>
-      <w:hyperlink r:id="rId212">
-        <w:r>
-          <w:rPr>
-            <w:lang w:val="hi_IN" w:bidi="hi_IN"/>
-          </w:rPr>
-          <w:rPr>
-            <w:color w:val="0000EE"/>
-            <w:u w:val="single"/>
-          </w:rPr>
-          <w:t>न्याय 5:31अ</w:t>
-        </w:r>
-      </w:hyperlink>
-      <w:r>
-        <w:rPr>
-          <w:lang w:val="hi_IN" w:bidi="hi_IN"/>
-        </w:rPr>
-        <w:t xml:space="preserve">; पुष्टि करें </w:t>
-      </w:r>
-      <w:hyperlink r:id="rId213">
-        <w:r>
-          <w:rPr>
-            <w:lang w:val="hi_IN" w:bidi="hi_IN"/>
-          </w:rPr>
-          <w:rPr>
-            <w:color w:val="0000EE"/>
-            <w:u w:val="single"/>
-          </w:rPr>
-          <w:t>भज 68:1–3</w:t>
-        </w:r>
-      </w:hyperlink>
-      <w:r>
-        <w:rPr>
-          <w:lang w:val="hi_IN" w:bidi="hi_IN"/>
-        </w:rPr>
-        <w:t>)।</w:t>
-      </w:r>
-    </w:p>
-    <w:p>
-      <w:pPr/>
-      <w:r>
-        <w:rPr>
-          <w:lang w:val="hi_IN" w:bidi="hi_IN"/>
-        </w:rPr>
-      </w:r>
-      <w:r>
-        <w:rPr>
-          <w:lang w:val="hi_IN" w:bidi="hi_IN"/>
-        </w:rPr>
-        <w:t>गिदोन (</w:t>
-      </w:r>
-      <w:hyperlink r:id="rId214">
-        <w:r>
-          <w:rPr>
-            <w:lang w:val="hi_IN" w:bidi="hi_IN"/>
-          </w:rPr>
-          <w:rPr>
-            <w:color w:val="0000EE"/>
-            <w:u w:val="single"/>
-          </w:rPr>
-          <w:t>6:1–8:35</w:t>
-        </w:r>
-      </w:hyperlink>
-      <w:r>
-        <w:rPr>
-          <w:lang w:val="hi_IN" w:bidi="hi_IN"/>
-        </w:rPr>
-        <w:t>)</w:t>
-      </w:r>
-    </w:p>
-    <w:p>
-      <w:pPr/>
-      <w:r>
-        <w:rPr>
-          <w:lang w:val="hi_IN" w:bidi="hi_IN"/>
-        </w:rPr>
-      </w:r>
-      <w:r>
-        <w:rPr>
-          <w:lang w:val="hi_IN" w:bidi="hi_IN"/>
-        </w:rPr>
-        <w:t>इस्राएल का 40 वर्षों का विश्राम (</w:t>
-      </w:r>
-      <w:hyperlink r:id="rId212">
-        <w:r>
-          <w:rPr>
-            <w:lang w:val="hi_IN" w:bidi="hi_IN"/>
-          </w:rPr>
-          <w:rPr>
-            <w:color w:val="0000EE"/>
-            <w:u w:val="single"/>
-          </w:rPr>
-          <w:t>न्याय 5:31ब</w:t>
-        </w:r>
-      </w:hyperlink>
-      <w:r>
-        <w:rPr>
-          <w:lang w:val="hi_IN" w:bidi="hi_IN"/>
-        </w:rPr>
-        <w:t>) मिद्यानियों और अमालेकियों के पूर्व से आक्रमण के कारण बाधित हुआ (</w:t>
-      </w:r>
-      <w:hyperlink r:id="rId215">
-        <w:r>
-          <w:rPr>
-            <w:lang w:val="hi_IN" w:bidi="hi_IN"/>
-          </w:rPr>
-          <w:rPr>
-            <w:color w:val="0000EE"/>
-            <w:u w:val="single"/>
-          </w:rPr>
-          <w:t>6:1–3</w:t>
-        </w:r>
-      </w:hyperlink>
-      <w:r>
-        <w:rPr>
-          <w:lang w:val="hi_IN" w:bidi="hi_IN"/>
-        </w:rPr>
-        <w:t xml:space="preserve">)। उन्होंने फसल के समय देश पर आक्रमण करके अर्थव्यवस्था को नष्ट कर दिया (वचन </w:t>
-      </w:r>
-      <w:hyperlink r:id="rId216">
-        <w:r>
-          <w:rPr>
-            <w:lang w:val="hi_IN" w:bidi="hi_IN"/>
-          </w:rPr>
-          <w:rPr>
-            <w:color w:val="0000EE"/>
-            <w:u w:val="single"/>
-          </w:rPr>
-          <w:t>4–6</w:t>
-        </w:r>
-      </w:hyperlink>
-      <w:r>
-        <w:rPr>
-          <w:lang w:val="hi_IN" w:bidi="hi_IN"/>
-        </w:rPr>
-        <w:t>)। इस्राएल की पुकार के जवाब में, परमेश्वर ने एक भविष्यद्वक्ता को एक संदेश के साथ भेजा जो प्रभु के स्वर्गदूत के समान था (</w:t>
-      </w:r>
-      <w:hyperlink r:id="rId164">
-        <w:r>
-          <w:rPr>
-            <w:lang w:val="hi_IN" w:bidi="hi_IN"/>
-          </w:rPr>
-          <w:rPr>
-            <w:color w:val="0000EE"/>
-            <w:u w:val="single"/>
-          </w:rPr>
-          <w:t>2:1–5</w:t>
-        </w:r>
-      </w:hyperlink>
-      <w:r>
-        <w:rPr>
-          <w:lang w:val="hi_IN" w:bidi="hi_IN"/>
-        </w:rPr>
-        <w:t>)। फिर एक स्वर्गदूत गिदोन के सामने प्रकट हुआ और उसे युद्ध में लोगों की अगुआई करने के लिए बुलाया (</w:t>
-      </w:r>
-      <w:hyperlink r:id="rId217">
-        <w:r>
-          <w:rPr>
-            <w:lang w:val="hi_IN" w:bidi="hi_IN"/>
-          </w:rPr>
-          <w:rPr>
-            <w:color w:val="0000EE"/>
-            <w:u w:val="single"/>
-          </w:rPr>
-          <w:t>6:11–14</w:t>
-        </w:r>
-      </w:hyperlink>
-      <w:r>
-        <w:rPr>
-          <w:lang w:val="hi_IN" w:bidi="hi_IN"/>
-        </w:rPr>
-        <w:t xml:space="preserve">)। प्रभु ने उसे अपनी उपस्थिति का आश्वासन दिया (वचन </w:t>
-      </w:r>
-      <w:hyperlink r:id="rId218">
-        <w:r>
-          <w:rPr>
-            <w:lang w:val="hi_IN" w:bidi="hi_IN"/>
-          </w:rPr>
-          <w:rPr>
-            <w:color w:val="0000EE"/>
-            <w:u w:val="single"/>
-          </w:rPr>
-          <w:t>16</w:t>
-        </w:r>
-      </w:hyperlink>
-      <w:r>
-        <w:rPr>
-          <w:lang w:val="hi_IN" w:bidi="hi_IN"/>
-        </w:rPr>
-        <w:t xml:space="preserve">) एक चिन्ह के द्वारा (वचन </w:t>
-      </w:r>
-      <w:hyperlink r:id="rId219">
-        <w:r>
-          <w:rPr>
-            <w:lang w:val="hi_IN" w:bidi="hi_IN"/>
-          </w:rPr>
-          <w:rPr>
-            <w:color w:val="0000EE"/>
-            <w:u w:val="single"/>
-          </w:rPr>
-          <w:t>17–22</w:t>
-        </w:r>
-      </w:hyperlink>
-      <w:r>
-        <w:rPr>
-          <w:lang w:val="hi_IN" w:bidi="hi_IN"/>
-        </w:rPr>
-        <w:t xml:space="preserve">)। गिदोन ने जाना कि प्रभु ने उनसे मुलाकात की है और उन्होंने ओप्रा में एक वेदी बनाई जिसका नाम रखा “प्रभु शान्ति है” (वचन </w:t>
-      </w:r>
-      <w:hyperlink r:id="rId220">
-        <w:r>
-          <w:rPr>
-            <w:lang w:val="hi_IN" w:bidi="hi_IN"/>
-          </w:rPr>
-          <w:rPr>
-            <w:color w:val="0000EE"/>
-            <w:u w:val="single"/>
-          </w:rPr>
-          <w:t>24</w:t>
-        </w:r>
-      </w:hyperlink>
-      <w:r>
-        <w:rPr>
-          <w:lang w:val="hi_IN" w:bidi="hi_IN"/>
-        </w:rPr>
-        <w:t xml:space="preserve">)। उन्होंने ओप्रा में बाल और अशेरा को समर्पित पंथ स्थल को नष्ट करके प्रतिक्रिया दी (वचन </w:t>
-      </w:r>
-      <w:hyperlink r:id="rId221">
-        <w:r>
-          <w:rPr>
-            <w:lang w:val="hi_IN" w:bidi="hi_IN"/>
-          </w:rPr>
-          <w:rPr>
-            <w:color w:val="0000EE"/>
-            <w:u w:val="single"/>
-          </w:rPr>
-          <w:t>25–28</w:t>
-        </w:r>
-      </w:hyperlink>
-      <w:r>
-        <w:rPr>
-          <w:lang w:val="hi_IN" w:bidi="hi_IN"/>
-        </w:rPr>
-        <w:t xml:space="preserve">) और नई वेदी पर आराधना आरम्भ की (वचन </w:t>
-      </w:r>
-      <w:hyperlink r:id="rId222">
-        <w:r>
-          <w:rPr>
-            <w:lang w:val="hi_IN" w:bidi="hi_IN"/>
-          </w:rPr>
-          <w:rPr>
-            <w:color w:val="0000EE"/>
-            <w:u w:val="single"/>
-          </w:rPr>
-          <w:t>28</w:t>
-        </w:r>
-      </w:hyperlink>
-      <w:r>
-        <w:rPr>
-          <w:lang w:val="hi_IN" w:bidi="hi_IN"/>
-        </w:rPr>
-        <w:t xml:space="preserve">)। बाल ने अपनी वेदी की रक्षा नहीं की (वचन </w:t>
-      </w:r>
-      <w:hyperlink r:id="rId223">
-        <w:r>
-          <w:rPr>
-            <w:lang w:val="hi_IN" w:bidi="hi_IN"/>
-          </w:rPr>
-          <w:rPr>
-            <w:color w:val="0000EE"/>
-            <w:u w:val="single"/>
-          </w:rPr>
-          <w:t>29–32</w:t>
-        </w:r>
-      </w:hyperlink>
-      <w:r>
-        <w:rPr>
-          <w:lang w:val="hi_IN" w:bidi="hi_IN"/>
-        </w:rPr>
-        <w:t xml:space="preserve">), यहाँ तक कि जब गिदोन के पिता द्वारा चुनौती दी गई (वचन </w:t>
-      </w:r>
-      <w:hyperlink r:id="rId224">
-        <w:r>
-          <w:rPr>
-            <w:lang w:val="hi_IN" w:bidi="hi_IN"/>
-          </w:rPr>
-          <w:rPr>
-            <w:color w:val="0000EE"/>
-            <w:u w:val="single"/>
-          </w:rPr>
-          <w:t>31</w:t>
-        </w:r>
-      </w:hyperlink>
-      <w:r>
-        <w:rPr>
-          <w:lang w:val="hi_IN" w:bidi="hi_IN"/>
-        </w:rPr>
-        <w:t xml:space="preserve">)। परिणामस्वरूप, गिदोन को यरूब्बाल के नाम से जाना गया (अर्थात, “बाल उससे विवाद करे,” वचन </w:t>
-      </w:r>
-      <w:hyperlink r:id="rId225">
-        <w:r>
-          <w:rPr>
-            <w:lang w:val="hi_IN" w:bidi="hi_IN"/>
-          </w:rPr>
-          <w:rPr>
-            <w:color w:val="0000EE"/>
-            <w:u w:val="single"/>
-          </w:rPr>
-          <w:t>32</w:t>
-        </w:r>
-      </w:hyperlink>
-      <w:r>
-        <w:rPr>
-          <w:lang w:val="hi_IN" w:bidi="hi_IN"/>
-        </w:rPr>
-        <w:t>)।</w:t>
-      </w:r>
-    </w:p>
-    <w:p>
-      <w:pPr/>
-      <w:r>
-        <w:rPr>
-          <w:lang w:val="hi_IN" w:bidi="hi_IN"/>
-        </w:rPr>
-      </w:r>
-      <w:r>
-        <w:rPr>
-          <w:lang w:val="hi_IN" w:bidi="hi_IN"/>
-        </w:rPr>
-        <w:t>इसके बाद, गिदोन ने आशेर, जबूलून, और नप्ताली से 32,000 पुरुषों की सेना को इकट्ठा किया (</w:t>
-      </w:r>
-      <w:hyperlink r:id="rId226">
-        <w:r>
-          <w:rPr>
-            <w:lang w:val="hi_IN" w:bidi="hi_IN"/>
-          </w:rPr>
-          <w:rPr>
-            <w:color w:val="0000EE"/>
-            <w:u w:val="single"/>
-          </w:rPr>
-          <w:t>6:35</w:t>
-        </w:r>
-      </w:hyperlink>
-      <w:r>
-        <w:rPr>
-          <w:lang w:val="hi_IN" w:bidi="hi_IN"/>
-        </w:rPr>
-        <w:t xml:space="preserve">; तुलना करें </w:t>
-      </w:r>
-      <w:hyperlink r:id="rId227">
-        <w:r>
-          <w:rPr>
-            <w:lang w:val="hi_IN" w:bidi="hi_IN"/>
-          </w:rPr>
-          <w:rPr>
-            <w:color w:val="0000EE"/>
-            <w:u w:val="single"/>
-          </w:rPr>
-          <w:t>7:3ब</w:t>
-        </w:r>
-      </w:hyperlink>
-      <w:r>
-        <w:rPr>
-          <w:lang w:val="hi_IN" w:bidi="hi_IN"/>
-        </w:rPr>
-        <w:t>)। प्रभु की उपस्थिति का आश्वासन पाने के लिए, उन्होंने एक और चिन्ह माँगा: ऊन का चिन्ह (</w:t>
-      </w:r>
-      <w:hyperlink r:id="rId228">
-        <w:r>
-          <w:rPr>
-            <w:lang w:val="hi_IN" w:bidi="hi_IN"/>
-          </w:rPr>
-          <w:rPr>
-            <w:color w:val="0000EE"/>
-            <w:u w:val="single"/>
-          </w:rPr>
-          <w:t>6:36–40</w:t>
-        </w:r>
-      </w:hyperlink>
-      <w:r>
-        <w:rPr>
-          <w:lang w:val="hi_IN" w:bidi="hi_IN"/>
-        </w:rPr>
-        <w:t xml:space="preserve">)। यह ध्यान में रखना चाहिए कि गिदोन उस क्षेत्र में रहते थे जहाँ परमेश्वर के चमत्कार दुर्लभ थे (वचन </w:t>
-      </w:r>
-      <w:hyperlink r:id="rId229">
-        <w:r>
-          <w:rPr>
-            <w:lang w:val="hi_IN" w:bidi="hi_IN"/>
-          </w:rPr>
-          <w:rPr>
-            <w:color w:val="0000EE"/>
-            <w:u w:val="single"/>
-          </w:rPr>
-          <w:t>13</w:t>
-        </w:r>
-      </w:hyperlink>
-      <w:r>
-        <w:rPr>
-          <w:lang w:val="hi_IN" w:bidi="hi_IN"/>
-        </w:rPr>
-        <w:t>) और उन्हें, मूसा की तरह, यह आश्वासन चाहिए था कि परमेश्वर उनके साथ हैं। परमेश्वर ने उनके बढ़ते विश्वास का उत्तर दिया। गिदोन ने शत्रु के खिलाफ 300 की बहुत कम सेना के साथ आगे बढ़े। उनकी मूल सेना में से, 22,000 डर के कारण चले गए थे (</w:t>
-      </w:r>
-      <w:hyperlink r:id="rId230">
-        <w:r>
-          <w:rPr>
-            <w:lang w:val="hi_IN" w:bidi="hi_IN"/>
-          </w:rPr>
-          <w:rPr>
-            <w:color w:val="0000EE"/>
-            <w:u w:val="single"/>
-          </w:rPr>
-          <w:t>7:2–3</w:t>
-        </w:r>
-      </w:hyperlink>
-      <w:r>
-        <w:rPr>
-          <w:lang w:val="hi_IN" w:bidi="hi_IN"/>
-        </w:rPr>
-        <w:t xml:space="preserve">; पुष्टि करें </w:t>
-      </w:r>
-      <w:hyperlink r:id="rId231">
-        <w:r>
-          <w:rPr>
-            <w:lang w:val="hi_IN" w:bidi="hi_IN"/>
-          </w:rPr>
-          <w:rPr>
-            <w:color w:val="0000EE"/>
-            <w:u w:val="single"/>
-          </w:rPr>
-          <w:t>व्य. वी. 20:8</w:t>
-        </w:r>
-      </w:hyperlink>
-      <w:r>
-        <w:rPr>
-          <w:lang w:val="hi_IN" w:bidi="hi_IN"/>
-        </w:rPr>
-        <w:t>)। अन्य 9,700 को घर भेज दिया गया, हालांकि वे बहादुर पुरुष थे (</w:t>
-      </w:r>
-      <w:hyperlink r:id="rId232">
-        <w:r>
-          <w:rPr>
-            <w:lang w:val="hi_IN" w:bidi="hi_IN"/>
-          </w:rPr>
-          <w:rPr>
-            <w:color w:val="0000EE"/>
-            <w:u w:val="single"/>
-          </w:rPr>
-          <w:t>7:4–8</w:t>
-        </w:r>
-      </w:hyperlink>
-      <w:r>
-        <w:rPr>
-          <w:lang w:val="hi_IN" w:bidi="hi_IN"/>
-        </w:rPr>
-        <w:t xml:space="preserve">)। एक शत्रु सैनिक के सपने द्वारा गिदोन को आश्वस्त करने के बाद, परमेश्वर ने 300 का उपयोग एक अद्भुत तरीके से मिद्यानियों को भ्रमित करने के लिए किया (वचन </w:t>
-      </w:r>
-      <w:hyperlink r:id="rId233">
-        <w:r>
-          <w:rPr>
-            <w:lang w:val="hi_IN" w:bidi="hi_IN"/>
-          </w:rPr>
-          <w:rPr>
-            <w:color w:val="0000EE"/>
-            <w:u w:val="single"/>
-          </w:rPr>
-          <w:t>9–15</w:t>
-        </w:r>
-      </w:hyperlink>
-      <w:r>
-        <w:rPr>
-          <w:lang w:val="hi_IN" w:bidi="hi_IN"/>
-        </w:rPr>
-        <w:t>)। परमेश्वर ने इस्राएल को मिद्यानी अगुओं ओरेब, जेब, जेबह, और सल्मुन्ना पर विजय दी (</w:t>
-      </w:r>
-      <w:hyperlink r:id="rId234">
-        <w:r>
-          <w:rPr>
-            <w:lang w:val="hi_IN" w:bidi="hi_IN"/>
-          </w:rPr>
-          <w:rPr>
-            <w:color w:val="0000EE"/>
-            <w:u w:val="single"/>
-          </w:rPr>
-          <w:t>7:16–8:21</w:t>
-        </w:r>
-      </w:hyperlink>
-      <w:r>
-        <w:rPr>
-          <w:lang w:val="hi_IN" w:bidi="hi_IN"/>
-        </w:rPr>
-        <w:t>)। गिदोन ने समझदारी से एप्रैम के साथ सम्भावित सैन्य टकराव से बचा लिया (</w:t>
-      </w:r>
-      <w:hyperlink r:id="rId235">
-        <w:r>
-          <w:rPr>
-            <w:lang w:val="hi_IN" w:bidi="hi_IN"/>
-          </w:rPr>
-          <w:rPr>
-            <w:color w:val="0000EE"/>
-            <w:u w:val="single"/>
-          </w:rPr>
-          <w:t>8:1–3</w:t>
-        </w:r>
-      </w:hyperlink>
-      <w:r>
-        <w:rPr>
-          <w:lang w:val="hi_IN" w:bidi="hi_IN"/>
-        </w:rPr>
-        <w:t xml:space="preserve">), शत्रु का पीछा यरदन पार में गहराई तक किया, और सुक्कोत और पनूएल के अगुओं को दण्डित किया, जिन्होंने उनकी सहायता नहीं की (वचन </w:t>
-      </w:r>
-      <w:hyperlink r:id="rId236">
-        <w:r>
-          <w:rPr>
-            <w:lang w:val="hi_IN" w:bidi="hi_IN"/>
-          </w:rPr>
-          <w:rPr>
-            <w:color w:val="0000EE"/>
-            <w:u w:val="single"/>
-          </w:rPr>
-          <w:t>4–9, 13–16</w:t>
-        </w:r>
-      </w:hyperlink>
-      <w:r>
-        <w:rPr>
-          <w:lang w:val="hi_IN" w:bidi="hi_IN"/>
-        </w:rPr>
-        <w:t>)।</w:t>
-      </w:r>
-    </w:p>
-    <w:p>
-      <w:pPr/>
-      <w:r>
-        <w:rPr>
-          <w:lang w:val="hi_IN" w:bidi="hi_IN"/>
-        </w:rPr>
-      </w:r>
-      <w:r>
-        <w:rPr>
-          <w:lang w:val="hi_IN" w:bidi="hi_IN"/>
-        </w:rPr>
-        <w:t>इस तेजस्वी विजय ने राजशाही के विचार में रुचि की एक नई लहर उत्पन्न की। इस्राएल के पुरुष गिदोन के परिवार को अपनी शाही वंशावली के रूप में स्थापित करना चाहते थे (</w:t>
-      </w:r>
-      <w:hyperlink r:id="rId237">
-        <w:r>
-          <w:rPr>
-            <w:lang w:val="hi_IN" w:bidi="hi_IN"/>
-          </w:rPr>
-          <w:rPr>
-            <w:color w:val="0000EE"/>
-            <w:u w:val="single"/>
-          </w:rPr>
-          <w:t>8:22</w:t>
-        </w:r>
-      </w:hyperlink>
-      <w:r>
-        <w:rPr>
-          <w:lang w:val="hi_IN" w:bidi="hi_IN"/>
-        </w:rPr>
-        <w:t xml:space="preserve">)। गिदोन ने इनकार कर दिया, और इसके बजाय गलत तरीके से युद्ध में लिए गए सोने से एक एपोद स्थापित किया (वचन </w:t>
-      </w:r>
-      <w:hyperlink r:id="rId238">
-        <w:r>
-          <w:rPr>
-            <w:lang w:val="hi_IN" w:bidi="hi_IN"/>
-          </w:rPr>
-          <w:rPr>
-            <w:color w:val="0000EE"/>
-            <w:u w:val="single"/>
-          </w:rPr>
-          <w:t>23–27</w:t>
-        </w:r>
-      </w:hyperlink>
-      <w:r>
-        <w:rPr>
-          <w:lang w:val="hi_IN" w:bidi="hi_IN"/>
-        </w:rPr>
-        <w:t xml:space="preserve">)। एपोद का संभवतः धार्मिक प्रथाओं, संभवतः भविष्यवाणी के लिए उपयोग किया गया था (तुलना करें </w:t>
-      </w:r>
-      <w:hyperlink r:id="rId239">
-        <w:r>
-          <w:rPr>
-            <w:lang w:val="hi_IN" w:bidi="hi_IN"/>
-          </w:rPr>
-          <w:rPr>
-            <w:color w:val="0000EE"/>
-            <w:u w:val="single"/>
-          </w:rPr>
-          <w:t>17:5</w:t>
-        </w:r>
-      </w:hyperlink>
-      <w:r>
-        <w:rPr>
-          <w:lang w:val="hi_IN" w:bidi="hi_IN"/>
-        </w:rPr>
-        <w:t>)।</w:t>
-      </w:r>
-    </w:p>
-    <w:p>
-      <w:pPr/>
-      <w:r>
-        <w:rPr>
-          <w:lang w:val="hi_IN" w:bidi="hi_IN"/>
-        </w:rPr>
-      </w:r>
-      <w:r>
-        <w:rPr>
-          <w:lang w:val="hi_IN" w:bidi="hi_IN"/>
-        </w:rPr>
-        <w:t>गिदोन का युग भी समाप्त हो गया। वे परमेश्वर का साधन थे, जिन्होंने इस्राएल को 40 वर्षों तक विश्राम दिया। उन्होंने 70 पुत्रों को जन्म दिया और वृद्धावस्था में उनका निधन हुआ। परमेश्वर ने उन्हें समृद्ध रूप से धन्य किया था, भले ही उन्होंने अपने एपोद के साथ इस्राएल को भटका दिया था। इसके बाद, इस्राएल बाल की आराधना में लौट गया (</w:t>
-      </w:r>
-      <w:hyperlink r:id="rId240">
-        <w:r>
-          <w:rPr>
-            <w:lang w:val="hi_IN" w:bidi="hi_IN"/>
-          </w:rPr>
-          <w:rPr>
-            <w:color w:val="0000EE"/>
-            <w:u w:val="single"/>
-          </w:rPr>
-          <w:t>8:33–35</w:t>
-        </w:r>
-      </w:hyperlink>
-      <w:r>
-        <w:rPr>
-          <w:lang w:val="hi_IN" w:bidi="hi_IN"/>
-        </w:rPr>
-        <w:t>)।</w:t>
-      </w:r>
-    </w:p>
-    <w:p>
-      <w:pPr/>
-      <w:r>
-        <w:rPr>
-          <w:lang w:val="hi_IN" w:bidi="hi_IN"/>
-        </w:rPr>
-      </w:r>
-      <w:r>
-        <w:rPr>
-          <w:lang w:val="hi_IN" w:bidi="hi_IN"/>
-        </w:rPr>
-        <w:t>गिदोन के युग के बाद, उनके पुत्र अबीमेलेक ने शेकेम में स्वयं को राजा बनाकर राजवंशीय निरन्तरता स्थापित करने का प्रयास किया (</w:t>
-      </w:r>
-      <w:hyperlink r:id="rId241">
-        <w:r>
-          <w:rPr>
-            <w:lang w:val="hi_IN" w:bidi="hi_IN"/>
-          </w:rPr>
-          <w:rPr>
-            <w:color w:val="0000EE"/>
-            <w:u w:val="single"/>
-          </w:rPr>
-          <w:t>9:1–6</w:t>
-        </w:r>
-      </w:hyperlink>
-      <w:r>
-        <w:rPr>
-          <w:lang w:val="hi_IN" w:bidi="hi_IN"/>
-        </w:rPr>
-        <w:t xml:space="preserve">)। शेकेम में अपने रिश्तेदारों के समर्थन से, अबीमेलेक ने अपने सभी भाइयों को मार डाला, सिवाय योताम के (वचन </w:t>
-      </w:r>
-      <w:hyperlink r:id="rId242">
-        <w:r>
-          <w:rPr>
-            <w:lang w:val="hi_IN" w:bidi="hi_IN"/>
-          </w:rPr>
-          <w:rPr>
-            <w:color w:val="0000EE"/>
-            <w:u w:val="single"/>
-          </w:rPr>
-          <w:t>4–5</w:t>
-        </w:r>
-      </w:hyperlink>
-      <w:r>
-        <w:rPr>
-          <w:lang w:val="hi_IN" w:bidi="hi_IN"/>
-        </w:rPr>
-        <w:t xml:space="preserve">)। अबीमेलेक के राज्याभिषेक के बाद, योताम ने अपने भाई के प्रति अपनी विरोधी भावना को एक कहावत के रूप में प्रस्तुत किया (वचन </w:t>
-      </w:r>
-      <w:hyperlink r:id="rId243">
-        <w:r>
-          <w:rPr>
-            <w:lang w:val="hi_IN" w:bidi="hi_IN"/>
-          </w:rPr>
-          <w:rPr>
-            <w:color w:val="0000EE"/>
-            <w:u w:val="single"/>
-          </w:rPr>
-          <w:t>7–20</w:t>
-        </w:r>
-      </w:hyperlink>
-      <w:r>
-        <w:rPr>
-          <w:lang w:val="hi_IN" w:bidi="hi_IN"/>
-        </w:rPr>
-        <w:t>), और छिप गया। तीन साल बाद, अबीमेलेक की दुष्ट योजनाएँ उसे फंसा गईं जब शेकेम के नागरिकों ने विद्रोह किया। उसने क्रोधित होकर नगर पर हमला किया और उसे नष्ट कर दिया। थोड़े समय बाद, हालांकि, वह तेबेस में एक महिला द्वारा मीनार से गिराई गई चक्की से घायल हो गया, जिसमें वह उससे शरण लेने गई थी। उसके सेवक ने उसकी विनती के अनुसार उसे उसके दुख से मुक्त किया। यह घटना दिखाती है कि एक निरंकुश राजा कितना बुरा हो सकता है। फिर से, परमेश्वर का न्याय प्रबल हुआ।</w:t>
-      </w:r>
-    </w:p>
-    <w:p>
-      <w:pPr/>
-      <w:r>
-        <w:rPr>
-          <w:lang w:val="hi_IN" w:bidi="hi_IN"/>
-        </w:rPr>
-      </w:r>
-      <w:r>
-        <w:rPr>
-          <w:lang w:val="hi_IN" w:bidi="hi_IN"/>
-        </w:rPr>
-        <w:t>तोला (</w:t>
-      </w:r>
-      <w:hyperlink r:id="rId244">
-        <w:r>
-          <w:rPr>
-            <w:lang w:val="hi_IN" w:bidi="hi_IN"/>
-          </w:rPr>
-          <w:rPr>
-            <w:color w:val="0000EE"/>
-            <w:u w:val="single"/>
-          </w:rPr>
-          <w:t>10:1–2</w:t>
-        </w:r>
-      </w:hyperlink>
-      <w:r>
-        <w:rPr>
-          <w:lang w:val="hi_IN" w:bidi="hi_IN"/>
-        </w:rPr>
-        <w:t>)</w:t>
-      </w:r>
-    </w:p>
-    <w:p>
-      <w:pPr/>
-      <w:r>
-        <w:rPr>
-          <w:lang w:val="hi_IN" w:bidi="hi_IN"/>
-        </w:rPr>
-      </w:r>
-      <w:r>
-        <w:rPr>
-          <w:lang w:val="hi_IN" w:bidi="hi_IN"/>
-        </w:rPr>
-        <w:t>तोला इस्साकार के एक छोटे न्यायी थे जिन्होंने इस्राएल का 23 वर्षों तक न्याय किया।</w:t>
-      </w:r>
-    </w:p>
-    <w:p>
-      <w:pPr/>
-      <w:r>
-        <w:rPr>
-          <w:lang w:val="hi_IN" w:bidi="hi_IN"/>
-        </w:rPr>
-      </w:r>
-      <w:r>
-        <w:rPr>
-          <w:lang w:val="hi_IN" w:bidi="hi_IN"/>
-        </w:rPr>
-        <w:t>याईर (</w:t>
-      </w:r>
-      <w:hyperlink r:id="rId245">
-        <w:r>
-          <w:rPr>
-            <w:lang w:val="hi_IN" w:bidi="hi_IN"/>
-          </w:rPr>
-          <w:rPr>
-            <w:color w:val="0000EE"/>
-            <w:u w:val="single"/>
-          </w:rPr>
-          <w:t>10:3–5</w:t>
-        </w:r>
-      </w:hyperlink>
-      <w:r>
-        <w:rPr>
-          <w:lang w:val="hi_IN" w:bidi="hi_IN"/>
-        </w:rPr>
-        <w:t>)</w:t>
-      </w:r>
-    </w:p>
-    <w:p>
-      <w:pPr/>
-      <w:r>
-        <w:rPr>
-          <w:lang w:val="hi_IN" w:bidi="hi_IN"/>
-        </w:rPr>
-      </w:r>
-      <w:r>
-        <w:rPr>
-          <w:lang w:val="hi_IN" w:bidi="hi_IN"/>
-        </w:rPr>
-        <w:t>याईर गिलाद से एक छोटे न्यायी थे जिन्होंने इस्राएल का 22 वर्षों तक न्याय किया।</w:t>
-      </w:r>
-    </w:p>
-    <w:p>
-      <w:pPr/>
-      <w:r>
-        <w:rPr>
-          <w:lang w:val="hi_IN" w:bidi="hi_IN"/>
-        </w:rPr>
-      </w:r>
-      <w:r>
-        <w:rPr>
-          <w:lang w:val="hi_IN" w:bidi="hi_IN"/>
-        </w:rPr>
-        <w:t>यिप्तह (</w:t>
-      </w:r>
-      <w:hyperlink r:id="rId246">
-        <w:r>
-          <w:rPr>
-            <w:lang w:val="hi_IN" w:bidi="hi_IN"/>
-          </w:rPr>
-          <w:rPr>
-            <w:color w:val="0000EE"/>
-            <w:u w:val="single"/>
-          </w:rPr>
-          <w:t>10:6–12:7</w:t>
-        </w:r>
-      </w:hyperlink>
-      <w:r>
-        <w:rPr>
-          <w:lang w:val="hi_IN" w:bidi="hi_IN"/>
-        </w:rPr>
-        <w:t>)</w:t>
-      </w:r>
-    </w:p>
-    <w:p>
-      <w:pPr/>
-      <w:r>
-        <w:rPr>
-          <w:lang w:val="hi_IN" w:bidi="hi_IN"/>
-        </w:rPr>
-      </w:r>
-      <w:r>
-        <w:rPr>
-          <w:lang w:val="hi_IN" w:bidi="hi_IN"/>
-        </w:rPr>
-        <w:t>चक्र (मूर्तिपूजा, शत्रु, सहायता के लिए पुकार, क्षणिक पश्चाताप) का पुनरावलोकन (</w:t>
-      </w:r>
-      <w:hyperlink r:id="rId247">
-        <w:r>
-          <w:rPr>
-            <w:lang w:val="hi_IN" w:bidi="hi_IN"/>
-          </w:rPr>
-          <w:rPr>
-            <w:color w:val="0000EE"/>
-            <w:u w:val="single"/>
-          </w:rPr>
-          <w:t>10:6–16</w:t>
-        </w:r>
-      </w:hyperlink>
-      <w:r>
-        <w:rPr>
-          <w:lang w:val="hi_IN" w:bidi="hi_IN"/>
-        </w:rPr>
-        <w:t xml:space="preserve">) यिप्तह की कथा की प्रस्तावना प्रस्तुत करता है। अम्मोनियों के आक्रमण के तहत, गिलाद के </w:t>
-      </w:r>
-      <w:r>
-        <w:rPr>
-          <w:lang w:val="hi_IN" w:bidi="hi_IN"/>
-        </w:rPr>
-        <w:t xml:space="preserve">वृद्ध लोगों </w:t>
-      </w:r>
-      <w:r>
-        <w:rPr>
-          <w:lang w:val="hi_IN" w:bidi="hi_IN"/>
-        </w:rPr>
-        <w:t>ने यिप्तह से सहायता माँगी (</w:t>
-      </w:r>
-      <w:hyperlink r:id="rId248">
-        <w:r>
-          <w:rPr>
-            <w:lang w:val="hi_IN" w:bidi="hi_IN"/>
-          </w:rPr>
-          <w:rPr>
-            <w:color w:val="0000EE"/>
-            <w:u w:val="single"/>
-          </w:rPr>
-          <w:t>10:17–11:8</w:t>
-        </w:r>
-      </w:hyperlink>
-      <w:r>
-        <w:rPr>
-          <w:lang w:val="hi_IN" w:bidi="hi_IN"/>
-        </w:rPr>
-        <w:t xml:space="preserve">), जिन्होंने इस शर्त पर उनकी सहायता करने का वादा किया कि वह युद्ध के बाद भी उनके अगुए बने रहेंगे (वचन </w:t>
-      </w:r>
-      <w:hyperlink r:id="rId249">
-        <w:r>
-          <w:rPr>
-            <w:lang w:val="hi_IN" w:bidi="hi_IN"/>
-          </w:rPr>
-          <w:rPr>
-            <w:color w:val="0000EE"/>
-            <w:u w:val="single"/>
-          </w:rPr>
-          <w:t>9–10</w:t>
-        </w:r>
-      </w:hyperlink>
-      <w:r>
-        <w:rPr>
-          <w:lang w:val="hi_IN" w:bidi="hi_IN"/>
-        </w:rPr>
-        <w:t xml:space="preserve">)। एक गम्भीर समारोह में वह मिस्पा में उनका “मुखिया” बन जाता है (वचन </w:t>
-      </w:r>
-      <w:hyperlink r:id="rId250">
-        <w:r>
-          <w:rPr>
-            <w:lang w:val="hi_IN" w:bidi="hi_IN"/>
-          </w:rPr>
-          <w:rPr>
-            <w:color w:val="0000EE"/>
-            <w:u w:val="single"/>
-          </w:rPr>
-          <w:t>11</w:t>
-        </w:r>
-      </w:hyperlink>
-      <w:r>
-        <w:rPr>
-          <w:lang w:val="hi_IN" w:bidi="hi_IN"/>
-        </w:rPr>
-        <w:t xml:space="preserve">)। यिप्तह ने अम्मोनी राजा के साथ पत्राचार खोला, जिसमें उन्होंने इस्राएल के भूमि पर अधिकार के लिए तर्क दिया, जो उन्हें प्रभु द्वारा प्रदान किया गया था (वचन </w:t>
-      </w:r>
-      <w:hyperlink r:id="rId251">
-        <w:r>
-          <w:rPr>
-            <w:lang w:val="hi_IN" w:bidi="hi_IN"/>
-          </w:rPr>
-          <w:rPr>
-            <w:color w:val="0000EE"/>
-            <w:u w:val="single"/>
-          </w:rPr>
-          <w:t>12–27</w:t>
-        </w:r>
-      </w:hyperlink>
-      <w:r>
-        <w:rPr>
-          <w:lang w:val="hi_IN" w:bidi="hi_IN"/>
-        </w:rPr>
-        <w:t xml:space="preserve">)। तुरन्त युद्ध में जाने के बजाय, उन्होंने आशा की कि “प्रभु, न्यायी” विवाद का निपटारा करेंगे (वचन </w:t>
-      </w:r>
-      <w:hyperlink r:id="rId37">
-        <w:r>
-          <w:rPr>
-            <w:lang w:val="hi_IN" w:bidi="hi_IN"/>
-          </w:rPr>
-          <w:rPr>
-            <w:color w:val="0000EE"/>
-            <w:u w:val="single"/>
-          </w:rPr>
-          <w:t>27</w:t>
-        </w:r>
-      </w:hyperlink>
-      <w:r>
-        <w:rPr>
-          <w:lang w:val="hi_IN" w:bidi="hi_IN"/>
-        </w:rPr>
-        <w:t xml:space="preserve">); लेकिन अम्मोनी राजा प्रभावित नहीं हुआ। जब परमेश्वर की आत्मा उन पर आई, तो यिप्तह ने इस्राएल की युद्ध में अगुआई की, लेकिन केवल एक जल्दबाजी में मन्नत करने के बाद। वह विजयी हुआ लेकिन पाया कि उसके घर से जो पहली चीज बाहर आई उसे बलिदान करने की उसकी मन्नत ने उसे अपनी बेटी को बलिदान करने की आवश्यकता दी। इस पर बहस जारी है कि क्या उन्होंने उसे एक मनुष्य बलिदान के रूप में चढ़ाया या उसने विवाह का त्याग किया (देखें चर्चा </w:t>
-      </w:r>
-      <w:r>
-        <w:rPr>
-          <w:lang w:val="hi_IN" w:bidi="hi_IN"/>
-        </w:rPr>
-        <w:t>यिप्तह</w:t>
-      </w:r>
-      <w:r>
-        <w:rPr>
-          <w:lang w:val="hi_IN" w:bidi="hi_IN"/>
-        </w:rPr>
-        <w:t xml:space="preserve"> के अन्तर्गत)।</w:t>
-      </w:r>
-    </w:p>
-    <w:p>
-      <w:pPr/>
-      <w:r>
-        <w:rPr>
-          <w:lang w:val="hi_IN" w:bidi="hi_IN"/>
-        </w:rPr>
-      </w:r>
-      <w:r>
-        <w:rPr>
-          <w:lang w:val="hi_IN" w:bidi="hi_IN"/>
-        </w:rPr>
-        <w:t>एप्रैमियों में युद्ध के लिए एक असीम लालसा प्रतीत होती थी। पहले उन्होंने गिदोन से शिकायत की थी, जिन्होंने सफलतापूर्वक उनके खतरों को शान्त किया था (</w:t>
-      </w:r>
-      <w:hyperlink r:id="rId235">
-        <w:r>
-          <w:rPr>
-            <w:lang w:val="hi_IN" w:bidi="hi_IN"/>
-          </w:rPr>
-          <w:rPr>
-            <w:color w:val="0000EE"/>
-            <w:u w:val="single"/>
-          </w:rPr>
-          <w:t>8:1–3</w:t>
-        </w:r>
-      </w:hyperlink>
-      <w:r>
-        <w:rPr>
-          <w:lang w:val="hi_IN" w:bidi="hi_IN"/>
-        </w:rPr>
-        <w:t>)। यिप्तह ने उनसे युद्ध किया, क्योंकि यरदन के पार रहने वाले इस्राएलियों को "विद्रोही" कहा गया था (</w:t>
-      </w:r>
-      <w:hyperlink r:id="rId252">
-        <w:r>
-          <w:rPr>
-            <w:lang w:val="hi_IN" w:bidi="hi_IN"/>
-          </w:rPr>
-          <w:rPr>
-            <w:color w:val="0000EE"/>
-            <w:u w:val="single"/>
-          </w:rPr>
-          <w:t>12:1–4</w:t>
-        </w:r>
-      </w:hyperlink>
-      <w:r>
-        <w:rPr>
-          <w:lang w:val="hi_IN" w:bidi="hi_IN"/>
-        </w:rPr>
-        <w:t>)। इस गृहयुद्ध में बयालीस हजार एप्रैमी यरदन के घाटों पर मारे गए। इसके बाद, यिप्तह ने केवल छह वर्षों तक शासन किया।</w:t>
-      </w:r>
-    </w:p>
-    <w:p>
-      <w:pPr/>
-      <w:r>
-        <w:rPr>
-          <w:lang w:val="hi_IN" w:bidi="hi_IN"/>
-        </w:rPr>
-      </w:r>
-      <w:r>
-        <w:rPr>
-          <w:lang w:val="hi_IN" w:bidi="hi_IN"/>
-        </w:rPr>
-        <w:t>इबसान (</w:t>
-      </w:r>
-      <w:hyperlink r:id="rId253">
-        <w:r>
-          <w:rPr>
-            <w:lang w:val="hi_IN" w:bidi="hi_IN"/>
-          </w:rPr>
-          <w:rPr>
-            <w:color w:val="0000EE"/>
-            <w:u w:val="single"/>
-          </w:rPr>
-          <w:t>12:8–10</w:t>
-        </w:r>
-      </w:hyperlink>
-      <w:r>
-        <w:rPr>
-          <w:lang w:val="hi_IN" w:bidi="hi_IN"/>
-        </w:rPr>
-        <w:t>)</w:t>
-      </w:r>
-    </w:p>
-    <w:p>
-      <w:pPr/>
-      <w:r>
-        <w:rPr>
-          <w:lang w:val="hi_IN" w:bidi="hi_IN"/>
-        </w:rPr>
-      </w:r>
-      <w:r>
-        <w:rPr>
-          <w:lang w:val="hi_IN" w:bidi="hi_IN"/>
-        </w:rPr>
-        <w:t>इबसान बैतलहम के एक छोटे न्यायी थे जिन्होंने इस्राएल पर सात वर्षों तक शासन किया।</w:t>
-      </w:r>
-    </w:p>
-    <w:p>
-      <w:pPr/>
-      <w:r>
-        <w:rPr>
-          <w:lang w:val="hi_IN" w:bidi="hi_IN"/>
-        </w:rPr>
-      </w:r>
-      <w:r>
-        <w:rPr>
-          <w:lang w:val="hi_IN" w:bidi="hi_IN"/>
-        </w:rPr>
-        <w:t>एलोन (</w:t>
-      </w:r>
-      <w:hyperlink r:id="rId254">
-        <w:r>
-          <w:rPr>
-            <w:lang w:val="hi_IN" w:bidi="hi_IN"/>
-          </w:rPr>
-          <w:rPr>
-            <w:color w:val="0000EE"/>
-            <w:u w:val="single"/>
-          </w:rPr>
-          <w:t>12:11</w:t>
-        </w:r>
-      </w:hyperlink>
-      <w:r>
-        <w:rPr>
-          <w:lang w:val="hi_IN" w:bidi="hi_IN"/>
-        </w:rPr>
-        <w:t>)</w:t>
-      </w:r>
-    </w:p>
-    <w:p>
-      <w:pPr/>
-      <w:r>
-        <w:rPr>
-          <w:lang w:val="hi_IN" w:bidi="hi_IN"/>
-        </w:rPr>
-      </w:r>
-      <w:r>
-        <w:rPr>
-          <w:lang w:val="hi_IN" w:bidi="hi_IN"/>
-        </w:rPr>
-        <w:t>जबूलून के एक छोटे न्यायी, एलोन ने दस वर्षों तक इस्राएल पर शासन किया।</w:t>
-      </w:r>
-    </w:p>
-    <w:p>
-      <w:pPr/>
-      <w:r>
-        <w:rPr>
-          <w:lang w:val="hi_IN" w:bidi="hi_IN"/>
-        </w:rPr>
-      </w:r>
-      <w:r>
-        <w:rPr>
-          <w:lang w:val="hi_IN" w:bidi="hi_IN"/>
-        </w:rPr>
-        <w:t>अबदोन (</w:t>
-      </w:r>
-      <w:hyperlink r:id="rId255">
-        <w:r>
-          <w:rPr>
-            <w:lang w:val="hi_IN" w:bidi="hi_IN"/>
-          </w:rPr>
-          <w:rPr>
-            <w:color w:val="0000EE"/>
-            <w:u w:val="single"/>
-          </w:rPr>
-          <w:t>12:13–15</w:t>
-        </w:r>
-      </w:hyperlink>
-      <w:r>
-        <w:rPr>
-          <w:lang w:val="hi_IN" w:bidi="hi_IN"/>
-        </w:rPr>
-        <w:t>)</w:t>
-      </w:r>
-    </w:p>
-    <w:p>
-      <w:pPr/>
-      <w:r>
-        <w:rPr>
-          <w:lang w:val="hi_IN" w:bidi="hi_IN"/>
-        </w:rPr>
-      </w:r>
-      <w:r>
-        <w:rPr>
-          <w:lang w:val="hi_IN" w:bidi="hi_IN"/>
-        </w:rPr>
-        <w:t>अब्दोन पिरातोन के एक छोटे न्यायी थे, जिसका स्थान अनिश्चित है। उन्होंने आठ वर्षों तक शासन किया।</w:t>
-      </w:r>
-    </w:p>
-    <w:p>
-      <w:pPr/>
-      <w:r>
-        <w:rPr>
-          <w:lang w:val="hi_IN" w:bidi="hi_IN"/>
-        </w:rPr>
-      </w:r>
-      <w:r>
-        <w:rPr>
-          <w:lang w:val="hi_IN" w:bidi="hi_IN"/>
-        </w:rPr>
-        <w:t>शिमशोन (</w:t>
-      </w:r>
-      <w:hyperlink r:id="rId256">
-        <w:r>
-          <w:rPr>
-            <w:lang w:val="hi_IN" w:bidi="hi_IN"/>
-          </w:rPr>
-          <w:rPr>
-            <w:color w:val="0000EE"/>
-            <w:u w:val="single"/>
-          </w:rPr>
-          <w:t>13:1–16:31</w:t>
-        </w:r>
-      </w:hyperlink>
-      <w:r>
-        <w:rPr>
-          <w:lang w:val="hi_IN" w:bidi="hi_IN"/>
-        </w:rPr>
-        <w:t>)</w:t>
-      </w:r>
-    </w:p>
-    <w:p>
-      <w:pPr/>
-      <w:r>
-        <w:rPr>
-          <w:lang w:val="hi_IN" w:bidi="hi_IN"/>
-        </w:rPr>
-      </w:r>
-      <w:r>
-        <w:rPr>
-          <w:lang w:val="hi_IN" w:bidi="hi_IN"/>
-        </w:rPr>
-        <w:t>शिमशोन की महानता छुटकारे के इतिहास में उनके चमत्कारी जन्म (</w:t>
-      </w:r>
-      <w:hyperlink r:id="rId257">
-        <w:r>
-          <w:rPr>
-            <w:lang w:val="hi_IN" w:bidi="hi_IN"/>
-          </w:rPr>
-          <w:rPr>
-            <w:color w:val="0000EE"/>
-            <w:u w:val="single"/>
-          </w:rPr>
-          <w:t>13:1–24</w:t>
-        </w:r>
-      </w:hyperlink>
-      <w:r>
-        <w:rPr>
-          <w:lang w:val="hi_IN" w:bidi="hi_IN"/>
-        </w:rPr>
-        <w:t>), नाज़ीर के रूप में उनकी सेवा (</w:t>
-      </w:r>
-      <w:hyperlink r:id="rId258">
-        <w:r>
-          <w:rPr>
-            <w:lang w:val="hi_IN" w:bidi="hi_IN"/>
-          </w:rPr>
-          <w:rPr>
-            <w:color w:val="0000EE"/>
-            <w:u w:val="single"/>
-          </w:rPr>
-          <w:t>13:7</w:t>
-        </w:r>
-      </w:hyperlink>
-      <w:r>
-        <w:rPr>
-          <w:lang w:val="hi_IN" w:bidi="hi_IN"/>
-        </w:rPr>
-        <w:t xml:space="preserve">; तुलना करें </w:t>
-      </w:r>
-      <w:hyperlink r:id="rId259">
-        <w:r>
-          <w:rPr>
-            <w:lang w:val="hi_IN" w:bidi="hi_IN"/>
-          </w:rPr>
-          <w:rPr>
-            <w:color w:val="0000EE"/>
-            <w:u w:val="single"/>
-          </w:rPr>
-          <w:t>गिन 6:1–21</w:t>
-        </w:r>
-      </w:hyperlink>
-      <w:r>
-        <w:rPr>
-          <w:lang w:val="hi_IN" w:bidi="hi_IN"/>
-        </w:rPr>
-        <w:t>), प्रभु की आत्मा द्वारा बार-बार बलशाली होने (</w:t>
-      </w:r>
-      <w:hyperlink r:id="rId260">
-        <w:r>
-          <w:rPr>
-            <w:lang w:val="hi_IN" w:bidi="hi_IN"/>
-          </w:rPr>
-          <w:rPr>
-            <w:color w:val="0000EE"/>
-            <w:u w:val="single"/>
-          </w:rPr>
-          <w:t>न्या 13:25</w:t>
-        </w:r>
-      </w:hyperlink>
-      <w:r>
-        <w:rPr>
-          <w:lang w:val="hi_IN" w:bidi="hi_IN"/>
-        </w:rPr>
-        <w:t xml:space="preserve">; </w:t>
-      </w:r>
-      <w:hyperlink r:id="rId261">
-        <w:r>
-          <w:rPr>
-            <w:lang w:val="hi_IN" w:bidi="hi_IN"/>
-          </w:rPr>
-          <w:rPr>
-            <w:color w:val="0000EE"/>
-            <w:u w:val="single"/>
-          </w:rPr>
-          <w:t>14:6, 19</w:t>
-        </w:r>
-      </w:hyperlink>
-      <w:r>
-        <w:rPr>
-          <w:lang w:val="hi_IN" w:bidi="hi_IN"/>
-        </w:rPr>
-        <w:t xml:space="preserve">; </w:t>
-      </w:r>
-      <w:hyperlink r:id="rId262">
-        <w:r>
-          <w:rPr>
-            <w:lang w:val="hi_IN" w:bidi="hi_IN"/>
-          </w:rPr>
-          <w:rPr>
-            <w:color w:val="0000EE"/>
-            <w:u w:val="single"/>
-          </w:rPr>
-          <w:t>15:14</w:t>
-        </w:r>
-      </w:hyperlink>
-      <w:r>
-        <w:rPr>
-          <w:lang w:val="hi_IN" w:bidi="hi_IN"/>
-        </w:rPr>
-        <w:t xml:space="preserve">), पलिश्तियों के खिलाफ अकेले किए गए कारनामों (अश्कलोन, </w:t>
-      </w:r>
-      <w:hyperlink r:id="rId263">
-        <w:r>
-          <w:rPr>
-            <w:lang w:val="hi_IN" w:bidi="hi_IN"/>
-          </w:rPr>
-          <w:rPr>
-            <w:color w:val="0000EE"/>
-            <w:u w:val="single"/>
-          </w:rPr>
-          <w:t>14:19</w:t>
-        </w:r>
-      </w:hyperlink>
-      <w:r>
-        <w:rPr>
-          <w:lang w:val="hi_IN" w:bidi="hi_IN"/>
-        </w:rPr>
-        <w:t xml:space="preserve">; खेत, </w:t>
-      </w:r>
-      <w:hyperlink r:id="rId264">
-        <w:r>
-          <w:rPr>
-            <w:lang w:val="hi_IN" w:bidi="hi_IN"/>
-          </w:rPr>
-          <w:rPr>
-            <w:color w:val="0000EE"/>
-            <w:u w:val="single"/>
-          </w:rPr>
-          <w:t>15:1–6</w:t>
-        </w:r>
-      </w:hyperlink>
-      <w:r>
-        <w:rPr>
-          <w:lang w:val="hi_IN" w:bidi="hi_IN"/>
-        </w:rPr>
-        <w:t xml:space="preserve">; </w:t>
-      </w:r>
-      <w:r>
-        <w:rPr>
-          <w:lang w:val="hi_IN" w:bidi="hi_IN"/>
-        </w:rPr>
-        <w:t>रामत-लही</w:t>
-      </w:r>
-      <w:r>
-        <w:rPr>
-          <w:lang w:val="hi_IN" w:bidi="hi_IN"/>
-        </w:rPr>
-        <w:t xml:space="preserve">, </w:t>
-      </w:r>
-      <w:hyperlink r:id="rId265">
-        <w:r>
-          <w:rPr>
-            <w:lang w:val="hi_IN" w:bidi="hi_IN"/>
-          </w:rPr>
-          <w:rPr>
-            <w:color w:val="0000EE"/>
-            <w:u w:val="single"/>
-          </w:rPr>
-          <w:t>15:7–17</w:t>
-        </w:r>
-      </w:hyperlink>
-      <w:r>
-        <w:rPr>
-          <w:lang w:val="hi_IN" w:bidi="hi_IN"/>
-        </w:rPr>
-        <w:t xml:space="preserve">; गाज़ा, </w:t>
-      </w:r>
-      <w:hyperlink r:id="rId266">
-        <w:r>
-          <w:rPr>
-            <w:lang w:val="hi_IN" w:bidi="hi_IN"/>
-          </w:rPr>
-          <w:rPr>
-            <w:color w:val="0000EE"/>
-            <w:u w:val="single"/>
-          </w:rPr>
-          <w:t>16:1–3, 23–30</w:t>
-        </w:r>
-      </w:hyperlink>
-      <w:r>
-        <w:rPr>
-          <w:lang w:val="hi_IN" w:bidi="hi_IN"/>
-        </w:rPr>
-        <w:t>), और प्रभु पर उनके कभी-कभी निर्भरता (</w:t>
-      </w:r>
-      <w:hyperlink r:id="rId267">
-        <w:r>
-          <w:rPr>
-            <w:lang w:val="hi_IN" w:bidi="hi_IN"/>
-          </w:rPr>
-          <w:rPr>
-            <w:color w:val="0000EE"/>
-            <w:u w:val="single"/>
-          </w:rPr>
-          <w:t>15:18–19</w:t>
-        </w:r>
-      </w:hyperlink>
-      <w:r>
-        <w:rPr>
-          <w:lang w:val="hi_IN" w:bidi="hi_IN"/>
-        </w:rPr>
-        <w:t xml:space="preserve">; </w:t>
-      </w:r>
-      <w:hyperlink r:id="rId268">
-        <w:r>
-          <w:rPr>
-            <w:lang w:val="hi_IN" w:bidi="hi_IN"/>
-          </w:rPr>
-          <w:rPr>
-            <w:color w:val="0000EE"/>
-            <w:u w:val="single"/>
-          </w:rPr>
-          <w:t>16:28–30</w:t>
-        </w:r>
-      </w:hyperlink>
-      <w:r>
-        <w:rPr>
-          <w:lang w:val="hi_IN" w:bidi="hi_IN"/>
-        </w:rPr>
-        <w:t xml:space="preserve">) के कारण है। हालांकि, उनका व्यक्तिगत जीवन पलिश्ती महिलाओं के प्रति उनकी कमजोरी के कारण दोषपूर्ण था (अध्याय </w:t>
-      </w:r>
-      <w:hyperlink r:id="rId269">
-        <w:r>
-          <w:rPr>
-            <w:lang w:val="hi_IN" w:bidi="hi_IN"/>
-          </w:rPr>
-          <w:rPr>
-            <w:color w:val="0000EE"/>
-            <w:u w:val="single"/>
-          </w:rPr>
-          <w:t>14</w:t>
-        </w:r>
-      </w:hyperlink>
-      <w:r>
-        <w:rPr>
-          <w:lang w:val="hi_IN" w:bidi="hi_IN"/>
-        </w:rPr>
-        <w:t xml:space="preserve">, </w:t>
-      </w:r>
-      <w:hyperlink r:id="rId270">
-        <w:r>
-          <w:rPr>
-            <w:lang w:val="hi_IN" w:bidi="hi_IN"/>
-          </w:rPr>
-          <w:rPr>
-            <w:color w:val="0000EE"/>
-            <w:u w:val="single"/>
-          </w:rPr>
-          <w:t>16</w:t>
-        </w:r>
-      </w:hyperlink>
-      <w:r>
-        <w:rPr>
-          <w:lang w:val="hi_IN" w:bidi="hi_IN"/>
-        </w:rPr>
-        <w:t>)। दलीला द्वारा बहकाए जाने के बाद, उन्हें गाज़ा में कैद कर लिया गया। वे दागोन के मन्दिर के गिरने में मारे गए, प्रार्थना करते हुए कि प्रभु उन्हें प्रतिशोध लेने की अनुमति दें (</w:t>
-      </w:r>
-      <w:hyperlink r:id="rId268">
-        <w:r>
-          <w:rPr>
-            <w:lang w:val="hi_IN" w:bidi="hi_IN"/>
-          </w:rPr>
-          <w:rPr>
-            <w:color w:val="0000EE"/>
-            <w:u w:val="single"/>
-          </w:rPr>
-          <w:t>16:28–30</w:t>
-        </w:r>
-      </w:hyperlink>
-      <w:r>
-        <w:rPr>
-          <w:lang w:val="hi_IN" w:bidi="hi_IN"/>
-        </w:rPr>
-        <w:t>)। उन्हें उनके पिता की कब्र में दान के क्षेत्र में दफनाया गया (</w:t>
-      </w:r>
-      <w:hyperlink r:id="rId271">
-        <w:r>
-          <w:rPr>
-            <w:lang w:val="hi_IN" w:bidi="hi_IN"/>
-          </w:rPr>
-          <w:rPr>
-            <w:color w:val="0000EE"/>
-            <w:u w:val="single"/>
-          </w:rPr>
-          <w:t>16:31</w:t>
-        </w:r>
-      </w:hyperlink>
-      <w:r>
-        <w:rPr>
-          <w:lang w:val="hi_IN" w:bidi="hi_IN"/>
-        </w:rPr>
-        <w:t>)।</w:t>
-      </w:r>
-    </w:p>
-    <w:p>
-      <w:pPr>
-        <w:pStyle w:val="Heading4"/>
-      </w:pPr>
-      <w:r>
-        <w:rPr>
-          <w:lang w:val="hi_IN" w:bidi="hi_IN"/>
-        </w:rPr>
-        <w:t>उपसंहार (</w:t>
-      </w:r>
-      <w:hyperlink r:id="rId119">
-        <w:r>
-          <w:rPr>
-            <w:lang w:val="hi_IN" w:bidi="hi_IN"/>
-          </w:rPr>
-          <w:rPr>
-            <w:color w:val="0000EE"/>
-            <w:u w:val="single"/>
-          </w:rPr>
-          <w:t>17–21</w:t>
-        </w:r>
-      </w:hyperlink>
-      <w:r>
-        <w:rPr>
-          <w:lang w:val="hi_IN" w:bidi="hi_IN"/>
-        </w:rPr>
-        <w:t>)</w:t>
-      </w:r>
-    </w:p>
-    <w:p>
-      <w:pPr/>
-      <w:r>
-        <w:rPr>
-          <w:lang w:val="hi_IN" w:bidi="hi_IN"/>
-        </w:rPr>
-      </w:r>
-      <w:r>
-        <w:rPr>
-          <w:lang w:val="hi_IN" w:bidi="hi_IN"/>
-        </w:rPr>
-        <w:t xml:space="preserve">इस्राएल के अस्तित्व का चक्रीय स्वभाव बिना गति के था। शत्रुओं से विश्राम हमेशा अस्थायी था। इस्राएल अभी तक वंशानुगत राजशाही के लिए तैयार नहीं था, और चाहे अबीमेलेक के तीन वर्षों के बारे में कुछ भी कहा जाए, यह सबसे खराब प्रकार की राजशाही थी। इस्राएल मूर्तिपूजा और सच्चे प्रभु में विश्वास के बीच डगमगाता रहा। न्यायियों का काल अस्थिर था, जो छोटे व्यक्तिगत स्वार्थ और प्रांतीयता से चिह्नित था। फिर भी परमेश्वर अपने लोगों के मामलों में सम्प्रभु बने रहे। उपसंहार में दो कहानियाँ शामिल हैं: मीका की कहानी और दानी जनजाति का प्रवास (अध्याय </w:t>
-      </w:r>
-      <w:hyperlink r:id="rId272">
-        <w:r>
-          <w:rPr>
-            <w:lang w:val="hi_IN" w:bidi="hi_IN"/>
-          </w:rPr>
-          <w:rPr>
-            <w:color w:val="0000EE"/>
-            <w:u w:val="single"/>
-          </w:rPr>
-          <w:t>17–18</w:t>
-        </w:r>
-      </w:hyperlink>
-      <w:r>
-        <w:rPr>
-          <w:lang w:val="hi_IN" w:bidi="hi_IN"/>
-        </w:rPr>
-        <w:t xml:space="preserve">) और गृहयुद्ध (अध्याय </w:t>
-      </w:r>
-      <w:hyperlink r:id="rId273">
-        <w:r>
-          <w:rPr>
-            <w:lang w:val="hi_IN" w:bidi="hi_IN"/>
-          </w:rPr>
-          <w:rPr>
-            <w:color w:val="0000EE"/>
-            <w:u w:val="single"/>
-          </w:rPr>
-          <w:t>19–21</w:t>
-        </w:r>
-      </w:hyperlink>
-      <w:r>
-        <w:rPr>
-          <w:lang w:val="hi_IN" w:bidi="hi_IN"/>
-        </w:rPr>
-        <w:t>)। उपसंहार को इस वाक्यांश द्वारा जोड़ा गया है "</w:t>
-      </w:r>
-      <w:r>
-        <w:rPr>
-          <w:lang w:val="hi_IN" w:bidi="hi_IN"/>
-        </w:rPr>
-        <w:t>उन दिनों में इस्राएलियों का कोई राजा न था; जिसको जो ठीक जान पड़ता था वही वह करता था</w:t>
-      </w:r>
-      <w:r>
-        <w:rPr>
-          <w:lang w:val="hi_IN" w:bidi="hi_IN"/>
-        </w:rPr>
-        <w:t>" (</w:t>
-      </w:r>
-      <w:hyperlink r:id="rId121">
-        <w:r>
-          <w:rPr>
-            <w:lang w:val="hi_IN" w:bidi="hi_IN"/>
-          </w:rPr>
-          <w:rPr>
-            <w:color w:val="0000EE"/>
-            <w:u w:val="single"/>
-          </w:rPr>
-          <w:t>17:6</w:t>
-        </w:r>
-      </w:hyperlink>
-      <w:r>
-        <w:rPr>
-          <w:lang w:val="hi_IN" w:bidi="hi_IN"/>
-        </w:rPr>
-        <w:t xml:space="preserve">; </w:t>
-      </w:r>
-      <w:hyperlink r:id="rId122">
-        <w:r>
-          <w:rPr>
-            <w:lang w:val="hi_IN" w:bidi="hi_IN"/>
-          </w:rPr>
-          <w:rPr>
-            <w:color w:val="0000EE"/>
-            <w:u w:val="single"/>
-          </w:rPr>
-          <w:t>18:1</w:t>
-        </w:r>
-      </w:hyperlink>
-      <w:r>
-        <w:rPr>
-          <w:lang w:val="hi_IN" w:bidi="hi_IN"/>
-        </w:rPr>
-        <w:t xml:space="preserve">; </w:t>
-      </w:r>
-      <w:hyperlink r:id="rId123">
-        <w:r>
-          <w:rPr>
-            <w:lang w:val="hi_IN" w:bidi="hi_IN"/>
-          </w:rPr>
-          <w:rPr>
-            <w:color w:val="0000EE"/>
-            <w:u w:val="single"/>
-          </w:rPr>
-          <w:t>19:1</w:t>
-        </w:r>
-      </w:hyperlink>
-      <w:r>
-        <w:rPr>
-          <w:lang w:val="hi_IN" w:bidi="hi_IN"/>
-        </w:rPr>
-        <w:t xml:space="preserve">; </w:t>
-      </w:r>
-      <w:hyperlink r:id="rId124">
-        <w:r>
-          <w:rPr>
-            <w:lang w:val="hi_IN" w:bidi="hi_IN"/>
-          </w:rPr>
-          <w:rPr>
-            <w:color w:val="0000EE"/>
-            <w:u w:val="single"/>
-          </w:rPr>
-          <w:t>21:25</w:t>
-        </w:r>
-      </w:hyperlink>
-      <w:r>
-        <w:rPr>
-          <w:lang w:val="hi_IN" w:bidi="hi_IN"/>
-        </w:rPr>
-        <w:t>)। सममित पुनरावृत्ति (प्रत्येक कथा में दो बार) अराजकता और जनजातियों की परमेश्वर की सेवा करने के लिए एकजुट होने की अक्षमता को दर्शाती है।</w:t>
-      </w:r>
-    </w:p>
-    <w:p>
-      <w:pPr/>
-      <w:r>
-        <w:rPr>
-          <w:lang w:val="hi_IN" w:bidi="hi_IN"/>
-        </w:rPr>
-      </w:r>
-      <w:r>
-        <w:rPr>
-          <w:lang w:val="hi_IN" w:bidi="hi_IN"/>
-        </w:rPr>
-        <w:t>मीका और दानी लोग (</w:t>
-      </w:r>
-      <w:hyperlink r:id="rId272">
-        <w:r>
-          <w:rPr>
-            <w:lang w:val="hi_IN" w:bidi="hi_IN"/>
-          </w:rPr>
-          <w:rPr>
-            <w:color w:val="0000EE"/>
-            <w:u w:val="single"/>
-          </w:rPr>
-          <w:t>18–18</w:t>
-        </w:r>
-      </w:hyperlink>
-      <w:r>
-        <w:rPr>
-          <w:lang w:val="hi_IN" w:bidi="hi_IN"/>
-        </w:rPr>
-        <w:t>)</w:t>
-      </w:r>
-    </w:p>
-    <w:p>
-      <w:pPr/>
-      <w:r>
-        <w:rPr>
-          <w:lang w:val="hi_IN" w:bidi="hi_IN"/>
-        </w:rPr>
-      </w:r>
-      <w:r>
-        <w:rPr>
-          <w:lang w:val="hi_IN" w:bidi="hi_IN"/>
-        </w:rPr>
-        <w:t xml:space="preserve">मीका एक एप्रैमी थे जिन्होंने एक मन्दिर स्थापित किया और अपने ही बेटों में से एक को, और फिर बैतलहम के एक लेवियों को, इसके </w:t>
-      </w:r>
-      <w:r>
-        <w:rPr>
-          <w:lang w:val="hi_IN" w:bidi="hi_IN"/>
-        </w:rPr>
-        <w:t xml:space="preserve">पुरोहित </w:t>
-      </w:r>
-      <w:r>
-        <w:rPr>
-          <w:lang w:val="hi_IN" w:bidi="hi_IN"/>
-        </w:rPr>
-        <w:t xml:space="preserve">के रूप में नियुक्त किया (अध्याय </w:t>
-      </w:r>
-      <w:hyperlink r:id="rId274">
-        <w:r>
-          <w:rPr>
-            <w:lang w:val="hi_IN" w:bidi="hi_IN"/>
-          </w:rPr>
-          <w:rPr>
-            <w:color w:val="0000EE"/>
-            <w:u w:val="single"/>
-          </w:rPr>
-          <w:t>17</w:t>
-        </w:r>
-      </w:hyperlink>
-      <w:r>
-        <w:rPr>
-          <w:lang w:val="hi_IN" w:bidi="hi_IN"/>
-        </w:rPr>
-        <w:t xml:space="preserve">)। अपनी पैतृक सम्पत्ति को बनाए रखने में असमर्थ, दानी लोग हेर्मोन पर्वत के तल पर खुद को स्थापित करने के लिए निकल पड़े। उन्होंने मीका के मन्दिर से मूर्तियों और लेवियों को ले लिया और नवस्थापित दान नगर में एक धार्मिक नगर स्थापित किया, जो लैश के खण्डहरों पर बनाया गया था (अध्याय </w:t>
-      </w:r>
-      <w:hyperlink r:id="rId275">
-        <w:r>
-          <w:rPr>
-            <w:lang w:val="hi_IN" w:bidi="hi_IN"/>
-          </w:rPr>
-          <w:rPr>
-            <w:color w:val="0000EE"/>
-            <w:u w:val="single"/>
-          </w:rPr>
-          <w:t>18</w:t>
-        </w:r>
-      </w:hyperlink>
-      <w:r>
-        <w:rPr>
-          <w:lang w:val="hi_IN" w:bidi="hi_IN"/>
-        </w:rPr>
-        <w:t>)। इस प्रकार, उन्होंने शीलो में स्थित तम्बू के समकक्ष एक धार्मिक केन्द्र स्थापित किया (</w:t>
-      </w:r>
-      <w:hyperlink r:id="rId276">
-        <w:r>
-          <w:rPr>
-            <w:lang w:val="hi_IN" w:bidi="hi_IN"/>
-          </w:rPr>
-          <w:rPr>
-            <w:color w:val="0000EE"/>
-            <w:u w:val="single"/>
-          </w:rPr>
-          <w:t>18:31</w:t>
-        </w:r>
-      </w:hyperlink>
-      <w:r>
-        <w:rPr>
-          <w:lang w:val="hi_IN" w:bidi="hi_IN"/>
-        </w:rPr>
-        <w:t>)।</w:t>
-      </w:r>
-    </w:p>
-    <w:p>
-      <w:pPr/>
-      <w:r>
-        <w:rPr>
-          <w:lang w:val="hi_IN" w:bidi="hi_IN"/>
-        </w:rPr>
-      </w:r>
-      <w:r>
-        <w:rPr>
-          <w:lang w:val="hi_IN" w:bidi="hi_IN"/>
-        </w:rPr>
-        <w:t>गृह युद्ध (</w:t>
-      </w:r>
-      <w:hyperlink r:id="rId273">
-        <w:r>
-          <w:rPr>
-            <w:lang w:val="hi_IN" w:bidi="hi_IN"/>
-          </w:rPr>
-          <w:rPr>
-            <w:color w:val="0000EE"/>
-            <w:u w:val="single"/>
-          </w:rPr>
-          <w:t>19–21</w:t>
-        </w:r>
-      </w:hyperlink>
-      <w:r>
-        <w:rPr>
-          <w:lang w:val="hi_IN" w:bidi="hi_IN"/>
-        </w:rPr>
-        <w:t>)</w:t>
-      </w:r>
-    </w:p>
-    <w:p>
-      <w:pPr/>
-      <w:r>
-        <w:rPr>
-          <w:lang w:val="hi_IN" w:bidi="hi_IN"/>
-        </w:rPr>
-      </w:r>
-      <w:r>
-        <w:rPr>
-          <w:lang w:val="hi_IN" w:bidi="hi_IN"/>
-        </w:rPr>
-        <w:t xml:space="preserve">गिबा के लोग, जो बिन्यामीन के थे, उन्होंने एक लेवियों की रखैल का यौन शोषण किया जिससे उसकी मृत्यु हो गई। अध्याय </w:t>
-      </w:r>
-      <w:hyperlink r:id="rId274">
-        <w:r>
-          <w:rPr>
-            <w:lang w:val="hi_IN" w:bidi="hi_IN"/>
-          </w:rPr>
-          <w:rPr>
-            <w:color w:val="0000EE"/>
-            <w:u w:val="single"/>
-          </w:rPr>
-          <w:t>17</w:t>
-        </w:r>
-      </w:hyperlink>
-      <w:r>
-        <w:rPr>
-          <w:lang w:val="hi_IN" w:bidi="hi_IN"/>
-        </w:rPr>
-        <w:t xml:space="preserve"> और </w:t>
-      </w:r>
-      <w:hyperlink r:id="rId275">
-        <w:r>
-          <w:rPr>
-            <w:lang w:val="hi_IN" w:bidi="hi_IN"/>
-          </w:rPr>
-          <w:rPr>
-            <w:color w:val="0000EE"/>
-            <w:u w:val="single"/>
-          </w:rPr>
-          <w:t>18</w:t>
-        </w:r>
-      </w:hyperlink>
-      <w:r>
-        <w:rPr>
-          <w:lang w:val="hi_IN" w:bidi="hi_IN"/>
-        </w:rPr>
-        <w:t xml:space="preserve"> के लेवियों की तरह, वह बैतलहम की थी (</w:t>
-      </w:r>
-      <w:hyperlink r:id="rId123">
-        <w:r>
-          <w:rPr>
-            <w:lang w:val="hi_IN" w:bidi="hi_IN"/>
-          </w:rPr>
-          <w:rPr>
-            <w:color w:val="0000EE"/>
-            <w:u w:val="single"/>
-          </w:rPr>
-          <w:t>19:1</w:t>
-        </w:r>
-      </w:hyperlink>
-      <w:r>
-        <w:rPr>
-          <w:lang w:val="hi_IN" w:bidi="hi_IN"/>
-        </w:rPr>
-        <w:t>)। नाटकीय रूप से, लेवियों ने उसके शव के टुकड़े सभी गोत्रों को भेजे, जो गिबा के अपराधियों की रक्षा करने के कारण बिन्यामीनियों के खिलाफ इकट्ठा हुए (</w:t>
-      </w:r>
-      <w:hyperlink r:id="rId277">
-        <w:r>
-          <w:rPr>
-            <w:lang w:val="hi_IN" w:bidi="hi_IN"/>
-          </w:rPr>
-          <w:rPr>
-            <w:color w:val="0000EE"/>
-            <w:u w:val="single"/>
-          </w:rPr>
-          <w:t>19:29–20:19</w:t>
-        </w:r>
-      </w:hyperlink>
-      <w:r>
-        <w:rPr>
-          <w:lang w:val="hi_IN" w:bidi="hi_IN"/>
-        </w:rPr>
-        <w:t>)। आगामी लड़ाई में बिन्यामीन की जनसंख्या को नष्ट कर दिया गया (</w:t>
-      </w:r>
-      <w:hyperlink r:id="rId278">
-        <w:r>
-          <w:rPr>
-            <w:lang w:val="hi_IN" w:bidi="hi_IN"/>
-          </w:rPr>
-          <w:rPr>
-            <w:color w:val="0000EE"/>
-            <w:u w:val="single"/>
-          </w:rPr>
-          <w:t>20:20–48</w:t>
-        </w:r>
-      </w:hyperlink>
-      <w:r>
-        <w:rPr>
-          <w:lang w:val="hi_IN" w:bidi="hi_IN"/>
-        </w:rPr>
-        <w:t>)। 11 गोत्रों ने उन्हें याबेश-गिलाद के खिलाफ एक गृहयुद्ध में ली गई 400 कुँवारी कन्याएँ दीं (</w:t>
-      </w:r>
-      <w:hyperlink r:id="rId279">
-        <w:r>
-          <w:rPr>
-            <w:lang w:val="hi_IN" w:bidi="hi_IN"/>
-          </w:rPr>
-          <w:rPr>
-            <w:color w:val="0000EE"/>
-            <w:u w:val="single"/>
-          </w:rPr>
-          <w:t>21:6–15</w:t>
-        </w:r>
-      </w:hyperlink>
-      <w:r>
-        <w:rPr>
-          <w:lang w:val="hi_IN" w:bidi="hi_IN"/>
-        </w:rPr>
-        <w:t>)। हालांकि, ये पर्याप्त नहीं थीं। बिन्यामीन के विलुप्त होने के खतरे और अपनी बेटियों को किसी भी बिन्यामीनियों से विवाह में न देने की मन्नत के कारण, इस्राएलियों ने एक योजना बनाई जिसके द्वारा बिन्यामीनियों ने शीलो के उत्सव में नाचती इस्राएली कुँवारी कन्याओं को ले लिया। इस प्रकार बिन्यामीन अपने नगरों और बस्तियों को फिर से बसाने में सक्षम हुआ।</w:t>
-      </w:r>
-    </w:p>
-    <w:p>
-      <w:pPr/>
-      <w:r>
-        <w:rPr>
-          <w:lang w:val="hi_IN" w:bidi="hi_IN"/>
-        </w:rPr>
-      </w:r>
-      <w:r>
-        <w:rPr>
-          <w:i/>
-          <w:lang w:val="hi_IN" w:bidi="hi_IN"/>
-        </w:rPr>
-        <w:t>यह भी देखें</w:t>
-      </w:r>
-      <w:r>
-        <w:rPr>
-          <w:lang w:val="hi_IN" w:bidi="hi_IN"/>
-        </w:rPr>
-        <w:t xml:space="preserve"> </w:t>
-      </w:r>
-      <w:r>
-        <w:rPr>
-          <w:lang w:val="hi_IN" w:bidi="hi_IN"/>
-        </w:rPr>
-        <w:t>गिदोन</w:t>
-      </w:r>
-      <w:r>
-        <w:rPr>
-          <w:lang w:val="hi_IN" w:bidi="hi_IN"/>
-        </w:rPr>
-        <w:t xml:space="preserve">; </w:t>
-      </w:r>
-      <w:r>
-        <w:rPr>
-          <w:lang w:val="hi_IN" w:bidi="hi_IN"/>
-        </w:rPr>
-        <w:t>यिप्तह</w:t>
-      </w:r>
-      <w:r>
-        <w:rPr>
-          <w:lang w:val="hi_IN" w:bidi="hi_IN"/>
-        </w:rPr>
-        <w:t xml:space="preserve">; </w:t>
-      </w:r>
-      <w:r>
-        <w:rPr>
-          <w:lang w:val="hi_IN" w:bidi="hi_IN"/>
-        </w:rPr>
-        <w:t>शिमशोन</w:t>
-      </w:r>
-      <w:r>
-        <w:rPr>
-          <w:lang w:val="hi_IN" w:bidi="hi_IN"/>
-        </w:rPr>
-        <w:t>।</w:t>
-      </w:r>
-      <w:r>
-        <w:rPr>
-          <w:lang w:val="hi_IN" w:bidi="hi_IN"/>
-        </w:rPr>
-      </w:r>
-      <w:r>
-        <w:rPr>
-          <w:lang w:val="hi_IN" w:bidi="hi_IN"/>
-        </w:rPr>
-      </w:r>
-    </w:p>
-    <w:p>
-      <w:pPr/>
-      <w:r>
-        <w:rPr>
-          <w:lang w:val="hi_IN" w:bidi="hi_IN"/>
-        </w:rPr>
-      </w:r>
-    </w:p>
-    <w:p>
-      <w:pPr>
-        <w:pStyle w:val="Heading2"/>
-      </w:pPr>
-      <w:r>
-        <w:rPr>
-          <w:lang w:val="hi_IN" w:bidi="hi_IN"/>
-        </w:rPr>
-        <w:t>न्यायीकरण, न्यायी ठहराया जाना</w:t>
-      </w:r>
-      <w:r>
-        <w:rPr>
-          <w:lang w:val="hi_IN" w:bidi="hi_IN"/>
-        </w:rPr>
-      </w:r>
-    </w:p>
-    <w:p>
-      <w:pPr/>
-      <w:r>
-        <w:rPr>
-          <w:lang w:val="hi_IN" w:bidi="hi_IN"/>
-        </w:rPr>
-      </w:r>
-      <w:r>
-        <w:rPr>
-          <w:lang w:val="hi_IN" w:bidi="hi_IN"/>
-        </w:rPr>
-        <w:t>वह कार्य जिसके द्वारा परमेश्वर पापियों को उनके पापों की क्षमा के माध्यम से अपने साथ एक नए वाचा संबंध में लाते हैं। यह वह समय होता है जब परमेश्वर किसी व्यक्ति को धर्मी घोषित करते हैं, जिसका अर्थ है कि वे उनके साथ एक सही और सच्चे संबंध में होते हैं।</w:t>
-      </w:r>
-    </w:p>
-    <w:p>
-      <w:pPr/>
-      <w:r>
-        <w:rPr>
-          <w:lang w:val="hi_IN" w:bidi="hi_IN"/>
-        </w:rPr>
-      </w:r>
-      <w:r>
-        <w:rPr>
-          <w:lang w:val="hi_IN" w:bidi="hi_IN"/>
-        </w:rPr>
-        <w:t>सुधार आंदोलन के समय से, यह शब्द मसीही धर्मशास्त्र में महत्वपूर्ण रहा है। मार्टिन लूथर ने केवल विश्वास द्वारा न्यायी ठहराए जाने के सिद्धांत पर ज़ोर दिया। लूथर के लिए, यह प्रेरित पौलुस की शिक्षाओं की ओर वापसी थी। इसने मध्ययुगीन कैथोलिक धर्म को चुनौती दी, जो उद्धार के लिए अच्छे कार्यों और कृपा पर जोर देता था। केवल विश्वास द्वारा न्यायी ठहराए जाने का सिद्धांत इस बात को रेखांकित करता है कि सभी लोग पूर्ण रूप से पापी हैं। वे अपने पापों का समाधान नहीं कर सकते। यह यीशु मसीह के माध्यम से परमेश्वर के प्रायश्चित के उपहार को उजागर करता है। लोग इसे बिना किसी योग्यता के विश्वास करके स्वीकार करते हैं।</w:t>
-      </w:r>
-    </w:p>
-    <w:p>
-      <w:pPr/>
-      <w:r>
-        <w:rPr>
-          <w:lang w:val="hi_IN" w:bidi="hi_IN"/>
-        </w:rPr>
-      </w:r>
-      <w:r>
-        <w:rPr>
-          <w:lang w:val="hi_IN" w:bidi="hi_IN"/>
-        </w:rPr>
-        <w:t>बाइबल में "न्यायीकरण" और "न्यायी ठहराना" शब्द आम नहीं हैं। उदाहरण के लिए, क्रिया "न्यायी ठहराना" पुराने नियम में 25 से कम बार आती है। नए नियम में, दोनों शब्द केवल 40 बार आते हैं। बाइबल "धार्मिकता" और "धर्मी घोषित करना (या बनाना)" शब्दों का अधिक उपयोग करती है। वे समान इब्रानी और यूनानी शब्दों का अनुवाद करते हैं। इसलिए, न्यायीकरण को समझने में बाइबल में धार्मिकता की अवधारणा को समझना भी शामिल है।</w:t>
-      </w:r>
-    </w:p>
-    <w:p>
-      <w:pPr/>
-      <w:r>
-        <w:rPr>
-          <w:lang w:val="hi_IN" w:bidi="hi_IN"/>
-        </w:rPr>
-      </w:r>
-      <w:r>
-        <w:rPr>
-          <w:lang w:val="hi_IN" w:bidi="hi_IN"/>
-        </w:rPr>
-        <w:t>रोजमर्रा की यूनानी भाषा में, "न्यायीकरण" और "न्यायी ठहराना" अक्सर कानूनी शब्द होते थे। ये शब्द न्यायालय में किसी को निर्दोष या भला घोषित करने के लिए होते थे। हालांकि, इन शब्दों का एक व्यापक अर्थ भी है जो किसी भी संबंध की मान्यताओं से जुड़ा हुआ है।</w:t>
-      </w:r>
-    </w:p>
-    <w:p>
-      <w:pPr>
-        <w:pStyle w:val="Heading3"/>
-      </w:pPr>
-      <w:r>
-        <w:rPr>
-          <w:lang w:val="hi_IN" w:bidi="hi_IN"/>
-        </w:rPr>
-        <w:t>पुराने नियम में</w:t>
-      </w:r>
-    </w:p>
-    <w:p>
-      <w:pPr/>
-      <w:r>
-        <w:rPr>
-          <w:lang w:val="hi_IN" w:bidi="hi_IN"/>
-        </w:rPr>
-      </w:r>
-      <w:r>
-        <w:rPr>
-          <w:lang w:val="hi_IN" w:bidi="hi_IN"/>
-        </w:rPr>
-        <w:t>पुराने नियम में धार्मिकता, संबंधों और उन से सम्बंधित ज़िम्मेदारियों के बारे में है। कभी-कभी, किसी व्यक्ति को धार्मिक कहा जाता है क्योंकि वह किसी अन्य व्यक्ति के साथ सही संबंध में होता है। अन्य समय में, किसी व्यक्ति को धार्मिक माना जाता है क्योंकि वह किसी संबंध के भीतर कुछ ज़िम्मेदारियों को पूरा करता है (</w:t>
-      </w:r>
-      <w:hyperlink r:id="rId280">
-        <w:r>
-          <w:rPr>
-            <w:lang w:val="hi_IN" w:bidi="hi_IN"/>
-          </w:rPr>
-          <w:rPr>
-            <w:color w:val="0000EE"/>
-            <w:u w:val="single"/>
-          </w:rPr>
-          <w:t>उत 38:26</w:t>
-        </w:r>
-      </w:hyperlink>
-      <w:r>
-        <w:rPr>
-          <w:lang w:val="hi_IN" w:bidi="hi_IN"/>
-        </w:rPr>
-        <w:t>)। इससे भी अधिक महत्वपूर्ण बात यह है कि ये शब्द अक्सर परमेश्वर का वर्णन करने के लिए उपयोग किए जाते हैं, जिन्हें न्यायी के रूप में देखा जाता है। परमेश्वर न्याय के साथ शासन करते हैं (</w:t>
-      </w:r>
-      <w:hyperlink r:id="rId36">
-        <w:r>
-          <w:rPr>
-            <w:lang w:val="hi_IN" w:bidi="hi_IN"/>
-          </w:rPr>
-          <w:rPr>
-            <w:color w:val="0000EE"/>
-            <w:u w:val="single"/>
-          </w:rPr>
-          <w:t>उत 18:25</w:t>
-        </w:r>
-      </w:hyperlink>
-      <w:r>
-        <w:rPr>
-          <w:lang w:val="hi_IN" w:bidi="hi_IN"/>
-        </w:rPr>
-        <w:t>) और उनके निर्णय सत्य और धार्मिक होते हैं (</w:t>
-      </w:r>
-      <w:hyperlink r:id="rId281">
-        <w:r>
-          <w:rPr>
-            <w:lang w:val="hi_IN" w:bidi="hi_IN"/>
-          </w:rPr>
-          <w:rPr>
-            <w:color w:val="0000EE"/>
-            <w:u w:val="single"/>
-          </w:rPr>
-          <w:t>भज 19:9</w:t>
-        </w:r>
-      </w:hyperlink>
-      <w:r>
-        <w:rPr>
-          <w:lang w:val="hi_IN" w:bidi="hi_IN"/>
-        </w:rPr>
-        <w:t>)। निर्दोष और दोषी दोनों ही परमेश्वर के न्याय को पहचानते हैं; निर्दोष यह अपेक्षा करते हैं कि उन्हें शुद्ध दिखाया जाएगा और दोषी जानते हैं कि परमेश्वर का नियम प्रबल होगा।</w:t>
-      </w:r>
-    </w:p>
-    <w:p>
-      <w:pPr/>
-      <w:r>
-        <w:rPr>
-          <w:lang w:val="hi_IN" w:bidi="hi_IN"/>
-        </w:rPr>
-      </w:r>
-      <w:r>
-        <w:rPr>
-          <w:lang w:val="hi_IN" w:bidi="hi_IN"/>
-        </w:rPr>
-        <w:t xml:space="preserve">न्यायीकरण और धार्मिकता परमेश्वर के अपने वाचा-जन के लिए उद्धारकारी कार्यों से घनिष्ठ रूप से जुड़े हुए हैं। परमेश्वर की धार्मिकता उनके वाचा के अंतर्गत अपने लोगों के लिए हस्तक्षेप करने के बारे में अधिक है, न कि केवल कठोर न्याय के बारे में। न्यायीकरण को केवल विधान से नहीं, बल्कि वाचा के संदर्भ में समझना चाहिए। इसका सबसे महत्वपूर्ण उदाहरण अब्राहम है, जिन्हें </w:t>
-      </w:r>
-      <w:r>
-        <w:rPr>
-          <w:lang w:val="hi_IN" w:bidi="hi_IN"/>
-        </w:rPr>
-        <w:t xml:space="preserve">धर्मी </w:t>
-      </w:r>
-      <w:r>
-        <w:rPr>
-          <w:lang w:val="hi_IN" w:bidi="hi_IN"/>
-        </w:rPr>
-        <w:t>माना गया क्योंकि उन्होंने परमेश्वर की वाचा में विश्वास के साथ प्रतिक्रिया दी (</w:t>
-      </w:r>
-      <w:hyperlink r:id="rId282">
-        <w:r>
-          <w:rPr>
-            <w:lang w:val="hi_IN" w:bidi="hi_IN"/>
-          </w:rPr>
-          <w:rPr>
-            <w:color w:val="0000EE"/>
-            <w:u w:val="single"/>
-          </w:rPr>
-          <w:t>उत्पत्ति 15:6</w:t>
-        </w:r>
-      </w:hyperlink>
-      <w:r>
-        <w:rPr>
-          <w:lang w:val="hi_IN" w:bidi="hi_IN"/>
-        </w:rPr>
-        <w:t xml:space="preserve">)। अब्राहम स्वयं को </w:t>
-      </w:r>
-      <w:r>
-        <w:rPr>
-          <w:lang w:val="hi_IN" w:bidi="hi_IN"/>
-        </w:rPr>
-        <w:t>धर्मी</w:t>
-      </w:r>
-      <w:r>
-        <w:rPr>
-          <w:lang w:val="hi_IN" w:bidi="hi_IN"/>
-        </w:rPr>
-        <w:t xml:space="preserve"> नहीं बना सकते थे; परमेश्वर ने उन्हें वाचा के आधार पर </w:t>
-      </w:r>
-      <w:r>
-        <w:rPr>
-          <w:lang w:val="hi_IN" w:bidi="hi_IN"/>
-        </w:rPr>
-        <w:t>धर्मी</w:t>
-      </w:r>
-      <w:r>
-        <w:rPr>
-          <w:lang w:val="hi_IN" w:bidi="hi_IN"/>
-        </w:rPr>
-        <w:t xml:space="preserve"> बनाया। सभी लोग अब्राहम की तरह असहाय हैं। परमेश्वर की दृष्टि में, कोई भी स्वयं को निर्दोष सिद्ध नहीं कर सकता (</w:t>
-      </w:r>
-      <w:hyperlink r:id="rId283">
-        <w:r>
-          <w:rPr>
-            <w:lang w:val="hi_IN" w:bidi="hi_IN"/>
-          </w:rPr>
-          <w:rPr>
-            <w:color w:val="0000EE"/>
-            <w:u w:val="single"/>
-          </w:rPr>
-          <w:t>भजन संहिता 143:2</w:t>
-        </w:r>
-      </w:hyperlink>
-      <w:r>
-        <w:rPr>
-          <w:lang w:val="hi_IN" w:bidi="hi_IN"/>
-        </w:rPr>
-        <w:t>)। मानवता की आशा परमेश्वर के अपनी वाचा को याद करने में निहित है। धार्मिकता परमेश्वर की दया या अनुग्रह से आती है, क्योंकि वह अपने लोगों के साथ अपनी प्रेममय दया के अनुसार व्यवहार करते हैं (</w:t>
-      </w:r>
-      <w:hyperlink r:id="rId284">
-        <w:r>
-          <w:rPr>
-            <w:lang w:val="hi_IN" w:bidi="hi_IN"/>
-          </w:rPr>
-          <w:rPr>
-            <w:color w:val="0000EE"/>
-            <w:u w:val="single"/>
-          </w:rPr>
-          <w:t>यशायाह 63:7</w:t>
-        </w:r>
-      </w:hyperlink>
-      <w:r>
-        <w:rPr>
-          <w:lang w:val="hi_IN" w:bidi="hi_IN"/>
-        </w:rPr>
-        <w:t>)। न्यायीकरण का आधार परमेश्वर का स्वभाव है और यह मुख्यतः एक धार्मिक अवधारणा है, न कि केवल एक नैतिक।</w:t>
-      </w:r>
-    </w:p>
-    <w:p>
-      <w:pPr>
-        <w:pStyle w:val="Heading3"/>
-      </w:pPr>
-      <w:r>
-        <w:rPr>
-          <w:lang w:val="hi_IN" w:bidi="hi_IN"/>
-        </w:rPr>
-        <w:t>नए नियम में</w:t>
-      </w:r>
-    </w:p>
-    <w:p>
-      <w:pPr/>
-      <w:r>
-        <w:rPr>
-          <w:lang w:val="hi_IN" w:bidi="hi_IN"/>
-        </w:rPr>
-      </w:r>
-      <w:r>
-        <w:rPr>
-          <w:lang w:val="hi_IN" w:bidi="hi_IN"/>
-        </w:rPr>
-        <w:t>नए नियम में न्यायीकरण का वर्णन मुख्य रूप से पौलुस के पत्रों, विशेष रूप से रोमियों और गलातियों में किया गया है। इन पत्रों में, विश्वास द्वारा न्यायीकरण एक महत्वपूर्ण सिद्धांत है जिसका उपयोग पौलुस, मसीह के कार्यों के पापी मानवता पर प्रभाव को समझाने के लिए करते हैं। पौलुस विश्वास द्वारा न्यायीकरण की तुलना, यहूदी धार्मिकता से करते हैं, जो व्यवस्था को उद्धार का आधार मानने का प्रयास करती थी। पौलुस इस दृष्टिकोण की कड़ी निंदा करते हैं (</w:t>
-      </w:r>
-      <w:hyperlink r:id="rId285">
-        <w:r>
-          <w:rPr>
-            <w:lang w:val="hi_IN" w:bidi="hi_IN"/>
-          </w:rPr>
-          <w:rPr>
-            <w:color w:val="0000EE"/>
-            <w:u w:val="single"/>
-          </w:rPr>
-          <w:t>गला 1:6–9</w:t>
-        </w:r>
-      </w:hyperlink>
-      <w:r>
-        <w:rPr>
-          <w:lang w:val="hi_IN" w:bidi="hi_IN"/>
-        </w:rPr>
-        <w:t>)। वे अपने पाठकों को याद दिलाते हैं कि धार्मिकता या न्यायीकरण ठहराया जाना, परमेश्वर का उपहार है जो यीशु मसीह के लहू के माध्यम से प्राप्त होता है (</w:t>
-      </w:r>
-      <w:r>
-        <w:rPr>
-          <w:i/>
-          <w:lang w:val="hi_IN" w:bidi="hi_IN"/>
-        </w:rPr>
-        <w:t>वाचा</w:t>
-      </w:r>
-      <w:r>
-        <w:rPr>
-          <w:lang w:val="hi_IN" w:bidi="hi_IN"/>
-        </w:rPr>
-        <w:t xml:space="preserve"> का लहू, </w:t>
-      </w:r>
-      <w:hyperlink r:id="rId286">
-        <w:r>
-          <w:rPr>
-            <w:lang w:val="hi_IN" w:bidi="hi_IN"/>
-          </w:rPr>
-          <w:rPr>
-            <w:color w:val="0000EE"/>
-            <w:u w:val="single"/>
-          </w:rPr>
-          <w:t>इब्रा 13:20</w:t>
-        </w:r>
-      </w:hyperlink>
-      <w:r>
-        <w:rPr>
-          <w:lang w:val="hi_IN" w:bidi="hi_IN"/>
-        </w:rPr>
-        <w:t>), न कि व्यवस्था के द्वारा प्राप्त किया जा सकता है (</w:t>
-      </w:r>
-      <w:hyperlink r:id="rId287">
-        <w:r>
-          <w:rPr>
-            <w:lang w:val="hi_IN" w:bidi="hi_IN"/>
-          </w:rPr>
-          <w:rPr>
-            <w:color w:val="0000EE"/>
-            <w:u w:val="single"/>
-          </w:rPr>
-          <w:t>रोम 3:21</w:t>
-        </w:r>
-      </w:hyperlink>
-      <w:r>
-        <w:rPr>
-          <w:lang w:val="hi_IN" w:bidi="hi_IN"/>
-        </w:rPr>
-        <w:t>)। व्यवस्था धार्मिकता की ओर नहीं ले जाती और इसका उद्देश्य भी ऐसा करना नहीं था।</w:t>
-      </w:r>
-    </w:p>
-    <w:p>
-      <w:pPr/>
-      <w:r>
-        <w:rPr>
-          <w:lang w:val="hi_IN" w:bidi="hi_IN"/>
-        </w:rPr>
-      </w:r>
-      <w:hyperlink r:id="rId288">
-        <w:r>
-          <w:rPr>
-            <w:lang w:val="hi_IN" w:bidi="hi_IN"/>
-          </w:rPr>
-          <w:rPr>
-            <w:color w:val="0000EE"/>
-            <w:u w:val="single"/>
-          </w:rPr>
-          <w:t>गलातियों 3:15–25</w:t>
-        </w:r>
-      </w:hyperlink>
-      <w:r>
-        <w:rPr>
-          <w:lang w:val="hi_IN" w:bidi="hi_IN"/>
-        </w:rPr>
-        <w:t xml:space="preserve"> में व्यवस्था की भूमिका का वर्णन किया गया है, जो अब्राहम को परमेश्वर के साथ संबंध में लाने वाली वाचा के 430 वर्ष बाद आई। जो भी उद्देश्य व्यवस्था का था, इसे धार्मिकता प्रदान करने के लिए नहीं दिया गया था: "क्योंकि यदि ऐसी व्यवस्था दी जाती जो जीवन दे सकती, तो धार्मिकता वास्तव में व्यवस्था के द्वारा होती" (</w:t>
-      </w:r>
-      <w:hyperlink r:id="rId289">
-        <w:r>
-          <w:rPr>
-            <w:lang w:val="hi_IN" w:bidi="hi_IN"/>
-          </w:rPr>
-          <w:rPr>
-            <w:color w:val="0000EE"/>
-            <w:u w:val="single"/>
-          </w:rPr>
-          <w:t>गला 3:21</w:t>
-        </w:r>
-      </w:hyperlink>
-      <w:r>
-        <w:rPr>
-          <w:lang w:val="hi_IN" w:bidi="hi_IN"/>
-        </w:rPr>
-        <w:t>)। मसीह ने लोगों को न्यायी ठहराया और इसे वाचा के संदर्भ में समझा जाना चाहिए, न कि व्यवस्था के। अब्राहम के समय से ही न्यायीकरण सदैव उस परमेश्वर में विश्वास द्वारा प्राप्त हुई है जो अपनी वाचा निभाता है, न कि व्यवस्था के द्वारा। धार्मिकता एक संबंधात्मक शब्द है, जिसकी पुष्टि उन लोगों द्वारा होती है जो विश्वास के द्वारा परमेश्वर के साथ सही संबंध में लाए गए हैं। व्यवस्था न्याय लाती है और हमारे पाप का सामना करने की असमर्थता को उजागर करती है (</w:t>
-      </w:r>
-      <w:hyperlink r:id="rId290">
-        <w:r>
-          <w:rPr>
-            <w:lang w:val="hi_IN" w:bidi="hi_IN"/>
-          </w:rPr>
-          <w:rPr>
-            <w:color w:val="0000EE"/>
-            <w:u w:val="single"/>
-          </w:rPr>
-          <w:t>प्रेरि 13:39</w:t>
-        </w:r>
-      </w:hyperlink>
-      <w:r>
-        <w:rPr>
-          <w:lang w:val="hi_IN" w:bidi="hi_IN"/>
-        </w:rPr>
-        <w:t xml:space="preserve">; </w:t>
-      </w:r>
-      <w:hyperlink r:id="rId291">
-        <w:r>
-          <w:rPr>
-            <w:lang w:val="hi_IN" w:bidi="hi_IN"/>
-          </w:rPr>
-          <w:rPr>
-            <w:color w:val="0000EE"/>
-            <w:u w:val="single"/>
-          </w:rPr>
-          <w:t>रोम 8:3</w:t>
-        </w:r>
-      </w:hyperlink>
-      <w:r>
-        <w:rPr>
-          <w:lang w:val="hi_IN" w:bidi="hi_IN"/>
-        </w:rPr>
-        <w:t>)। हालांकि न्यायीकरण, पाप और दोष की समस्या का समाधान प्रस्तुत करता है और उद्धार प्रदान करता है। विश्वासियों को दोषमुक्त किया जाता है (</w:t>
-      </w:r>
-      <w:hyperlink r:id="rId292">
-        <w:r>
-          <w:rPr>
-            <w:lang w:val="hi_IN" w:bidi="hi_IN"/>
-          </w:rPr>
-          <w:rPr>
-            <w:color w:val="0000EE"/>
-            <w:u w:val="single"/>
-          </w:rPr>
-          <w:t>रोमियों 8:1</w:t>
-        </w:r>
-      </w:hyperlink>
-      <w:r>
-        <w:rPr>
-          <w:lang w:val="hi_IN" w:bidi="hi_IN"/>
-        </w:rPr>
-        <w:t>)। न्यायीकरण की मुख्य समझ वाचा और अनुग्रह पर ध्यान केंद्रित करने से आती है, न कि व्यवस्था और न्याय पर। पौलुस के रोमियों और गलातियों में अब्राहम के संदर्भ यह दिखाते हैं कि वाचा सदैव मानवता की एकमात्र आशा रही है। परमेश्वर अपनी वाचा के प्रति विश्वासयोग्य रहते हैं, भले ही उनके लोग इसे प्रतिदिन तोड़ते हैं।</w:t>
-      </w:r>
-    </w:p>
-    <w:p>
-      <w:pPr/>
-      <w:r>
-        <w:rPr>
-          <w:lang w:val="hi_IN" w:bidi="hi_IN"/>
-        </w:rPr>
-      </w:r>
-      <w:r>
-        <w:rPr>
-          <w:lang w:val="hi_IN" w:bidi="hi_IN"/>
-        </w:rPr>
-        <w:t>पौलुस की शिक्षा में, परमेश्वर न्यायी है और वही न्यायी ठहराने वाले भी हैं। पाप न्याय की मांग करता है और इसे संबोधित करना आवश्यक है। परमेश्वर का मनुष्य को अपने पास लाने का तरीका व्यवस्था से अलग प्रकट होता है। यह मसीह के जीवन और मृत्यु में प्रकट होता है, जिन्हें परमेश्वर ने एक प्रायश्चित बलिदान के रूप में स्थापित किया (</w:t>
-      </w:r>
-      <w:hyperlink r:id="rId293">
-        <w:r>
-          <w:rPr>
-            <w:lang w:val="hi_IN" w:bidi="hi_IN"/>
-          </w:rPr>
-          <w:rPr>
-            <w:color w:val="0000EE"/>
-            <w:u w:val="single"/>
-          </w:rPr>
-          <w:t>रोम 3:21–26</w:t>
-        </w:r>
-      </w:hyperlink>
-      <w:r>
-        <w:rPr>
-          <w:lang w:val="hi_IN" w:bidi="hi_IN"/>
-        </w:rPr>
-        <w:t>)। मसीह की मृत्यु में पाप का समाधान किया गया, जिसने पाप को अपने ऊपर लिया ताकि उसमें होकर हम परमेश्वर की धार्मिकता बन सकें (</w:t>
-      </w:r>
-      <w:hyperlink r:id="rId294">
-        <w:r>
-          <w:rPr>
-            <w:lang w:val="hi_IN" w:bidi="hi_IN"/>
-          </w:rPr>
-          <w:rPr>
-            <w:color w:val="0000EE"/>
-            <w:u w:val="single"/>
-          </w:rPr>
-          <w:t>2 कुरि 5:21</w:t>
-        </w:r>
-      </w:hyperlink>
-      <w:r>
-        <w:rPr>
-          <w:lang w:val="hi_IN" w:bidi="hi_IN"/>
-        </w:rPr>
-        <w:t>)। अपनी मृत्यु में, मसीह समस्त मानवता के दोष को सहन करते है ताकि उनमें विश्वास के द्वारा लोग परमेश्वर के साथ सच्चे संबंध में आ सकें।</w:t>
-      </w:r>
-    </w:p>
-    <w:p>
-      <w:pPr/>
-      <w:r>
-        <w:rPr>
-          <w:lang w:val="hi_IN" w:bidi="hi_IN"/>
-        </w:rPr>
-      </w:r>
-      <w:r>
-        <w:rPr>
-          <w:lang w:val="hi_IN" w:bidi="hi_IN"/>
-        </w:rPr>
-        <w:t xml:space="preserve">पौलुस के लिए, मानव पापपूर्णता के प्रकाश में धर्मीकरण ठहराना परमेश्वर की प्रकृति में निहित है, क्योंकि केवल परमेश्वर ही मानवता को चंगाई और उद्धार दे सकते है। धर्मी ठहराना केवल अनुग्रह द्वारा है। परमेश्वर की प्रकृति में निहित, यह मसीह के कार्य के माध्यम से परमेश्वर के उपहार के रूप में उपलब्ध कराया गया है। इसलिए हम अक्सर स्वीकार करते हैं कि मसीह "हमारे लिए" </w:t>
-      </w:r>
-      <w:r>
-        <w:rPr>
-          <w:lang w:val="hi_IN" w:bidi="hi_IN"/>
-        </w:rPr>
-        <w:t>मरा</w:t>
-      </w:r>
-      <w:r>
-        <w:rPr>
-          <w:lang w:val="hi_IN" w:bidi="hi_IN"/>
-        </w:rPr>
-        <w:t xml:space="preserve"> (</w:t>
-      </w:r>
-      <w:hyperlink r:id="rId295">
-        <w:r>
-          <w:rPr>
-            <w:lang w:val="hi_IN" w:bidi="hi_IN"/>
-          </w:rPr>
-          <w:rPr>
-            <w:color w:val="0000EE"/>
-            <w:u w:val="single"/>
-          </w:rPr>
-          <w:t>रोम 5:8</w:t>
-        </w:r>
-      </w:hyperlink>
-      <w:r>
-        <w:rPr>
-          <w:lang w:val="hi_IN" w:bidi="hi_IN"/>
-        </w:rPr>
-        <w:t xml:space="preserve">; </w:t>
-      </w:r>
-      <w:hyperlink r:id="rId296">
-        <w:r>
-          <w:rPr>
-            <w:lang w:val="hi_IN" w:bidi="hi_IN"/>
-          </w:rPr>
-          <w:rPr>
-            <w:color w:val="0000EE"/>
-            <w:u w:val="single"/>
-          </w:rPr>
-          <w:t>1 थिस्स 5:10</w:t>
-        </w:r>
-      </w:hyperlink>
-      <w:r>
-        <w:rPr>
-          <w:lang w:val="hi_IN" w:bidi="hi_IN"/>
-        </w:rPr>
-        <w:t>) या "हमारे पापों के लिए" (</w:t>
-      </w:r>
-      <w:hyperlink r:id="rId297">
-        <w:r>
-          <w:rPr>
-            <w:lang w:val="hi_IN" w:bidi="hi_IN"/>
-          </w:rPr>
-          <w:rPr>
-            <w:color w:val="0000EE"/>
-            <w:u w:val="single"/>
-          </w:rPr>
-          <w:t>1 कुरि 15:3</w:t>
-        </w:r>
-      </w:hyperlink>
-      <w:r>
-        <w:rPr>
-          <w:lang w:val="hi_IN" w:bidi="hi_IN"/>
-        </w:rPr>
-        <w:t>)। इस उपहार को प्राप्त करने का मार्ग विश्वास और केवल विश्वास के द्वारा है (</w:t>
-      </w:r>
-      <w:hyperlink r:id="rId18">
-        <w:r>
-          <w:rPr>
-            <w:lang w:val="hi_IN" w:bidi="hi_IN"/>
-          </w:rPr>
-          <w:rPr>
-            <w:color w:val="0000EE"/>
-            <w:u w:val="single"/>
-          </w:rPr>
-          <w:t>रोम 3:22</w:t>
-        </w:r>
-      </w:hyperlink>
-      <w:r>
-        <w:rPr>
-          <w:lang w:val="hi_IN" w:bidi="hi_IN"/>
-        </w:rPr>
-        <w:t xml:space="preserve">; </w:t>
-      </w:r>
-      <w:hyperlink r:id="rId298">
-        <w:r>
-          <w:rPr>
-            <w:lang w:val="hi_IN" w:bidi="hi_IN"/>
-          </w:rPr>
-          <w:rPr>
-            <w:color w:val="0000EE"/>
-            <w:u w:val="single"/>
-          </w:rPr>
-          <w:t>5:1</w:t>
-        </w:r>
-      </w:hyperlink>
-      <w:r>
-        <w:rPr>
-          <w:lang w:val="hi_IN" w:bidi="hi_IN"/>
-        </w:rPr>
-        <w:t>)। यह विश्वास मसीह के कार्य में एक सरल विश्वास है। यह एक विश्वास है जो स्वतंत्र रूप से मसीह के साथ पहचान करता है, उनके वचन से प्रेम करता है और परमेश्वर के राज्य के मूल्यों के अनुसार जीवन जीता है। न्यायी ठहराया गया व्यक्ति जानता है कि परमेश्वर के साथ उसका सही संबंध केवल अनुग्रह पर निर्भर करता है, न कि प्रयास या कर्मों पर। यह पूरी तरह से परमेश्वर के अनंत प्रेम का उपहार है। उनकी असमर्थता सुसमाचार की शक्ति से दूर हो जाती है, जिसमें परमेश्वर का उद्धारकारी कार्य प्रकट होता है (</w:t>
-      </w:r>
-      <w:hyperlink r:id="rId299">
-        <w:r>
-          <w:rPr>
-            <w:lang w:val="hi_IN" w:bidi="hi_IN"/>
-          </w:rPr>
-          <w:rPr>
-            <w:color w:val="0000EE"/>
-            <w:u w:val="single"/>
-          </w:rPr>
-          <w:t>रोमियों 1:17</w:t>
-        </w:r>
-      </w:hyperlink>
-      <w:r>
-        <w:rPr>
-          <w:lang w:val="hi_IN" w:bidi="hi_IN"/>
-        </w:rPr>
-        <w:t>)।</w:t>
-      </w:r>
-    </w:p>
-    <w:p>
-      <w:pPr/>
-      <w:r>
-        <w:rPr>
-          <w:lang w:val="hi_IN" w:bidi="hi_IN"/>
-        </w:rPr>
-      </w:r>
-      <w:r>
-        <w:rPr>
-          <w:lang w:val="hi_IN" w:bidi="hi_IN"/>
-        </w:rPr>
-        <w:t>न्यायीकरण का उल्लेख सुसमाचारों में उस दृष्टांत में किया गया है जिसमें फरीसी और चुंगी लेनेवाला मंदिर में प्रार्थना करने गए थे। फरीसी ने अपने धार्मिक कार्यों और नैतिक श्रेष्ठता को उजागर किया। चुंगी लेनेवाला, गहरे अपराधबोध और अयोग्यता का अनुभव करते हुए, केवल दया की याचना कर सका। यीशु के अनुसार, चुंगी लेनेवाला न्यायी ठहराया गया और अपने घर गया (</w:t>
-      </w:r>
-      <w:hyperlink r:id="rId300">
-        <w:r>
-          <w:rPr>
-            <w:lang w:val="hi_IN" w:bidi="hi_IN"/>
-          </w:rPr>
-          <w:rPr>
-            <w:color w:val="0000EE"/>
-            <w:u w:val="single"/>
-          </w:rPr>
-          <w:t>लूका 18:14</w:t>
-        </w:r>
-      </w:hyperlink>
-      <w:r>
-        <w:rPr>
-          <w:lang w:val="hi_IN" w:bidi="hi_IN"/>
-        </w:rPr>
-        <w:t>)। यह विश्वास द्वारा न्यायी ठहराए जाने का एकमात्र प्रत्यक्ष संदर्भ है। फिर भी, यीशु की पूरी सेवकाई उन लोगों से संबंधित थी जो अपनी भक्ति पर केंद्रित थे। वे परमेश्वर के सामने स्वयं को न्यायी ठहराना चाहते थे। वे स्वयं को पापियों और अनुचितों से अलग करते थे। वे अपने कार्यों पर इतने केंद्रित थे कि वे अनुग्रह के संदेश और पापियों की पूर्ण क्षमा से आहत होते थे (</w:t>
-      </w:r>
-      <w:hyperlink r:id="rId301">
-        <w:r>
-          <w:rPr>
-            <w:lang w:val="hi_IN" w:bidi="hi_IN"/>
-          </w:rPr>
-          <w:rPr>
-            <w:color w:val="0000EE"/>
-            <w:u w:val="single"/>
-          </w:rPr>
-          <w:t>लूका 7:36–50</w:t>
-        </w:r>
-      </w:hyperlink>
-      <w:r>
-        <w:rPr>
-          <w:lang w:val="hi_IN" w:bidi="hi_IN"/>
-        </w:rPr>
-        <w:t>)। यीशु ने उसी मुद्दे को संबोधित किया जिसे बाद में पौलुस ने सामना किया। केवल वे ही जो परमेश्वर के सामने स्वयं को नम्र करते हैं, उन्नत किए जाएंगे (</w:t>
-      </w:r>
-      <w:hyperlink r:id="rId302">
-        <w:r>
-          <w:rPr>
-            <w:lang w:val="hi_IN" w:bidi="hi_IN"/>
-          </w:rPr>
-          <w:rPr>
-            <w:color w:val="0000EE"/>
-            <w:u w:val="single"/>
-          </w:rPr>
-          <w:t>मत्ती 18:4</w:t>
-        </w:r>
-      </w:hyperlink>
-      <w:r>
-        <w:rPr>
-          <w:lang w:val="hi_IN" w:bidi="hi_IN"/>
-        </w:rPr>
-        <w:t xml:space="preserve">; </w:t>
-      </w:r>
-      <w:hyperlink r:id="rId303">
-        <w:r>
-          <w:rPr>
-            <w:lang w:val="hi_IN" w:bidi="hi_IN"/>
-          </w:rPr>
-          <w:rPr>
-            <w:color w:val="0000EE"/>
-            <w:u w:val="single"/>
-          </w:rPr>
-          <w:t>23:12</w:t>
-        </w:r>
-      </w:hyperlink>
-      <w:r>
-        <w:rPr>
-          <w:lang w:val="hi_IN" w:bidi="hi_IN"/>
-        </w:rPr>
-        <w:t>)। केवल पापी ही अनुग्रह का संदेश सुनते हैं (</w:t>
-      </w:r>
-      <w:hyperlink r:id="rId304">
-        <w:r>
-          <w:rPr>
-            <w:lang w:val="hi_IN" w:bidi="hi_IN"/>
-          </w:rPr>
-          <w:rPr>
-            <w:color w:val="0000EE"/>
-            <w:u w:val="single"/>
-          </w:rPr>
-          <w:t>लूका 5:32</w:t>
-        </w:r>
-      </w:hyperlink>
-      <w:r>
-        <w:rPr>
-          <w:lang w:val="hi_IN" w:bidi="hi_IN"/>
-        </w:rPr>
-        <w:t xml:space="preserve">; </w:t>
-      </w:r>
-      <w:hyperlink r:id="rId305">
-        <w:r>
-          <w:rPr>
-            <w:lang w:val="hi_IN" w:bidi="hi_IN"/>
-          </w:rPr>
-          <w:rPr>
-            <w:color w:val="0000EE"/>
-            <w:u w:val="single"/>
-          </w:rPr>
-          <w:t>15:7, 10</w:t>
-        </w:r>
-      </w:hyperlink>
-      <w:r>
-        <w:rPr>
-          <w:lang w:val="hi_IN" w:bidi="hi_IN"/>
-        </w:rPr>
-        <w:t xml:space="preserve">; </w:t>
-      </w:r>
-      <w:hyperlink r:id="rId306">
-        <w:r>
-          <w:rPr>
-            <w:lang w:val="hi_IN" w:bidi="hi_IN"/>
-          </w:rPr>
-          <w:rPr>
-            <w:color w:val="0000EE"/>
-            <w:u w:val="single"/>
-          </w:rPr>
-          <w:t>19:7</w:t>
-        </w:r>
-      </w:hyperlink>
-      <w:r>
-        <w:rPr>
-          <w:lang w:val="hi_IN" w:bidi="hi_IN"/>
-        </w:rPr>
-        <w:t>)। अयोग्य ही हैं जो चंगाई पाते हैं (</w:t>
-      </w:r>
-      <w:hyperlink r:id="rId307">
-        <w:r>
-          <w:rPr>
-            <w:lang w:val="hi_IN" w:bidi="hi_IN"/>
-          </w:rPr>
-          <w:rPr>
-            <w:color w:val="0000EE"/>
-            <w:u w:val="single"/>
-          </w:rPr>
-          <w:t>मत्ती 8:8</w:t>
-        </w:r>
-      </w:hyperlink>
-      <w:r>
-        <w:rPr>
-          <w:lang w:val="hi_IN" w:bidi="hi_IN"/>
-        </w:rPr>
-        <w:t>)।</w:t>
-      </w:r>
-    </w:p>
-    <w:p>
-      <w:pPr/>
-      <w:r>
-        <w:rPr>
-          <w:lang w:val="hi_IN" w:bidi="hi_IN"/>
-        </w:rPr>
-      </w:r>
-      <w:r>
-        <w:rPr>
-          <w:lang w:val="hi_IN" w:bidi="hi_IN"/>
-        </w:rPr>
-        <w:t>हमें हमेशा विश्वास द्वारा न्यायीकरण की पुष्टि करनी चाहिए। हर कोई अपने चरित्र और भक्ति के आधार पर परमेश्वर के सामने खड़ा होने के लिए व्यक्तिगत धार्मिकता की खोज करता है। लेकिन, कलीसिया का पुनरुत्थान और स्वास्थ्य (जैसा कि मार्टिन लूथर और जॉन वेस्ली में देखा गया) इस विश्वास पर निर्भर करता है कि "धर्मी विश्वास से जीवित रहेंगे" (</w:t>
-      </w:r>
-      <w:hyperlink r:id="rId299">
-        <w:r>
-          <w:rPr>
-            <w:lang w:val="hi_IN" w:bidi="hi_IN"/>
-          </w:rPr>
-          <w:rPr>
-            <w:color w:val="0000EE"/>
-            <w:u w:val="single"/>
-          </w:rPr>
-          <w:t>रोम 1:17</w:t>
-        </w:r>
-      </w:hyperlink>
-      <w:r>
-        <w:rPr>
-          <w:lang w:val="hi_IN" w:bidi="hi_IN"/>
-        </w:rPr>
-        <w:t xml:space="preserve">; </w:t>
-      </w:r>
       <w:hyperlink r:id="rId308">
-        <w:r>
-          <w:rPr>
-            <w:lang w:val="hi_IN" w:bidi="hi_IN"/>
-          </w:rPr>
-          <w:rPr>
-            <w:color w:val="0000EE"/>
-            <w:u w:val="single"/>
-          </w:rPr>
-          <w:t>इब्रा 10:38</w:t>
-        </w:r>
-      </w:hyperlink>
-      <w:r>
-        <w:rPr>
-          <w:lang w:val="hi_IN" w:bidi="hi_IN"/>
-        </w:rPr>
-        <w:t xml:space="preserve">; </w:t>
-      </w:r>
-      <w:hyperlink r:id="rId309">
         <w:r>
           <w:rPr>
             <w:lang w:val="hi_IN" w:bidi="hi_IN"/>
